--- a/force-app/main/default/documents/Loop__LOOP_Files/CACFADCEAd51143d7d2a64d418c116b97136d4ee5.docx
+++ b/force-app/main/default/documents/Loop__LOOP_Files/CACFADCEAd51143d7d2a64d418c116b97136d4ee5.docx
@@ -12,7 +12,7 @@
     <w:tbl>
       <w:tblPr>
         <w:tblStyle w:val="TableGrid"/>
-        <w:tblpPr w:leftFromText="180" w:rightFromText="180" w:vertAnchor="text" w:tblpY="310"/>
+        <w:tblpPr w:leftFromText="180" w:rightFromText="180" w:vertAnchor="text" w:tblpX="-141" w:tblpY="310"/>
         <w:tblW w:w="11050" w:type="dxa"/>
         <w:tblBorders>
           <w:top w:val="none" w:sz="0" w:space="0" w:color="auto"/>
@@ -994,6 +994,7 @@
               <w:bottom w:val="single" w:sz="4" w:space="0" w:color="000000" w:themeColor="text1"/>
               <w:right w:val="nil"/>
             </w:tcBorders>
+            <w:vAlign w:val="center"/>
           </w:tcPr>
           <w:p>
             <w:pPr>
@@ -1038,6 +1039,7 @@
               <w:bottom w:val="single" w:sz="4" w:space="0" w:color="000000" w:themeColor="text1"/>
               <w:right w:val="nil"/>
             </w:tcBorders>
+            <w:vAlign w:val="center"/>
           </w:tcPr>
           <w:p>
             <w:pPr>
@@ -1066,6 +1068,7 @@
               <w:top w:val="single" w:sz="4" w:space="0" w:color="000000" w:themeColor="text1"/>
             </w:tcBorders>
             <w:shd w:val="clear" w:color="auto" w:fill="D5DCE4" w:themeFill="text2" w:themeFillTint="33"/>
+            <w:vAlign w:val="center"/>
           </w:tcPr>
           <w:p>
             <w:pPr>
@@ -1094,6 +1097,7 @@
             <w:tcBorders>
               <w:top w:val="single" w:sz="4" w:space="0" w:color="000000" w:themeColor="text1"/>
             </w:tcBorders>
+            <w:vAlign w:val="center"/>
           </w:tcPr>
           <w:p>
             <w:pPr>
@@ -1143,6 +1147,7 @@
               <w:top w:val="single" w:sz="4" w:space="0" w:color="000000" w:themeColor="text1"/>
             </w:tcBorders>
             <w:shd w:val="clear" w:color="auto" w:fill="D5DCE4" w:themeFill="text2" w:themeFillTint="33"/>
+            <w:vAlign w:val="center"/>
           </w:tcPr>
           <w:p>
             <w:pPr>
@@ -1171,11 +1176,11 @@
             <w:tcBorders>
               <w:top w:val="single" w:sz="4" w:space="0" w:color="000000" w:themeColor="text1"/>
             </w:tcBorders>
-          </w:tcPr>
-          <w:p>
-            <w:pPr>
-              <w:spacing w:after="0" w:line="240" w:lineRule="auto"/>
-              <w:jc w:val="right"/>
+            <w:vAlign w:val="center"/>
+          </w:tcPr>
+          <w:p>
+            <w:pPr>
+              <w:spacing w:after="0" w:line="240" w:lineRule="auto"/>
               <w:rPr>
                 <w:rFonts w:asciiTheme="minorBidi" w:hAnsiTheme="minorBidi" w:cstheme="minorBidi"/>
                 <w:color w:val="000000" w:themeColor="text1"/>
@@ -1201,6 +1206,7 @@
               <w:top w:val="single" w:sz="4" w:space="0" w:color="000000" w:themeColor="text1"/>
             </w:tcBorders>
             <w:shd w:val="clear" w:color="auto" w:fill="D5DCE4" w:themeFill="text2" w:themeFillTint="33"/>
+            <w:vAlign w:val="center"/>
           </w:tcPr>
           <w:p>
             <w:pPr>
@@ -1229,6 +1235,7 @@
             <w:tcBorders>
               <w:top w:val="single" w:sz="4" w:space="0" w:color="000000" w:themeColor="text1"/>
             </w:tcBorders>
+            <w:vAlign w:val="center"/>
           </w:tcPr>
           <w:p>
             <w:pPr>
@@ -1284,6 +1291,7 @@
               <w:top w:val="single" w:sz="4" w:space="0" w:color="000000" w:themeColor="text1"/>
             </w:tcBorders>
             <w:shd w:val="clear" w:color="auto" w:fill="D5DCE4" w:themeFill="text2" w:themeFillTint="33"/>
+            <w:vAlign w:val="center"/>
           </w:tcPr>
           <w:p>
             <w:pPr>
@@ -1313,6 +1321,7 @@
             <w:tcBorders>
               <w:top w:val="single" w:sz="4" w:space="0" w:color="000000" w:themeColor="text1"/>
             </w:tcBorders>
+            <w:vAlign w:val="center"/>
           </w:tcPr>
           <w:p>
             <w:pPr>
@@ -1363,6 +1372,7 @@
               <w:top w:val="single" w:sz="4" w:space="0" w:color="000000" w:themeColor="text1"/>
             </w:tcBorders>
             <w:shd w:val="clear" w:color="auto" w:fill="D5DCE4" w:themeFill="text2" w:themeFillTint="33"/>
+            <w:vAlign w:val="center"/>
           </w:tcPr>
           <w:p>
             <w:pPr>
@@ -1391,11 +1401,11 @@
             <w:tcBorders>
               <w:top w:val="single" w:sz="4" w:space="0" w:color="000000" w:themeColor="text1"/>
             </w:tcBorders>
-          </w:tcPr>
-          <w:p>
-            <w:pPr>
-              <w:spacing w:after="0" w:line="240" w:lineRule="auto"/>
-              <w:jc w:val="right"/>
+            <w:vAlign w:val="center"/>
+          </w:tcPr>
+          <w:p>
+            <w:pPr>
+              <w:spacing w:after="0" w:line="240" w:lineRule="auto"/>
               <w:rPr>
                 <w:rFonts w:asciiTheme="minorBidi" w:hAnsiTheme="minorBidi" w:cstheme="minorBidi"/>
                 <w:color w:val="000000" w:themeColor="text1"/>
@@ -1441,6 +1451,7 @@
               <w:top w:val="single" w:sz="4" w:space="0" w:color="000000" w:themeColor="text1"/>
             </w:tcBorders>
             <w:shd w:val="clear" w:color="auto" w:fill="D5DCE4" w:themeFill="text2" w:themeFillTint="33"/>
+            <w:vAlign w:val="center"/>
           </w:tcPr>
           <w:p>
             <w:pPr>
@@ -1478,6 +1489,7 @@
             <w:tcBorders>
               <w:top w:val="single" w:sz="4" w:space="0" w:color="000000" w:themeColor="text1"/>
             </w:tcBorders>
+            <w:vAlign w:val="center"/>
           </w:tcPr>
           <w:p>
             <w:pPr>
@@ -1530,6 +1542,7 @@
           <w:tcPr>
             <w:tcW w:w="1995" w:type="dxa"/>
             <w:shd w:val="clear" w:color="auto" w:fill="D5DCE4" w:themeFill="text2" w:themeFillTint="33"/>
+            <w:vAlign w:val="center"/>
           </w:tcPr>
           <w:p>
             <w:pPr>
@@ -1558,25 +1571,46 @@
             <w:tcBorders>
               <w:bottom w:val="single" w:sz="4" w:space="0" w:color="000000" w:themeColor="text1"/>
             </w:tcBorders>
-          </w:tcPr>
-          <w:p>
-            <w:pPr>
-              <w:spacing w:after="0" w:line="240" w:lineRule="auto"/>
-              <w:rPr>
-                <w:rFonts w:asciiTheme="minorBidi" w:hAnsiTheme="minorBidi" w:cstheme="minorBidi"/>
-                <w:color w:val="000000" w:themeColor="text1"/>
-                <w:sz w:val="16"/>
-                <w:szCs w:val="16"/>
-              </w:rPr>
-            </w:pPr>
-            <w:r>
-              <w:rPr>
-                <w:rFonts w:asciiTheme="minorBidi" w:hAnsiTheme="minorBidi" w:cstheme="minorBidi"/>
-                <w:color w:val="000000" w:themeColor="text1"/>
-                <w:sz w:val="16"/>
-                <w:szCs w:val="16"/>
-              </w:rPr>
-              <w:t>&lt;&lt;Aircraft_MSN_Number&gt;&gt;</w:t>
+            <w:vAlign w:val="center"/>
+          </w:tcPr>
+          <w:p>
+            <w:pPr>
+              <w:spacing w:after="0" w:line="240" w:lineRule="auto"/>
+              <w:rPr>
+                <w:rFonts w:asciiTheme="minorBidi" w:hAnsiTheme="minorBidi" w:cstheme="minorBidi"/>
+                <w:color w:val="000000" w:themeColor="text1"/>
+                <w:sz w:val="16"/>
+                <w:szCs w:val="16"/>
+              </w:rPr>
+            </w:pPr>
+            <w:r>
+              <w:rPr>
+                <w:rFonts w:asciiTheme="minorBidi" w:hAnsiTheme="minorBidi" w:cstheme="minorBidi"/>
+                <w:color w:val="000000" w:themeColor="text1"/>
+                <w:sz w:val="16"/>
+                <w:szCs w:val="16"/>
+              </w:rPr>
+              <w:t>&lt;&lt;</w:t>
+            </w:r>
+            <w:proofErr w:type="spellStart"/>
+            <w:r>
+              <w:rPr>
+                <w:rFonts w:asciiTheme="minorBidi" w:hAnsiTheme="minorBidi" w:cstheme="minorBidi"/>
+                <w:color w:val="000000" w:themeColor="text1"/>
+                <w:sz w:val="16"/>
+                <w:szCs w:val="16"/>
+              </w:rPr>
+              <w:t>Aircraft_MSN_Number</w:t>
+            </w:r>
+            <w:proofErr w:type="spellEnd"/>
+            <w:r>
+              <w:rPr>
+                <w:rFonts w:asciiTheme="minorBidi" w:hAnsiTheme="minorBidi" w:cstheme="minorBidi"/>
+                <w:color w:val="000000" w:themeColor="text1"/>
+                <w:sz w:val="16"/>
+                <w:szCs w:val="16"/>
+              </w:rPr>
+              <w:t>&gt;&gt;</w:t>
             </w:r>
           </w:p>
         </w:tc>
@@ -1587,6 +1621,7 @@
               <w:bottom w:val="single" w:sz="4" w:space="0" w:color="000000" w:themeColor="text1"/>
             </w:tcBorders>
             <w:shd w:val="clear" w:color="auto" w:fill="D5DCE4" w:themeFill="text2" w:themeFillTint="33"/>
+            <w:vAlign w:val="center"/>
           </w:tcPr>
           <w:p>
             <w:pPr>
@@ -1615,11 +1650,11 @@
             <w:tcBorders>
               <w:bottom w:val="single" w:sz="4" w:space="0" w:color="000000" w:themeColor="text1"/>
             </w:tcBorders>
-          </w:tcPr>
-          <w:p>
-            <w:pPr>
-              <w:spacing w:after="0" w:line="240" w:lineRule="auto"/>
-              <w:jc w:val="right"/>
+            <w:vAlign w:val="center"/>
+          </w:tcPr>
+          <w:p>
+            <w:pPr>
+              <w:spacing w:after="0" w:line="240" w:lineRule="auto"/>
               <w:rPr>
                 <w:rFonts w:asciiTheme="minorBidi" w:hAnsiTheme="minorBidi" w:cstheme="minorBidi"/>
                 <w:color w:val="000000" w:themeColor="text1"/>
@@ -1665,6 +1700,7 @@
               <w:bottom w:val="single" w:sz="4" w:space="0" w:color="000000" w:themeColor="text1"/>
             </w:tcBorders>
             <w:shd w:val="clear" w:color="auto" w:fill="D5DCE4" w:themeFill="text2" w:themeFillTint="33"/>
+            <w:vAlign w:val="center"/>
           </w:tcPr>
           <w:p>
             <w:pPr>
@@ -1702,6 +1738,7 @@
             <w:tcBorders>
               <w:bottom w:val="single" w:sz="4" w:space="0" w:color="000000" w:themeColor="text1"/>
             </w:tcBorders>
+            <w:vAlign w:val="center"/>
           </w:tcPr>
           <w:p>
             <w:pPr>
@@ -1754,6 +1791,7 @@
           <w:tcPr>
             <w:tcW w:w="1995" w:type="dxa"/>
             <w:shd w:val="clear" w:color="auto" w:fill="D5DCE4" w:themeFill="text2" w:themeFillTint="33"/>
+            <w:vAlign w:val="center"/>
           </w:tcPr>
           <w:p>
             <w:pPr>
@@ -1784,6 +1822,7 @@
               <w:bottom w:val="single" w:sz="4" w:space="0" w:color="000000" w:themeColor="text1"/>
               <w:right w:val="single" w:sz="4" w:space="0" w:color="000000" w:themeColor="text1"/>
             </w:tcBorders>
+            <w:vAlign w:val="center"/>
           </w:tcPr>
           <w:p>
             <w:pPr>
@@ -1867,6 +1906,7 @@
               <w:bottom w:val="single" w:sz="4" w:space="0" w:color="000000" w:themeColor="text1"/>
               <w:right w:val="nil"/>
             </w:tcBorders>
+            <w:vAlign w:val="center"/>
           </w:tcPr>
           <w:p>
             <w:pPr>
@@ -1900,6 +1940,7 @@
               <w:bottom w:val="single" w:sz="4" w:space="0" w:color="000000" w:themeColor="text1"/>
               <w:right w:val="nil"/>
             </w:tcBorders>
+            <w:vAlign w:val="center"/>
           </w:tcPr>
           <w:p>
             <w:pPr>
@@ -1922,6 +1963,7 @@
               <w:bottom w:val="single" w:sz="4" w:space="0" w:color="000000" w:themeColor="text1"/>
               <w:right w:val="nil"/>
             </w:tcBorders>
+            <w:vAlign w:val="center"/>
           </w:tcPr>
           <w:p>
             <w:pPr>
@@ -1944,6 +1986,7 @@
               <w:bottom w:val="single" w:sz="4" w:space="0" w:color="000000" w:themeColor="text1"/>
               <w:right w:val="nil"/>
             </w:tcBorders>
+            <w:vAlign w:val="center"/>
           </w:tcPr>
           <w:p>
             <w:pPr>
@@ -1971,6 +2014,7 @@
               <w:bottom w:val="single" w:sz="4" w:space="0" w:color="000000" w:themeColor="text1"/>
               <w:right w:val="nil"/>
             </w:tcBorders>
+            <w:vAlign w:val="center"/>
           </w:tcPr>
           <w:p>
             <w:pPr>
@@ -1993,6 +2037,7 @@
               <w:bottom w:val="single" w:sz="4" w:space="0" w:color="000000" w:themeColor="text1"/>
               <w:right w:val="nil"/>
             </w:tcBorders>
+            <w:vAlign w:val="center"/>
           </w:tcPr>
           <w:p>
             <w:pPr>
@@ -2015,6 +2060,7 @@
               <w:bottom w:val="single" w:sz="4" w:space="0" w:color="000000" w:themeColor="text1"/>
               <w:right w:val="nil"/>
             </w:tcBorders>
+            <w:vAlign w:val="center"/>
           </w:tcPr>
           <w:p>
             <w:pPr>
@@ -2037,6 +2083,7 @@
               <w:bottom w:val="single" w:sz="4" w:space="0" w:color="000000" w:themeColor="text1"/>
               <w:right w:val="nil"/>
             </w:tcBorders>
+            <w:vAlign w:val="center"/>
           </w:tcPr>
           <w:p>
             <w:pPr>
@@ -2062,6 +2109,7 @@
               <w:top w:val="single" w:sz="4" w:space="0" w:color="000000" w:themeColor="text1"/>
             </w:tcBorders>
             <w:shd w:val="clear" w:color="auto" w:fill="D5DCE4" w:themeFill="text2" w:themeFillTint="33"/>
+            <w:vAlign w:val="center"/>
           </w:tcPr>
           <w:p>
             <w:pPr>
@@ -2091,6 +2139,7 @@
             <w:tcBorders>
               <w:top w:val="single" w:sz="4" w:space="0" w:color="000000" w:themeColor="text1"/>
             </w:tcBorders>
+            <w:vAlign w:val="center"/>
           </w:tcPr>
           <w:p>
             <w:pPr>
@@ -2109,27 +2158,7 @@
                 <w:sz w:val="16"/>
                 <w:szCs w:val="16"/>
               </w:rPr>
-              <w:t>&lt;&lt;</w:t>
-            </w:r>
-            <w:proofErr w:type="spellStart"/>
-            <w:r>
-              <w:rPr>
-                <w:rFonts w:asciiTheme="minorBidi" w:hAnsiTheme="minorBidi" w:cstheme="minorBidi"/>
-                <w:color w:val="000000" w:themeColor="text1"/>
-                <w:sz w:val="16"/>
-                <w:szCs w:val="16"/>
-              </w:rPr>
-              <w:t>Aircraft_Assigned_To_F</w:t>
-            </w:r>
-            <w:proofErr w:type="spellEnd"/>
-            <w:r>
-              <w:rPr>
-                <w:rFonts w:asciiTheme="minorBidi" w:hAnsiTheme="minorBidi" w:cstheme="minorBidi"/>
-                <w:color w:val="000000" w:themeColor="text1"/>
-                <w:sz w:val="16"/>
-                <w:szCs w:val="16"/>
-              </w:rPr>
-              <w:t>&gt;&gt;</w:t>
+              <w:t>&lt;&lt;Aircraft_Assigned_To_F&gt;&gt;</w:t>
             </w:r>
           </w:p>
         </w:tc>
@@ -2140,6 +2169,7 @@
               <w:top w:val="single" w:sz="4" w:space="0" w:color="000000" w:themeColor="text1"/>
             </w:tcBorders>
             <w:shd w:val="clear" w:color="auto" w:fill="D5DCE4" w:themeFill="text2" w:themeFillTint="33"/>
+            <w:vAlign w:val="center"/>
           </w:tcPr>
           <w:p>
             <w:pPr>
@@ -2168,6 +2198,7 @@
             <w:tcBorders>
               <w:top w:val="single" w:sz="4" w:space="0" w:color="000000" w:themeColor="text1"/>
             </w:tcBorders>
+            <w:vAlign w:val="center"/>
           </w:tcPr>
           <w:p>
             <w:pPr>
@@ -2263,6 +2294,7 @@
           <w:tcPr>
             <w:tcW w:w="1985" w:type="dxa"/>
             <w:shd w:val="clear" w:color="auto" w:fill="D5DCE4" w:themeFill="text2" w:themeFillTint="33"/>
+            <w:vAlign w:val="center"/>
           </w:tcPr>
           <w:p>
             <w:pPr>
@@ -2288,6 +2320,7 @@
         <w:tc>
           <w:tcPr>
             <w:tcW w:w="3556" w:type="dxa"/>
+            <w:vAlign w:val="center"/>
           </w:tcPr>
           <w:p>
             <w:pPr>
@@ -2388,6 +2421,7 @@
           <w:tcPr>
             <w:tcW w:w="2698" w:type="dxa"/>
             <w:shd w:val="clear" w:color="auto" w:fill="D5DCE4" w:themeFill="text2" w:themeFillTint="33"/>
+            <w:vAlign w:val="center"/>
           </w:tcPr>
           <w:p>
             <w:pPr>
@@ -2413,6 +2447,7 @@
         <w:tc>
           <w:tcPr>
             <w:tcW w:w="2818" w:type="dxa"/>
+            <w:vAlign w:val="center"/>
           </w:tcPr>
           <w:p>
             <w:pPr>
@@ -2464,6 +2499,7 @@
           <w:tcPr>
             <w:tcW w:w="1985" w:type="dxa"/>
             <w:shd w:val="clear" w:color="auto" w:fill="D5DCE4" w:themeFill="text2" w:themeFillTint="33"/>
+            <w:vAlign w:val="center"/>
           </w:tcPr>
           <w:p>
             <w:pPr>
@@ -2489,6 +2525,7 @@
         <w:tc>
           <w:tcPr>
             <w:tcW w:w="3556" w:type="dxa"/>
+            <w:vAlign w:val="center"/>
           </w:tcPr>
           <w:p>
             <w:pPr>
@@ -2535,6 +2572,7 @@
           <w:tcPr>
             <w:tcW w:w="2698" w:type="dxa"/>
             <w:shd w:val="clear" w:color="auto" w:fill="D5DCE4" w:themeFill="text2" w:themeFillTint="33"/>
+            <w:vAlign w:val="center"/>
           </w:tcPr>
           <w:p>
             <w:pPr>
@@ -2560,6 +2598,7 @@
         <w:tc>
           <w:tcPr>
             <w:tcW w:w="2818" w:type="dxa"/>
+            <w:vAlign w:val="center"/>
           </w:tcPr>
           <w:p>
             <w:pPr>
@@ -2578,7 +2617,27 @@
                 <w:sz w:val="16"/>
                 <w:szCs w:val="16"/>
               </w:rPr>
-              <w:t>&lt;&lt;Aircraft_Registration_Number&gt;&gt;</w:t>
+              <w:t>&lt;&lt;</w:t>
+            </w:r>
+            <w:proofErr w:type="spellStart"/>
+            <w:r>
+              <w:rPr>
+                <w:rFonts w:asciiTheme="minorBidi" w:hAnsiTheme="minorBidi" w:cstheme="minorBidi"/>
+                <w:color w:val="000000" w:themeColor="text1"/>
+                <w:sz w:val="16"/>
+                <w:szCs w:val="16"/>
+              </w:rPr>
+              <w:t>Aircraft_Registration_Number</w:t>
+            </w:r>
+            <w:proofErr w:type="spellEnd"/>
+            <w:r>
+              <w:rPr>
+                <w:rFonts w:asciiTheme="minorBidi" w:hAnsiTheme="minorBidi" w:cstheme="minorBidi"/>
+                <w:color w:val="000000" w:themeColor="text1"/>
+                <w:sz w:val="16"/>
+                <w:szCs w:val="16"/>
+              </w:rPr>
+              <w:t>&gt;&gt;</w:t>
             </w:r>
           </w:p>
         </w:tc>
@@ -2681,7 +2740,6 @@
           <w:tcPr>
             <w:tcW w:w="11022" w:type="dxa"/>
             <w:gridSpan w:val="9"/>
-            <w:shd w:val="clear" w:color="auto" w:fill="auto"/>
             <w:vAlign w:val="center"/>
           </w:tcPr>
           <w:tbl>
@@ -2759,7 +2817,6 @@
             <w:tcBorders>
               <w:bottom w:val="single" w:sz="4" w:space="0" w:color="auto"/>
             </w:tcBorders>
-            <w:shd w:val="clear" w:color="auto" w:fill="auto"/>
             <w:vAlign w:val="center"/>
           </w:tcPr>
           <w:p>
@@ -3471,7 +3528,6 @@
               <w:bottom w:val="single" w:sz="4" w:space="0" w:color="auto"/>
               <w:right w:val="single" w:sz="4" w:space="0" w:color="auto"/>
             </w:tcBorders>
-            <w:shd w:val="clear" w:color="auto" w:fill="auto"/>
             <w:vAlign w:val="center"/>
           </w:tcPr>
           <w:p>
@@ -3496,7 +3552,6 @@
               <w:bottom w:val="single" w:sz="4" w:space="0" w:color="auto"/>
               <w:right w:val="single" w:sz="4" w:space="0" w:color="auto"/>
             </w:tcBorders>
-            <w:shd w:val="clear" w:color="auto" w:fill="auto"/>
             <w:vAlign w:val="center"/>
           </w:tcPr>
           <w:p>
@@ -3521,7 +3576,6 @@
               <w:bottom w:val="single" w:sz="4" w:space="0" w:color="auto"/>
               <w:right w:val="single" w:sz="4" w:space="0" w:color="auto"/>
             </w:tcBorders>
-            <w:shd w:val="clear" w:color="auto" w:fill="auto"/>
             <w:vAlign w:val="center"/>
           </w:tcPr>
           <w:p>
@@ -3546,7 +3600,6 @@
               <w:bottom w:val="single" w:sz="4" w:space="0" w:color="auto"/>
               <w:right w:val="single" w:sz="4" w:space="0" w:color="auto"/>
             </w:tcBorders>
-            <w:shd w:val="clear" w:color="auto" w:fill="auto"/>
             <w:vAlign w:val="center"/>
           </w:tcPr>
           <w:p>
@@ -3571,7 +3624,6 @@
               <w:bottom w:val="single" w:sz="4" w:space="0" w:color="auto"/>
               <w:right w:val="single" w:sz="4" w:space="0" w:color="auto"/>
             </w:tcBorders>
-            <w:shd w:val="clear" w:color="auto" w:fill="auto"/>
             <w:vAlign w:val="center"/>
           </w:tcPr>
           <w:p>
@@ -3596,7 +3648,6 @@
               <w:bottom w:val="single" w:sz="4" w:space="0" w:color="auto"/>
               <w:right w:val="single" w:sz="4" w:space="0" w:color="auto"/>
             </w:tcBorders>
-            <w:shd w:val="clear" w:color="auto" w:fill="auto"/>
             <w:vAlign w:val="center"/>
           </w:tcPr>
           <w:p>
@@ -3621,7 +3672,6 @@
               <w:bottom w:val="single" w:sz="4" w:space="0" w:color="auto"/>
               <w:right w:val="single" w:sz="4" w:space="0" w:color="auto"/>
             </w:tcBorders>
-            <w:shd w:val="clear" w:color="auto" w:fill="auto"/>
             <w:vAlign w:val="center"/>
           </w:tcPr>
           <w:p>
@@ -3646,7 +3696,6 @@
               <w:bottom w:val="single" w:sz="4" w:space="0" w:color="auto"/>
               <w:right w:val="single" w:sz="4" w:space="0" w:color="auto"/>
             </w:tcBorders>
-            <w:shd w:val="clear" w:color="auto" w:fill="auto"/>
             <w:vAlign w:val="center"/>
           </w:tcPr>
           <w:p>
@@ -3711,7 +3760,6 @@
               <w:bottom w:val="single" w:sz="4" w:space="0" w:color="auto"/>
               <w:right w:val="single" w:sz="4" w:space="0" w:color="auto"/>
             </w:tcBorders>
-            <w:shd w:val="clear" w:color="auto" w:fill="auto"/>
             <w:vAlign w:val="center"/>
           </w:tcPr>
           <w:p>
@@ -3788,7 +3836,6 @@
               <w:bottom w:val="single" w:sz="4" w:space="0" w:color="auto"/>
               <w:right w:val="single" w:sz="4" w:space="0" w:color="auto"/>
             </w:tcBorders>
-            <w:shd w:val="clear" w:color="auto" w:fill="auto"/>
             <w:vAlign w:val="center"/>
           </w:tcPr>
           <w:p>
@@ -3902,7 +3949,6 @@
               <w:bottom w:val="single" w:sz="4" w:space="0" w:color="auto"/>
               <w:right w:val="single" w:sz="4" w:space="0" w:color="auto"/>
             </w:tcBorders>
-            <w:shd w:val="clear" w:color="auto" w:fill="auto"/>
             <w:vAlign w:val="center"/>
           </w:tcPr>
           <w:p>
@@ -4045,7 +4091,6 @@
           <w:tcPr>
             <w:tcW w:w="11022" w:type="dxa"/>
             <w:gridSpan w:val="7"/>
-            <w:shd w:val="clear" w:color="auto" w:fill="auto"/>
             <w:vAlign w:val="center"/>
           </w:tcPr>
           <w:tbl>
@@ -4123,7 +4168,6 @@
             <w:tcBorders>
               <w:bottom w:val="single" w:sz="4" w:space="0" w:color="auto"/>
             </w:tcBorders>
-            <w:shd w:val="clear" w:color="auto" w:fill="auto"/>
             <w:vAlign w:val="center"/>
           </w:tcPr>
           <w:p>
@@ -4677,7 +4721,6 @@
               <w:bottom w:val="single" w:sz="4" w:space="0" w:color="auto"/>
               <w:right w:val="single" w:sz="4" w:space="0" w:color="auto"/>
             </w:tcBorders>
-            <w:shd w:val="clear" w:color="auto" w:fill="auto"/>
             <w:vAlign w:val="center"/>
           </w:tcPr>
           <w:p>
@@ -4702,7 +4745,6 @@
               <w:bottom w:val="single" w:sz="4" w:space="0" w:color="auto"/>
               <w:right w:val="single" w:sz="4" w:space="0" w:color="auto"/>
             </w:tcBorders>
-            <w:shd w:val="clear" w:color="auto" w:fill="auto"/>
             <w:vAlign w:val="center"/>
           </w:tcPr>
           <w:p>
@@ -4727,7 +4769,6 @@
               <w:bottom w:val="single" w:sz="4" w:space="0" w:color="auto"/>
               <w:right w:val="single" w:sz="4" w:space="0" w:color="auto"/>
             </w:tcBorders>
-            <w:shd w:val="clear" w:color="auto" w:fill="auto"/>
             <w:vAlign w:val="center"/>
           </w:tcPr>
           <w:p>
@@ -4752,7 +4793,6 @@
               <w:bottom w:val="single" w:sz="4" w:space="0" w:color="auto"/>
               <w:right w:val="single" w:sz="4" w:space="0" w:color="auto"/>
             </w:tcBorders>
-            <w:shd w:val="clear" w:color="auto" w:fill="auto"/>
             <w:vAlign w:val="center"/>
           </w:tcPr>
           <w:p>
@@ -4777,7 +4817,6 @@
               <w:bottom w:val="single" w:sz="4" w:space="0" w:color="auto"/>
               <w:right w:val="single" w:sz="4" w:space="0" w:color="auto"/>
             </w:tcBorders>
-            <w:shd w:val="clear" w:color="auto" w:fill="auto"/>
             <w:vAlign w:val="center"/>
           </w:tcPr>
           <w:p>
@@ -4802,7 +4841,6 @@
               <w:bottom w:val="single" w:sz="4" w:space="0" w:color="auto"/>
               <w:right w:val="single" w:sz="4" w:space="0" w:color="auto"/>
             </w:tcBorders>
-            <w:shd w:val="clear" w:color="auto" w:fill="auto"/>
             <w:vAlign w:val="center"/>
           </w:tcPr>
           <w:p>
@@ -4867,7 +4905,6 @@
               <w:bottom w:val="single" w:sz="4" w:space="0" w:color="auto"/>
               <w:right w:val="single" w:sz="4" w:space="0" w:color="auto"/>
             </w:tcBorders>
-            <w:shd w:val="clear" w:color="auto" w:fill="auto"/>
             <w:vAlign w:val="center"/>
           </w:tcPr>
           <w:p>
@@ -4942,7 +4979,6 @@
               <w:bottom w:val="single" w:sz="4" w:space="0" w:color="auto"/>
               <w:right w:val="single" w:sz="4" w:space="0" w:color="auto"/>
             </w:tcBorders>
-            <w:shd w:val="clear" w:color="auto" w:fill="auto"/>
             <w:vAlign w:val="center"/>
           </w:tcPr>
           <w:p>
@@ -5055,7 +5091,6 @@
               <w:bottom w:val="single" w:sz="4" w:space="0" w:color="auto"/>
               <w:right w:val="single" w:sz="4" w:space="0" w:color="auto"/>
             </w:tcBorders>
-            <w:shd w:val="clear" w:color="auto" w:fill="auto"/>
             <w:vAlign w:val="center"/>
           </w:tcPr>
           <w:p>
@@ -5196,7 +5231,6 @@
           <w:tcPr>
             <w:tcW w:w="11022" w:type="dxa"/>
             <w:gridSpan w:val="5"/>
-            <w:shd w:val="clear" w:color="auto" w:fill="auto"/>
             <w:vAlign w:val="center"/>
           </w:tcPr>
           <w:tbl>
@@ -5274,7 +5308,6 @@
             <w:tcBorders>
               <w:bottom w:val="single" w:sz="4" w:space="0" w:color="auto"/>
             </w:tcBorders>
-            <w:shd w:val="clear" w:color="auto" w:fill="auto"/>
             <w:vAlign w:val="center"/>
           </w:tcPr>
           <w:p>
@@ -5676,6 +5709,7 @@
                 <w:szCs w:val="16"/>
                 <w:lang w:val="en-IN"/>
               </w:rPr>
+              <w:lastRenderedPageBreak/>
               <w:instrText>&lt;&lt;Weight_Table_Data_Start&gt;&gt;</w:instrText>
             </w:r>
           </w:p>
@@ -5689,7 +5723,6 @@
               <w:bottom w:val="single" w:sz="4" w:space="0" w:color="auto"/>
               <w:right w:val="single" w:sz="4" w:space="0" w:color="auto"/>
             </w:tcBorders>
-            <w:shd w:val="clear" w:color="auto" w:fill="auto"/>
             <w:vAlign w:val="center"/>
           </w:tcPr>
           <w:p>
@@ -5714,7 +5747,6 @@
               <w:bottom w:val="single" w:sz="4" w:space="0" w:color="auto"/>
               <w:right w:val="single" w:sz="4" w:space="0" w:color="auto"/>
             </w:tcBorders>
-            <w:shd w:val="clear" w:color="auto" w:fill="auto"/>
             <w:vAlign w:val="center"/>
           </w:tcPr>
           <w:p>
@@ -5739,7 +5771,6 @@
               <w:bottom w:val="single" w:sz="4" w:space="0" w:color="auto"/>
               <w:right w:val="single" w:sz="4" w:space="0" w:color="auto"/>
             </w:tcBorders>
-            <w:shd w:val="clear" w:color="auto" w:fill="auto"/>
             <w:vAlign w:val="center"/>
           </w:tcPr>
           <w:p>
@@ -5764,7 +5795,6 @@
               <w:bottom w:val="single" w:sz="4" w:space="0" w:color="auto"/>
               <w:right w:val="single" w:sz="4" w:space="0" w:color="auto"/>
             </w:tcBorders>
-            <w:shd w:val="clear" w:color="auto" w:fill="auto"/>
             <w:vAlign w:val="center"/>
           </w:tcPr>
           <w:p>
@@ -5829,7 +5859,6 @@
               <w:bottom w:val="single" w:sz="4" w:space="0" w:color="auto"/>
               <w:right w:val="single" w:sz="4" w:space="0" w:color="auto"/>
             </w:tcBorders>
-            <w:shd w:val="clear" w:color="auto" w:fill="auto"/>
             <w:vAlign w:val="center"/>
           </w:tcPr>
           <w:p>
@@ -5904,7 +5933,6 @@
               <w:bottom w:val="single" w:sz="4" w:space="0" w:color="auto"/>
               <w:right w:val="single" w:sz="4" w:space="0" w:color="auto"/>
             </w:tcBorders>
-            <w:shd w:val="clear" w:color="auto" w:fill="auto"/>
             <w:vAlign w:val="center"/>
           </w:tcPr>
           <w:p>
@@ -6017,7 +6045,6 @@
               <w:bottom w:val="single" w:sz="4" w:space="0" w:color="auto"/>
               <w:right w:val="single" w:sz="4" w:space="0" w:color="auto"/>
             </w:tcBorders>
-            <w:shd w:val="clear" w:color="auto" w:fill="auto"/>
             <w:vAlign w:val="center"/>
           </w:tcPr>
           <w:p>
@@ -6158,7 +6185,6 @@
           <w:tcPr>
             <w:tcW w:w="11022" w:type="dxa"/>
             <w:gridSpan w:val="5"/>
-            <w:shd w:val="clear" w:color="auto" w:fill="auto"/>
             <w:vAlign w:val="center"/>
           </w:tcPr>
           <w:tbl>
@@ -6247,7 +6273,6 @@
             <w:tcBorders>
               <w:bottom w:val="single" w:sz="4" w:space="0" w:color="auto"/>
             </w:tcBorders>
-            <w:shd w:val="clear" w:color="auto" w:fill="auto"/>
             <w:vAlign w:val="center"/>
           </w:tcPr>
           <w:p>
@@ -6267,7 +6292,6 @@
         <w:tc>
           <w:tcPr>
             <w:tcW w:w="4002" w:type="dxa"/>
-            <w:shd w:val="clear" w:color="auto" w:fill="auto"/>
             <w:vAlign w:val="center"/>
           </w:tcPr>
           <w:p>
@@ -6365,7 +6389,6 @@
             <w:tcBorders>
               <w:left w:val="single" w:sz="4" w:space="0" w:color="auto"/>
             </w:tcBorders>
-            <w:shd w:val="clear" w:color="auto" w:fill="auto"/>
             <w:vAlign w:val="center"/>
           </w:tcPr>
           <w:p>
@@ -6524,7 +6547,6 @@
             <w:tcBorders>
               <w:left w:val="single" w:sz="4" w:space="0" w:color="auto"/>
             </w:tcBorders>
-            <w:shd w:val="clear" w:color="auto" w:fill="auto"/>
             <w:vAlign w:val="center"/>
           </w:tcPr>
           <w:p>
@@ -6589,7 +6611,6 @@
               <w:bottom w:val="single" w:sz="4" w:space="0" w:color="auto"/>
               <w:right w:val="single" w:sz="4" w:space="0" w:color="auto"/>
             </w:tcBorders>
-            <w:shd w:val="clear" w:color="auto" w:fill="auto"/>
             <w:vAlign w:val="center"/>
           </w:tcPr>
           <w:p>
@@ -6614,7 +6635,6 @@
               <w:bottom w:val="single" w:sz="4" w:space="0" w:color="auto"/>
               <w:right w:val="single" w:sz="4" w:space="0" w:color="auto"/>
             </w:tcBorders>
-            <w:shd w:val="clear" w:color="auto" w:fill="auto"/>
             <w:vAlign w:val="center"/>
           </w:tcPr>
           <w:p>
@@ -6638,7 +6658,6 @@
             <w:tcBorders>
               <w:left w:val="single" w:sz="4" w:space="0" w:color="auto"/>
             </w:tcBorders>
-            <w:shd w:val="clear" w:color="auto" w:fill="auto"/>
             <w:vAlign w:val="center"/>
           </w:tcPr>
           <w:p>
@@ -6703,7 +6722,6 @@
               <w:bottom w:val="single" w:sz="4" w:space="0" w:color="auto"/>
               <w:right w:val="single" w:sz="4" w:space="0" w:color="auto"/>
             </w:tcBorders>
-            <w:shd w:val="clear" w:color="auto" w:fill="auto"/>
             <w:vAlign w:val="center"/>
           </w:tcPr>
           <w:p>
@@ -6744,7 +6762,6 @@
             <w:tcBorders>
               <w:left w:val="single" w:sz="4" w:space="0" w:color="auto"/>
             </w:tcBorders>
-            <w:shd w:val="clear" w:color="auto" w:fill="auto"/>
             <w:vAlign w:val="center"/>
           </w:tcPr>
           <w:p>
@@ -6809,7 +6826,6 @@
               <w:bottom w:val="single" w:sz="4" w:space="0" w:color="auto"/>
               <w:right w:val="single" w:sz="4" w:space="0" w:color="auto"/>
             </w:tcBorders>
-            <w:shd w:val="clear" w:color="auto" w:fill="auto"/>
             <w:vAlign w:val="center"/>
           </w:tcPr>
           <w:p>
@@ -6878,7 +6894,6 @@
             <w:tcBorders>
               <w:left w:val="single" w:sz="4" w:space="0" w:color="auto"/>
             </w:tcBorders>
-            <w:shd w:val="clear" w:color="auto" w:fill="auto"/>
             <w:vAlign w:val="center"/>
           </w:tcPr>
           <w:p>
@@ -6944,7 +6959,6 @@
               <w:bottom w:val="single" w:sz="4" w:space="0" w:color="auto"/>
               <w:right w:val="single" w:sz="4" w:space="0" w:color="auto"/>
             </w:tcBorders>
-            <w:shd w:val="clear" w:color="auto" w:fill="auto"/>
             <w:vAlign w:val="center"/>
           </w:tcPr>
           <w:p>
@@ -6976,7 +6990,6 @@
             <w:tcBorders>
               <w:left w:val="single" w:sz="4" w:space="0" w:color="auto"/>
             </w:tcBorders>
-            <w:shd w:val="clear" w:color="auto" w:fill="auto"/>
             <w:vAlign w:val="center"/>
           </w:tcPr>
           <w:p>
@@ -7063,6 +7076,7 @@
               <w:bottom w:val="single" w:sz="4" w:space="0" w:color="000000" w:themeColor="text1"/>
               <w:right w:val="nil"/>
             </w:tcBorders>
+            <w:vAlign w:val="center"/>
           </w:tcPr>
           <w:p>
             <w:pPr>
@@ -7099,6 +7113,7 @@
               <w:bottom w:val="single" w:sz="4" w:space="0" w:color="000000" w:themeColor="text1"/>
               <w:right w:val="nil"/>
             </w:tcBorders>
+            <w:vAlign w:val="center"/>
           </w:tcPr>
           <w:p>
             <w:pPr>
@@ -7124,6 +7139,7 @@
               <w:bottom w:val="single" w:sz="4" w:space="0" w:color="000000" w:themeColor="text1"/>
               <w:right w:val="nil"/>
             </w:tcBorders>
+            <w:vAlign w:val="center"/>
           </w:tcPr>
           <w:p>
             <w:pPr>
@@ -7149,6 +7165,7 @@
               <w:bottom w:val="single" w:sz="4" w:space="0" w:color="000000" w:themeColor="text1"/>
               <w:right w:val="nil"/>
             </w:tcBorders>
+            <w:vAlign w:val="center"/>
           </w:tcPr>
           <w:p>
             <w:pPr>
@@ -7173,6 +7190,7 @@
               <w:bottom w:val="single" w:sz="4" w:space="0" w:color="000000" w:themeColor="text1"/>
               <w:right w:val="nil"/>
             </w:tcBorders>
+            <w:vAlign w:val="center"/>
           </w:tcPr>
           <w:p>
             <w:pPr>
@@ -7204,6 +7222,7 @@
               <w:bottom w:val="single" w:sz="4" w:space="0" w:color="000000" w:themeColor="text1"/>
               <w:right w:val="nil"/>
             </w:tcBorders>
+            <w:vAlign w:val="center"/>
           </w:tcPr>
           <w:p>
             <w:pPr>
@@ -7229,6 +7248,7 @@
               <w:bottom w:val="single" w:sz="4" w:space="0" w:color="000000" w:themeColor="text1"/>
               <w:right w:val="nil"/>
             </w:tcBorders>
+            <w:vAlign w:val="center"/>
           </w:tcPr>
           <w:p>
             <w:pPr>
@@ -7254,6 +7274,7 @@
               <w:bottom w:val="single" w:sz="4" w:space="0" w:color="000000" w:themeColor="text1"/>
               <w:right w:val="nil"/>
             </w:tcBorders>
+            <w:vAlign w:val="center"/>
           </w:tcPr>
           <w:p>
             <w:pPr>
@@ -7279,6 +7300,7 @@
               <w:bottom w:val="single" w:sz="4" w:space="0" w:color="000000" w:themeColor="text1"/>
               <w:right w:val="nil"/>
             </w:tcBorders>
+            <w:vAlign w:val="center"/>
           </w:tcPr>
           <w:p>
             <w:pPr>
@@ -7303,6 +7325,7 @@
               <w:bottom w:val="single" w:sz="4" w:space="0" w:color="000000" w:themeColor="text1"/>
               <w:right w:val="nil"/>
             </w:tcBorders>
+            <w:vAlign w:val="center"/>
           </w:tcPr>
           <w:p>
             <w:pPr>
@@ -7344,6 +7367,7 @@
               <w:right w:val="single" w:sz="4" w:space="0" w:color="auto"/>
             </w:tcBorders>
             <w:shd w:val="clear" w:color="auto" w:fill="D5DCE4" w:themeFill="text2" w:themeFillTint="33"/>
+            <w:vAlign w:val="center"/>
           </w:tcPr>
           <w:p>
             <w:pPr>
@@ -7396,11 +7420,11 @@
               <w:right w:val="single" w:sz="4" w:space="0" w:color="auto"/>
             </w:tcBorders>
             <w:shd w:val="clear" w:color="auto" w:fill="D5DCE4" w:themeFill="text2" w:themeFillTint="33"/>
-          </w:tcPr>
-          <w:p>
-            <w:pPr>
-              <w:spacing w:after="0" w:line="240" w:lineRule="auto"/>
-              <w:jc w:val="right"/>
+            <w:vAlign w:val="center"/>
+          </w:tcPr>
+          <w:p>
+            <w:pPr>
+              <w:spacing w:after="0" w:line="240" w:lineRule="auto"/>
               <w:rPr>
                 <w:rFonts w:asciiTheme="minorBidi" w:hAnsiTheme="minorBidi" w:cstheme="minorBidi"/>
                 <w:color w:val="000000" w:themeColor="text1"/>
@@ -7430,6 +7454,7 @@
               <w:right w:val="single" w:sz="4" w:space="0" w:color="auto"/>
             </w:tcBorders>
             <w:shd w:val="clear" w:color="auto" w:fill="D5DCE4" w:themeFill="text2" w:themeFillTint="33"/>
+            <w:vAlign w:val="center"/>
           </w:tcPr>
           <w:p>
             <w:pPr>
@@ -7462,11 +7487,11 @@
               <w:right w:val="single" w:sz="4" w:space="0" w:color="auto"/>
             </w:tcBorders>
             <w:shd w:val="clear" w:color="auto" w:fill="D5DCE4" w:themeFill="text2" w:themeFillTint="33"/>
-          </w:tcPr>
-          <w:p>
-            <w:pPr>
-              <w:spacing w:after="0" w:line="240" w:lineRule="auto"/>
-              <w:jc w:val="right"/>
+            <w:vAlign w:val="center"/>
+          </w:tcPr>
+          <w:p>
+            <w:pPr>
+              <w:spacing w:after="0" w:line="240" w:lineRule="auto"/>
               <w:rPr>
                 <w:rFonts w:asciiTheme="minorBidi" w:hAnsiTheme="minorBidi" w:cstheme="minorBidi"/>
                 <w:color w:val="000000" w:themeColor="text1"/>
@@ -7494,6 +7519,7 @@
               <w:right w:val="single" w:sz="4" w:space="0" w:color="auto"/>
             </w:tcBorders>
             <w:shd w:val="clear" w:color="auto" w:fill="D5DCE4" w:themeFill="text2" w:themeFillTint="33"/>
+            <w:vAlign w:val="center"/>
           </w:tcPr>
           <w:p>
             <w:pPr>
@@ -7526,11 +7552,11 @@
               <w:right w:val="single" w:sz="4" w:space="0" w:color="auto"/>
             </w:tcBorders>
             <w:shd w:val="clear" w:color="auto" w:fill="D5DCE4" w:themeFill="text2" w:themeFillTint="33"/>
-          </w:tcPr>
-          <w:p>
-            <w:pPr>
-              <w:spacing w:after="0" w:line="240" w:lineRule="auto"/>
-              <w:jc w:val="right"/>
+            <w:vAlign w:val="center"/>
+          </w:tcPr>
+          <w:p>
+            <w:pPr>
+              <w:spacing w:after="0" w:line="240" w:lineRule="auto"/>
               <w:rPr>
                 <w:rFonts w:asciiTheme="minorBidi" w:hAnsiTheme="minorBidi" w:cstheme="minorBidi"/>
                 <w:color w:val="000000" w:themeColor="text1"/>
@@ -7577,11 +7603,11 @@
               <w:right w:val="single" w:sz="4" w:space="0" w:color="auto"/>
             </w:tcBorders>
             <w:shd w:val="clear" w:color="auto" w:fill="D5DCE4" w:themeFill="text2" w:themeFillTint="33"/>
-          </w:tcPr>
-          <w:p>
-            <w:pPr>
-              <w:spacing w:after="0" w:line="240" w:lineRule="auto"/>
-              <w:jc w:val="right"/>
+            <w:vAlign w:val="center"/>
+          </w:tcPr>
+          <w:p>
+            <w:pPr>
+              <w:spacing w:after="0" w:line="240" w:lineRule="auto"/>
               <w:rPr>
                 <w:rFonts w:asciiTheme="minorBidi" w:hAnsiTheme="minorBidi" w:cstheme="minorBidi"/>
                 <w:color w:val="000000" w:themeColor="text1"/>
@@ -7613,7 +7639,7 @@
           </w:tblBorders>
         </w:tblPrEx>
         <w:trPr>
-          <w:trHeight w:val="282"/>
+          <w:trHeight w:val="284"/>
           <w:jc w:val="center"/>
         </w:trPr>
         <w:tc>
@@ -7622,49 +7648,39 @@
             <w:tcBorders>
               <w:top w:val="single" w:sz="4" w:space="0" w:color="auto"/>
               <w:left w:val="single" w:sz="4" w:space="0" w:color="auto"/>
-              <w:bottom w:val="single" w:sz="4" w:space="0" w:color="000000" w:themeColor="text1"/>
+              <w:bottom w:val="single" w:sz="4" w:space="0" w:color="auto"/>
               <w:right w:val="single" w:sz="4" w:space="0" w:color="auto"/>
             </w:tcBorders>
             <w:shd w:val="clear" w:color="auto" w:fill="D5DCE4" w:themeFill="text2" w:themeFillTint="33"/>
-          </w:tcPr>
-          <w:p>
-            <w:pPr>
-              <w:spacing w:after="0" w:line="240" w:lineRule="auto"/>
-              <w:rPr>
-                <w:rFonts w:asciiTheme="minorBidi" w:hAnsiTheme="minorBidi" w:cstheme="minorBidi"/>
-                <w:color w:val="000000" w:themeColor="text1"/>
-                <w:sz w:val="16"/>
-                <w:szCs w:val="16"/>
-              </w:rPr>
-            </w:pPr>
-            <w:r>
-              <w:rPr>
-                <w:rFonts w:asciiTheme="minorBidi" w:hAnsiTheme="minorBidi" w:cstheme="minorBidi"/>
-                <w:color w:val="000000" w:themeColor="text1"/>
-                <w:sz w:val="16"/>
-                <w:szCs w:val="16"/>
-              </w:rPr>
-              <w:t>&lt;&lt;</w:t>
-            </w:r>
-            <w:proofErr w:type="spellStart"/>
-            <w:r>
-              <w:rPr>
-                <w:rFonts w:asciiTheme="minorBidi" w:hAnsiTheme="minorBidi" w:cstheme="minorBidi"/>
-                <w:color w:val="000000" w:themeColor="text1"/>
-                <w:sz w:val="16"/>
-                <w:szCs w:val="16"/>
-              </w:rPr>
-              <w:t>Spec_Fuel_Capacity_Fuel_Load_Type</w:t>
-            </w:r>
-            <w:proofErr w:type="spellEnd"/>
-            <w:r>
-              <w:rPr>
-                <w:rFonts w:asciiTheme="minorBidi" w:hAnsiTheme="minorBidi" w:cstheme="minorBidi"/>
-                <w:color w:val="000000" w:themeColor="text1"/>
-                <w:sz w:val="16"/>
-                <w:szCs w:val="16"/>
-              </w:rPr>
-              <w:t>&gt;&gt;</w:t>
+            <w:vAlign w:val="center"/>
+          </w:tcPr>
+          <w:p>
+            <w:pPr>
+              <w:spacing w:after="0" w:line="240" w:lineRule="auto"/>
+              <w:rPr>
+                <w:rFonts w:asciiTheme="minorBidi" w:hAnsiTheme="minorBidi" w:cstheme="minorBidi"/>
+                <w:color w:val="000000" w:themeColor="text1"/>
+                <w:sz w:val="16"/>
+                <w:szCs w:val="16"/>
+              </w:rPr>
+            </w:pPr>
+            <w:r>
+              <w:rPr>
+                <w:rFonts w:asciiTheme="minorBidi" w:hAnsiTheme="minorBidi" w:cstheme="minorBidi"/>
+                <w:color w:val="000000" w:themeColor="text1"/>
+                <w:sz w:val="16"/>
+                <w:szCs w:val="16"/>
+              </w:rPr>
+              <w:t>&lt;&lt;Spec_Fuel_Capacity_Start&gt;&gt;</w:t>
+            </w:r>
+            <w:r>
+              <w:rPr>
+                <w:rFonts w:asciiTheme="minorBidi" w:hAnsiTheme="minorBidi" w:cstheme="minorBidi"/>
+                <w:color w:val="000000" w:themeColor="text1"/>
+                <w:sz w:val="16"/>
+                <w:szCs w:val="16"/>
+              </w:rPr>
+              <w:t>&lt;&lt;Spec_Fuel_Capacity_Fuel_Load_Type&gt;&gt;</w:t>
             </w:r>
           </w:p>
         </w:tc>
@@ -7675,15 +7691,14 @@
             <w:tcBorders>
               <w:top w:val="single" w:sz="4" w:space="0" w:color="auto"/>
               <w:left w:val="single" w:sz="4" w:space="0" w:color="auto"/>
-              <w:bottom w:val="single" w:sz="4" w:space="0" w:color="000000" w:themeColor="text1"/>
+              <w:bottom w:val="single" w:sz="4" w:space="0" w:color="auto"/>
               <w:right w:val="single" w:sz="4" w:space="0" w:color="auto"/>
             </w:tcBorders>
-            <w:shd w:val="clear" w:color="auto" w:fill="auto"/>
-          </w:tcPr>
-          <w:p>
-            <w:pPr>
-              <w:spacing w:after="0" w:line="240" w:lineRule="auto"/>
-              <w:jc w:val="right"/>
+            <w:vAlign w:val="center"/>
+          </w:tcPr>
+          <w:p>
+            <w:pPr>
+              <w:spacing w:after="0" w:line="240" w:lineRule="auto"/>
               <w:rPr>
                 <w:rFonts w:asciiTheme="minorBidi" w:hAnsiTheme="minorBidi" w:cstheme="minorBidi"/>
                 <w:color w:val="000000" w:themeColor="text1"/>
@@ -7729,10 +7744,10 @@
             <w:tcBorders>
               <w:top w:val="single" w:sz="4" w:space="0" w:color="auto"/>
               <w:left w:val="single" w:sz="4" w:space="0" w:color="auto"/>
-              <w:bottom w:val="single" w:sz="4" w:space="0" w:color="000000" w:themeColor="text1"/>
+              <w:bottom w:val="single" w:sz="4" w:space="0" w:color="auto"/>
               <w:right w:val="single" w:sz="4" w:space="0" w:color="auto"/>
             </w:tcBorders>
-            <w:shd w:val="clear" w:color="auto" w:fill="auto"/>
+            <w:vAlign w:val="center"/>
           </w:tcPr>
           <w:p>
             <w:pPr>
@@ -7853,15 +7868,14 @@
             <w:tcBorders>
               <w:top w:val="single" w:sz="4" w:space="0" w:color="auto"/>
               <w:left w:val="single" w:sz="4" w:space="0" w:color="auto"/>
-              <w:bottom w:val="single" w:sz="4" w:space="0" w:color="000000" w:themeColor="text1"/>
+              <w:bottom w:val="single" w:sz="4" w:space="0" w:color="auto"/>
               <w:right w:val="single" w:sz="4" w:space="0" w:color="auto"/>
             </w:tcBorders>
-            <w:shd w:val="clear" w:color="auto" w:fill="auto"/>
-          </w:tcPr>
-          <w:p>
-            <w:pPr>
-              <w:spacing w:after="0" w:line="240" w:lineRule="auto"/>
-              <w:jc w:val="right"/>
+            <w:vAlign w:val="center"/>
+          </w:tcPr>
+          <w:p>
+            <w:pPr>
+              <w:spacing w:after="0" w:line="240" w:lineRule="auto"/>
               <w:rPr>
                 <w:rFonts w:asciiTheme="minorBidi" w:hAnsiTheme="minorBidi" w:cstheme="minorBidi"/>
                 <w:color w:val="000000" w:themeColor="text1"/>
@@ -7905,10 +7919,10 @@
             <w:tcW w:w="1418" w:type="dxa"/>
             <w:tcBorders>
               <w:top w:val="single" w:sz="4" w:space="0" w:color="auto"/>
-              <w:bottom w:val="single" w:sz="4" w:space="0" w:color="000000" w:themeColor="text1"/>
+              <w:bottom w:val="single" w:sz="4" w:space="0" w:color="auto"/>
               <w:right w:val="single" w:sz="4" w:space="0" w:color="auto"/>
             </w:tcBorders>
-            <w:shd w:val="clear" w:color="auto" w:fill="auto"/>
+            <w:vAlign w:val="center"/>
           </w:tcPr>
           <w:p>
             <w:pPr>
@@ -8029,14 +8043,14 @@
             <w:gridSpan w:val="2"/>
             <w:tcBorders>
               <w:top w:val="single" w:sz="4" w:space="0" w:color="auto"/>
-              <w:bottom w:val="single" w:sz="4" w:space="0" w:color="000000" w:themeColor="text1"/>
+              <w:bottom w:val="single" w:sz="4" w:space="0" w:color="auto"/>
               <w:right w:val="single" w:sz="4" w:space="0" w:color="auto"/>
             </w:tcBorders>
-          </w:tcPr>
-          <w:p>
-            <w:pPr>
-              <w:spacing w:after="0" w:line="240" w:lineRule="auto"/>
-              <w:jc w:val="right"/>
+            <w:vAlign w:val="center"/>
+          </w:tcPr>
+          <w:p>
+            <w:pPr>
+              <w:spacing w:after="0" w:line="240" w:lineRule="auto"/>
               <w:rPr>
                 <w:rFonts w:asciiTheme="minorBidi" w:hAnsiTheme="minorBidi" w:cstheme="minorBidi"/>
                 <w:color w:val="000000" w:themeColor="text1"/>
@@ -8081,9 +8095,10 @@
             <w:gridSpan w:val="2"/>
             <w:tcBorders>
               <w:top w:val="single" w:sz="4" w:space="0" w:color="auto"/>
-              <w:bottom w:val="single" w:sz="4" w:space="0" w:color="000000" w:themeColor="text1"/>
+              <w:bottom w:val="single" w:sz="4" w:space="0" w:color="auto"/>
               <w:right w:val="single" w:sz="4" w:space="0" w:color="auto"/>
             </w:tcBorders>
+            <w:vAlign w:val="center"/>
           </w:tcPr>
           <w:p>
             <w:pPr>
@@ -8124,6 +8139,218 @@
               </w:rPr>
               <w:t>&gt;&gt;</w:t>
             </w:r>
+          </w:p>
+        </w:tc>
+      </w:tr>
+      <w:tr>
+        <w:tblPrEx>
+          <w:tblBorders>
+            <w:top w:val="none" w:sz="0" w:space="0" w:color="auto"/>
+            <w:left w:val="none" w:sz="0" w:space="0" w:color="auto"/>
+            <w:bottom w:val="none" w:sz="0" w:space="0" w:color="auto"/>
+            <w:right w:val="none" w:sz="0" w:space="0" w:color="auto"/>
+            <w:insideH w:val="none" w:sz="0" w:space="0" w:color="auto"/>
+            <w:insideV w:val="none" w:sz="0" w:space="0" w:color="auto"/>
+          </w:tblBorders>
+        </w:tblPrEx>
+        <w:trPr>
+          <w:trHeight w:val="284"/>
+          <w:jc w:val="center"/>
+        </w:trPr>
+        <w:tc>
+          <w:tcPr>
+            <w:tcW w:w="1985" w:type="dxa"/>
+            <w:tcBorders>
+              <w:top w:val="single" w:sz="4" w:space="0" w:color="auto"/>
+              <w:left w:val="single" w:sz="4" w:space="0" w:color="auto"/>
+              <w:bottom w:val="single" w:sz="4" w:space="0" w:color="auto"/>
+              <w:right w:val="single" w:sz="4" w:space="0" w:color="auto"/>
+            </w:tcBorders>
+            <w:shd w:val="clear" w:color="auto" w:fill="D5DCE4" w:themeFill="text2" w:themeFillTint="33"/>
+            <w:vAlign w:val="center"/>
+          </w:tcPr>
+          <w:p>
+            <w:pPr>
+              <w:spacing w:after="0" w:line="240" w:lineRule="auto"/>
+              <w:rPr>
+                <w:rFonts w:asciiTheme="minorBidi" w:hAnsiTheme="minorBidi" w:cstheme="minorBidi"/>
+                <w:color w:val="000000" w:themeColor="text1"/>
+                <w:sz w:val="16"/>
+                <w:szCs w:val="16"/>
+              </w:rPr>
+            </w:pPr>
+            <w:r>
+              <w:rPr>
+                <w:rFonts w:asciiTheme="minorBidi" w:hAnsiTheme="minorBidi" w:cstheme="minorBidi"/>
+                <w:b/>
+                <w:bCs/>
+                <w:color w:val="000000" w:themeColor="text1"/>
+                <w:sz w:val="16"/>
+                <w:szCs w:val="16"/>
+              </w:rPr>
+              <w:t>Total Fuel</w:t>
+            </w:r>
+          </w:p>
+        </w:tc>
+        <w:tc>
+          <w:tcPr>
+            <w:tcW w:w="1205" w:type="dxa"/>
+            <w:gridSpan w:val="2"/>
+            <w:tcBorders>
+              <w:top w:val="single" w:sz="4" w:space="0" w:color="auto"/>
+              <w:left w:val="single" w:sz="4" w:space="0" w:color="auto"/>
+              <w:bottom w:val="single" w:sz="4" w:space="0" w:color="auto"/>
+              <w:right w:val="single" w:sz="4" w:space="0" w:color="auto"/>
+            </w:tcBorders>
+            <w:vAlign w:val="center"/>
+          </w:tcPr>
+          <w:p>
+            <w:pPr>
+              <w:spacing w:after="0" w:line="240" w:lineRule="auto"/>
+              <w:rPr>
+                <w:rFonts w:asciiTheme="minorBidi" w:hAnsiTheme="minorBidi" w:cstheme="minorBidi"/>
+                <w:color w:val="000000" w:themeColor="text1"/>
+                <w:sz w:val="16"/>
+                <w:szCs w:val="16"/>
+              </w:rPr>
+            </w:pPr>
+            <w:r>
+              <w:rPr>
+                <w:rFonts w:asciiTheme="minorBidi" w:hAnsiTheme="minorBidi" w:cstheme="minorBidi"/>
+                <w:b/>
+                <w:bCs/>
+                <w:color w:val="000000" w:themeColor="text1"/>
+                <w:sz w:val="16"/>
+                <w:szCs w:val="16"/>
+              </w:rPr>
+              <w:t>&lt;&lt;Aircraft_Total_Fuel_Capacity__000&gt;&gt;</w:t>
+            </w:r>
+          </w:p>
+        </w:tc>
+        <w:tc>
+          <w:tcPr>
+            <w:tcW w:w="1205" w:type="dxa"/>
+            <w:gridSpan w:val="2"/>
+            <w:tcBorders>
+              <w:top w:val="single" w:sz="4" w:space="0" w:color="auto"/>
+              <w:left w:val="single" w:sz="4" w:space="0" w:color="auto"/>
+              <w:bottom w:val="single" w:sz="4" w:space="0" w:color="auto"/>
+              <w:right w:val="single" w:sz="4" w:space="0" w:color="auto"/>
+            </w:tcBorders>
+            <w:vAlign w:val="center"/>
+          </w:tcPr>
+          <w:p>
+            <w:pPr>
+              <w:spacing w:after="0" w:line="240" w:lineRule="auto"/>
+              <w:rPr>
+                <w:rFonts w:asciiTheme="minorBidi" w:hAnsiTheme="minorBidi" w:cstheme="minorBidi"/>
+                <w:color w:val="000000" w:themeColor="text1"/>
+                <w:sz w:val="16"/>
+                <w:szCs w:val="16"/>
+              </w:rPr>
+            </w:pPr>
+          </w:p>
+        </w:tc>
+        <w:tc>
+          <w:tcPr>
+            <w:tcW w:w="1842" w:type="dxa"/>
+            <w:tcBorders>
+              <w:top w:val="single" w:sz="4" w:space="0" w:color="auto"/>
+              <w:left w:val="single" w:sz="4" w:space="0" w:color="auto"/>
+              <w:bottom w:val="single" w:sz="4" w:space="0" w:color="auto"/>
+              <w:right w:val="single" w:sz="4" w:space="0" w:color="auto"/>
+            </w:tcBorders>
+            <w:vAlign w:val="center"/>
+          </w:tcPr>
+          <w:p>
+            <w:pPr>
+              <w:spacing w:after="0" w:line="240" w:lineRule="auto"/>
+              <w:rPr>
+                <w:rFonts w:asciiTheme="minorBidi" w:hAnsiTheme="minorBidi" w:cstheme="minorBidi"/>
+                <w:color w:val="000000" w:themeColor="text1"/>
+                <w:sz w:val="16"/>
+                <w:szCs w:val="16"/>
+              </w:rPr>
+            </w:pPr>
+            <w:r>
+              <w:rPr>
+                <w:rFonts w:asciiTheme="minorBidi" w:hAnsiTheme="minorBidi" w:cstheme="minorBidi"/>
+                <w:b/>
+                <w:bCs/>
+                <w:color w:val="000000" w:themeColor="text1"/>
+                <w:sz w:val="16"/>
+                <w:szCs w:val="16"/>
+              </w:rPr>
+              <w:t>&lt;&lt;Aircraft_Total_Fuel_Alt_Capacity__000&gt;&gt;</w:t>
+            </w:r>
+          </w:p>
+        </w:tc>
+        <w:tc>
+          <w:tcPr>
+            <w:tcW w:w="1418" w:type="dxa"/>
+            <w:tcBorders>
+              <w:top w:val="single" w:sz="4" w:space="0" w:color="auto"/>
+              <w:bottom w:val="single" w:sz="4" w:space="0" w:color="auto"/>
+              <w:right w:val="single" w:sz="4" w:space="0" w:color="auto"/>
+            </w:tcBorders>
+            <w:vAlign w:val="center"/>
+          </w:tcPr>
+          <w:p>
+            <w:pPr>
+              <w:spacing w:after="0" w:line="240" w:lineRule="auto"/>
+              <w:rPr>
+                <w:rFonts w:asciiTheme="minorBidi" w:hAnsiTheme="minorBidi" w:cstheme="minorBidi"/>
+                <w:color w:val="000000" w:themeColor="text1"/>
+                <w:sz w:val="16"/>
+                <w:szCs w:val="16"/>
+              </w:rPr>
+            </w:pPr>
+          </w:p>
+        </w:tc>
+        <w:tc>
+          <w:tcPr>
+            <w:tcW w:w="1559" w:type="dxa"/>
+            <w:gridSpan w:val="2"/>
+            <w:tcBorders>
+              <w:top w:val="single" w:sz="4" w:space="0" w:color="auto"/>
+              <w:bottom w:val="single" w:sz="4" w:space="0" w:color="auto"/>
+              <w:right w:val="single" w:sz="4" w:space="0" w:color="auto"/>
+            </w:tcBorders>
+            <w:vAlign w:val="center"/>
+          </w:tcPr>
+          <w:p>
+            <w:pPr>
+              <w:spacing w:after="0" w:line="240" w:lineRule="auto"/>
+              <w:rPr>
+                <w:rFonts w:asciiTheme="minorBidi" w:hAnsiTheme="minorBidi" w:cstheme="minorBidi"/>
+                <w:color w:val="000000" w:themeColor="text1"/>
+                <w:sz w:val="16"/>
+                <w:szCs w:val="16"/>
+              </w:rPr>
+            </w:pPr>
+          </w:p>
+        </w:tc>
+        <w:tc>
+          <w:tcPr>
+            <w:tcW w:w="1843" w:type="dxa"/>
+            <w:gridSpan w:val="2"/>
+            <w:tcBorders>
+              <w:top w:val="single" w:sz="4" w:space="0" w:color="auto"/>
+              <w:bottom w:val="single" w:sz="4" w:space="0" w:color="auto"/>
+              <w:right w:val="single" w:sz="4" w:space="0" w:color="auto"/>
+            </w:tcBorders>
+            <w:vAlign w:val="center"/>
+          </w:tcPr>
+          <w:p>
+            <w:pPr>
+              <w:spacing w:after="0" w:line="240" w:lineRule="auto"/>
+              <w:rPr>
+                <w:rFonts w:asciiTheme="minorBidi" w:hAnsiTheme="minorBidi" w:cstheme="minorBidi"/>
+                <w:color w:val="000000" w:themeColor="text1"/>
+                <w:sz w:val="16"/>
+                <w:szCs w:val="16"/>
+              </w:rPr>
+            </w:pPr>
           </w:p>
         </w:tc>
       </w:tr>
@@ -8134,7 +8361,12 @@
         <w:tblW w:w="11073" w:type="dxa"/>
         <w:jc w:val="center"/>
         <w:tblBorders>
-          <w:bottom w:val="single" w:sz="8" w:space="0" w:color="auto"/>
+          <w:top w:val="single" w:sz="4" w:space="0" w:color="000000" w:themeColor="text1"/>
+          <w:left w:val="single" w:sz="4" w:space="0" w:color="000000" w:themeColor="text1"/>
+          <w:bottom w:val="single" w:sz="4" w:space="0" w:color="000000" w:themeColor="text1"/>
+          <w:right w:val="single" w:sz="4" w:space="0" w:color="000000" w:themeColor="text1"/>
+          <w:insideH w:val="single" w:sz="4" w:space="0" w:color="000000" w:themeColor="text1"/>
+          <w:insideV w:val="single" w:sz="4" w:space="0" w:color="000000" w:themeColor="text1"/>
         </w:tblBorders>
         <w:tblLayout w:type="fixed"/>
         <w:tblLook w:val="04A0" w:firstRow="1" w:lastRow="0" w:firstColumn="1" w:lastColumn="0" w:noHBand="0" w:noVBand="1"/>
@@ -8153,7 +8385,10 @@
           <w:tcPr>
             <w:tcW w:w="2268" w:type="dxa"/>
             <w:tcBorders>
-              <w:bottom w:val="single" w:sz="8" w:space="0" w:color="auto"/>
+              <w:top w:val="nil"/>
+              <w:left w:val="nil"/>
+              <w:bottom w:val="single" w:sz="4" w:space="0" w:color="000000" w:themeColor="text1"/>
+              <w:right w:val="nil"/>
             </w:tcBorders>
           </w:tcPr>
           <w:p>
@@ -8185,7 +8420,10 @@
           <w:tcPr>
             <w:tcW w:w="284" w:type="dxa"/>
             <w:tcBorders>
-              <w:bottom w:val="single" w:sz="8" w:space="0" w:color="auto"/>
+              <w:top w:val="nil"/>
+              <w:left w:val="nil"/>
+              <w:bottom w:val="single" w:sz="4" w:space="0" w:color="000000" w:themeColor="text1"/>
+              <w:right w:val="nil"/>
             </w:tcBorders>
           </w:tcPr>
           <w:p>
@@ -8206,7 +8444,10 @@
           <w:tcPr>
             <w:tcW w:w="8521" w:type="dxa"/>
             <w:tcBorders>
-              <w:bottom w:val="single" w:sz="8" w:space="0" w:color="auto"/>
+              <w:top w:val="nil"/>
+              <w:left w:val="nil"/>
+              <w:bottom w:val="single" w:sz="4" w:space="0" w:color="000000" w:themeColor="text1"/>
+              <w:right w:val="nil"/>
             </w:tcBorders>
           </w:tcPr>
           <w:p>
@@ -8263,6 +8504,7 @@
           <w:tcPr>
             <w:tcW w:w="1390" w:type="dxa"/>
             <w:shd w:val="clear" w:color="auto" w:fill="D5DCE4" w:themeFill="text2" w:themeFillTint="33"/>
+            <w:vAlign w:val="center"/>
           </w:tcPr>
           <w:bookmarkEnd w:id="2"/>
           <w:p>
@@ -8299,6 +8541,7 @@
           <w:tcPr>
             <w:tcW w:w="3146" w:type="dxa"/>
             <w:shd w:val="clear" w:color="auto" w:fill="D5DCE4" w:themeFill="text2" w:themeFillTint="33"/>
+            <w:vAlign w:val="center"/>
           </w:tcPr>
           <w:p>
             <w:pPr>
@@ -8325,6 +8568,7 @@
           <w:tcPr>
             <w:tcW w:w="1276" w:type="dxa"/>
             <w:shd w:val="clear" w:color="auto" w:fill="D5DCE4" w:themeFill="text2" w:themeFillTint="33"/>
+            <w:vAlign w:val="center"/>
           </w:tcPr>
           <w:p>
             <w:pPr>
@@ -8351,6 +8595,7 @@
           <w:tcPr>
             <w:tcW w:w="2013" w:type="dxa"/>
             <w:shd w:val="clear" w:color="auto" w:fill="D5DCE4" w:themeFill="text2" w:themeFillTint="33"/>
+            <w:vAlign w:val="center"/>
           </w:tcPr>
           <w:p>
             <w:pPr>
@@ -8377,6 +8622,7 @@
           <w:tcPr>
             <w:tcW w:w="3248" w:type="dxa"/>
             <w:shd w:val="clear" w:color="auto" w:fill="D5DCE4" w:themeFill="text2" w:themeFillTint="33"/>
+            <w:vAlign w:val="center"/>
           </w:tcPr>
           <w:p>
             <w:pPr>
@@ -8409,6 +8655,7 @@
           <w:tcPr>
             <w:tcW w:w="1390" w:type="dxa"/>
             <w:shd w:val="clear" w:color="auto" w:fill="D5DCE4" w:themeFill="text2" w:themeFillTint="33"/>
+            <w:vAlign w:val="center"/>
           </w:tcPr>
           <w:p>
             <w:pPr>
@@ -8494,6 +8741,7 @@
           <w:tcPr>
             <w:tcW w:w="3146" w:type="dxa"/>
             <w:shd w:val="clear" w:color="auto" w:fill="D5DCE4" w:themeFill="text2" w:themeFillTint="33"/>
+            <w:vAlign w:val="center"/>
           </w:tcPr>
           <w:p>
             <w:pPr>
@@ -8539,6 +8787,7 @@
         <w:tc>
           <w:tcPr>
             <w:tcW w:w="1276" w:type="dxa"/>
+            <w:vAlign w:val="center"/>
           </w:tcPr>
           <w:p>
             <w:pPr>
@@ -8593,6 +8842,7 @@
         <w:tc>
           <w:tcPr>
             <w:tcW w:w="2013" w:type="dxa"/>
+            <w:vAlign w:val="center"/>
           </w:tcPr>
           <w:p>
             <w:pPr>
@@ -8647,6 +8897,7 @@
         <w:tc>
           <w:tcPr>
             <w:tcW w:w="3248" w:type="dxa"/>
+            <w:vAlign w:val="center"/>
           </w:tcPr>
           <w:p>
             <w:pPr>
@@ -8711,10 +8962,36 @@
         </w:rPr>
       </w:pPr>
     </w:p>
+    <w:p>
+      <w:pPr>
+        <w:spacing w:after="0" w:line="240" w:lineRule="auto"/>
+        <w:contextualSpacing/>
+        <w:rPr>
+          <w:sz w:val="2"/>
+          <w:szCs w:val="2"/>
+        </w:rPr>
+      </w:pPr>
+    </w:p>
+    <w:p>
+      <w:pPr>
+        <w:sectPr>
+          <w:headerReference w:type="default" r:id="rId12"/>
+          <w:footerReference w:type="even" r:id="rId13"/>
+          <w:footerReference w:type="default" r:id="rId14"/>
+          <w:headerReference w:type="first" r:id="rId15"/>
+          <w:footerReference w:type="first" r:id="rId16"/>
+          <w:pgSz w:w="12240" w:h="15840"/>
+          <w:pgMar w:top="1170" w:right="720" w:bottom="720" w:left="720" w:header="432" w:footer="180" w:gutter="0"/>
+          <w:cols w:space="720"/>
+          <w:titlePg/>
+          <w:docGrid w:linePitch="360"/>
+        </w:sectPr>
+      </w:pPr>
+    </w:p>
     <w:tbl>
       <w:tblPr>
-        <w:tblpPr w:leftFromText="180" w:rightFromText="180" w:vertAnchor="text" w:horzAnchor="margin" w:tblpX="-142" w:tblpY="317"/>
-        <w:tblW w:w="11057" w:type="dxa"/>
+        <w:tblW w:w="10915" w:type="dxa"/>
+        <w:jc w:val="center"/>
         <w:tblBorders>
           <w:top w:val="single" w:sz="4" w:space="0" w:color="000000" w:themeColor="text1"/>
           <w:left w:val="single" w:sz="4" w:space="0" w:color="000000" w:themeColor="text1"/>
@@ -8730,15 +9007,16 @@
         <w:gridCol w:w="2743"/>
         <w:gridCol w:w="2743"/>
         <w:gridCol w:w="2743"/>
-        <w:gridCol w:w="2828"/>
+        <w:gridCol w:w="2686"/>
       </w:tblGrid>
       <w:tr>
         <w:trPr>
           <w:trHeight w:val="289"/>
+          <w:jc w:val="center"/>
         </w:trPr>
         <w:tc>
           <w:tcPr>
-            <w:tcW w:w="11057" w:type="dxa"/>
+            <w:tcW w:w="10915" w:type="dxa"/>
             <w:gridSpan w:val="4"/>
             <w:tcBorders>
               <w:top w:val="nil"/>
@@ -8746,6 +9024,7 @@
               <w:bottom w:val="single" w:sz="4" w:space="0" w:color="000000" w:themeColor="text1"/>
               <w:right w:val="nil"/>
             </w:tcBorders>
+            <w:vAlign w:val="center"/>
           </w:tcPr>
           <w:p>
             <w:pPr>
@@ -8766,6 +9045,7 @@
                 <w:sz w:val="18"/>
                 <w:szCs w:val="18"/>
               </w:rPr>
+              <w:lastRenderedPageBreak/>
               <w:t>Airframe</w:t>
             </w:r>
           </w:p>
@@ -8774,10 +9054,11 @@
       <w:tr>
         <w:trPr>
           <w:trHeight w:val="289"/>
+          <w:jc w:val="center"/>
         </w:trPr>
         <w:tc>
           <w:tcPr>
-            <w:tcW w:w="11057" w:type="dxa"/>
+            <w:tcW w:w="10915" w:type="dxa"/>
             <w:gridSpan w:val="4"/>
             <w:tcBorders>
               <w:top w:val="single" w:sz="4" w:space="0" w:color="000000" w:themeColor="text1"/>
@@ -8785,6 +9066,7 @@
               <w:bottom w:val="single" w:sz="4" w:space="0" w:color="000000" w:themeColor="text1"/>
               <w:right w:val="nil"/>
             </w:tcBorders>
+            <w:vAlign w:val="center"/>
           </w:tcPr>
           <w:p>
             <w:pPr>
@@ -8802,6 +9084,7 @@
       <w:tr>
         <w:trPr>
           <w:trHeight w:val="289"/>
+          <w:jc w:val="center"/>
         </w:trPr>
         <w:tc>
           <w:tcPr>
@@ -8810,6 +9093,7 @@
               <w:top w:val="single" w:sz="4" w:space="0" w:color="000000" w:themeColor="text1"/>
             </w:tcBorders>
             <w:shd w:val="clear" w:color="auto" w:fill="D5DCE4" w:themeFill="text2" w:themeFillTint="33"/>
+            <w:vAlign w:val="center"/>
           </w:tcPr>
           <w:p>
             <w:pPr>
@@ -8836,11 +9120,11 @@
             <w:tcBorders>
               <w:top w:val="single" w:sz="4" w:space="0" w:color="000000" w:themeColor="text1"/>
             </w:tcBorders>
-          </w:tcPr>
-          <w:p>
-            <w:pPr>
-              <w:spacing w:after="0" w:line="240" w:lineRule="auto"/>
-              <w:jc w:val="right"/>
+            <w:vAlign w:val="center"/>
+          </w:tcPr>
+          <w:p>
+            <w:pPr>
+              <w:spacing w:after="0" w:line="240" w:lineRule="auto"/>
               <w:rPr>
                 <w:rFonts w:asciiTheme="minorBidi" w:hAnsiTheme="minorBidi" w:cstheme="minorBidi"/>
                 <w:sz w:val="16"/>
@@ -8880,6 +9164,7 @@
               <w:top w:val="single" w:sz="4" w:space="0" w:color="000000" w:themeColor="text1"/>
             </w:tcBorders>
             <w:shd w:val="clear" w:color="auto" w:fill="D5DCE4" w:themeFill="text2" w:themeFillTint="33"/>
+            <w:vAlign w:val="center"/>
           </w:tcPr>
           <w:p>
             <w:pPr>
@@ -8902,14 +9187,16 @@
         </w:tc>
         <w:tc>
           <w:tcPr>
-            <w:tcW w:w="2828" w:type="dxa"/>
+            <w:tcW w:w="2686" w:type="dxa"/>
             <w:tcBorders>
               <w:top w:val="single" w:sz="4" w:space="0" w:color="000000" w:themeColor="text1"/>
             </w:tcBorders>
-          </w:tcPr>
-          <w:p>
-            <w:pPr>
-              <w:spacing w:after="0" w:line="240" w:lineRule="auto"/>
+            <w:vAlign w:val="center"/>
+          </w:tcPr>
+          <w:p>
+            <w:pPr>
+              <w:spacing w:after="0" w:line="240" w:lineRule="auto"/>
+              <w:jc w:val="both"/>
               <w:rPr>
                 <w:rFonts w:asciiTheme="minorBidi" w:hAnsiTheme="minorBidi" w:cstheme="minorBidi"/>
                 <w:sz w:val="16"/>
@@ -8932,7 +9219,61 @@
                 <w:sz w:val="16"/>
                 <w:szCs w:val="16"/>
               </w:rPr>
-              <w:instrText xml:space="preserve"> IF "&lt;&lt;Airframe_Status_As_Of__h&gt;&gt;"="" "&lt;&lt;Airframe_Last_TSN_CSN_Update_Date__h&gt;&gt;" "&lt;&lt;Airframe_Status_As_Of__h&gt;&gt;" \* MERGEFORMAT </w:instrText>
+              <w:instrText xml:space="preserve"> IF "</w:instrText>
+            </w:r>
+            <w:r>
+              <w:rPr>
+                <w:rFonts w:asciiTheme="minorBidi" w:hAnsiTheme="minorBidi" w:cstheme="minorBidi"/>
+                <w:color w:val="000000" w:themeColor="text1"/>
+                <w:sz w:val="16"/>
+                <w:szCs w:val="16"/>
+              </w:rPr>
+              <w:instrText>&lt;&lt;Airframe_Status_As_Of__h&gt;&gt;</w:instrText>
+            </w:r>
+            <w:r>
+              <w:rPr>
+                <w:rFonts w:asciiTheme="minorBidi" w:hAnsiTheme="minorBidi" w:cstheme="minorBidi"/>
+                <w:color w:val="000000" w:themeColor="text1"/>
+                <w:sz w:val="16"/>
+                <w:szCs w:val="16"/>
+              </w:rPr>
+              <w:instrText>"="" "</w:instrText>
+            </w:r>
+            <w:r>
+              <w:rPr>
+                <w:rFonts w:asciiTheme="minorBidi" w:hAnsiTheme="minorBidi" w:cstheme="minorBidi"/>
+                <w:color w:val="000000" w:themeColor="text1"/>
+                <w:sz w:val="16"/>
+                <w:szCs w:val="16"/>
+              </w:rPr>
+              <w:instrText>&lt;&lt;Airframe_Last_TSN_CSN_Update_Date__h&gt;&gt;</w:instrText>
+            </w:r>
+            <w:r>
+              <w:rPr>
+                <w:rFonts w:asciiTheme="minorBidi" w:hAnsiTheme="minorBidi" w:cstheme="minorBidi"/>
+                <w:color w:val="000000" w:themeColor="text1"/>
+                <w:sz w:val="16"/>
+                <w:szCs w:val="16"/>
+              </w:rPr>
+              <w:instrText>" "</w:instrText>
+            </w:r>
+            <w:r>
+              <w:rPr>
+                <w:rFonts w:asciiTheme="minorBidi" w:hAnsiTheme="minorBidi" w:cstheme="minorBidi"/>
+                <w:color w:val="000000" w:themeColor="text1"/>
+                <w:sz w:val="16"/>
+                <w:szCs w:val="16"/>
+              </w:rPr>
+              <w:instrText>&lt;&lt;Airframe_Status_As_Of__h&gt;&gt;</w:instrText>
+            </w:r>
+            <w:r>
+              <w:rPr>
+                <w:rFonts w:asciiTheme="minorBidi" w:hAnsiTheme="minorBidi" w:cstheme="minorBidi"/>
+                <w:color w:val="000000" w:themeColor="text1"/>
+                <w:sz w:val="16"/>
+                <w:szCs w:val="16"/>
+              </w:rPr>
+              <w:instrText xml:space="preserve">" \* MERGEFORMAT </w:instrText>
             </w:r>
             <w:r>
               <w:rPr>
@@ -8968,6 +9309,7 @@
       <w:tr>
         <w:trPr>
           <w:trHeight w:val="289"/>
+          <w:jc w:val="center"/>
         </w:trPr>
         <w:tc>
           <w:tcPr>
@@ -8976,6 +9318,7 @@
               <w:bottom w:val="single" w:sz="4" w:space="0" w:color="000000" w:themeColor="text1"/>
             </w:tcBorders>
             <w:shd w:val="clear" w:color="auto" w:fill="D5DCE4" w:themeFill="text2" w:themeFillTint="33"/>
+            <w:vAlign w:val="center"/>
           </w:tcPr>
           <w:p>
             <w:pPr>
@@ -9002,11 +9345,11 @@
             <w:tcBorders>
               <w:bottom w:val="single" w:sz="4" w:space="0" w:color="000000" w:themeColor="text1"/>
             </w:tcBorders>
-          </w:tcPr>
-          <w:p>
-            <w:pPr>
-              <w:spacing w:after="0" w:line="240" w:lineRule="auto"/>
-              <w:jc w:val="right"/>
+            <w:vAlign w:val="center"/>
+          </w:tcPr>
+          <w:p>
+            <w:pPr>
+              <w:spacing w:after="0" w:line="240" w:lineRule="auto"/>
               <w:rPr>
                 <w:rFonts w:asciiTheme="minorBidi" w:hAnsiTheme="minorBidi" w:cstheme="minorBidi"/>
                 <w:sz w:val="16"/>
@@ -9048,6 +9391,7 @@
               <w:bottom w:val="single" w:sz="4" w:space="0" w:color="000000" w:themeColor="text1"/>
             </w:tcBorders>
             <w:shd w:val="clear" w:color="auto" w:fill="D5DCE4" w:themeFill="text2" w:themeFillTint="33"/>
+            <w:vAlign w:val="center"/>
           </w:tcPr>
           <w:p>
             <w:pPr>
@@ -9071,54 +9415,78 @@
         </w:tc>
         <w:tc>
           <w:tcPr>
-            <w:tcW w:w="2828" w:type="dxa"/>
+            <w:tcW w:w="2686" w:type="dxa"/>
             <w:tcBorders>
               <w:bottom w:val="single" w:sz="4" w:space="0" w:color="000000" w:themeColor="text1"/>
             </w:tcBorders>
-          </w:tcPr>
-          <w:p>
-            <w:pPr>
-              <w:spacing w:after="0" w:line="240" w:lineRule="auto"/>
-              <w:rPr>
-                <w:rFonts w:asciiTheme="minorBidi" w:hAnsiTheme="minorBidi" w:cstheme="minorBidi"/>
-                <w:sz w:val="16"/>
-                <w:szCs w:val="16"/>
-              </w:rPr>
-            </w:pPr>
-            <w:r>
-              <w:rPr>
-                <w:rFonts w:asciiTheme="minorBidi" w:hAnsiTheme="minorBidi" w:cstheme="minorBidi"/>
-                <w:color w:val="000000" w:themeColor="text1"/>
-                <w:sz w:val="16"/>
-                <w:szCs w:val="16"/>
-              </w:rPr>
-              <w:t>&lt;&lt;Aircraft_Date_of_Manufacture__h&gt;&gt;</w:t>
+            <w:vAlign w:val="center"/>
+          </w:tcPr>
+          <w:p>
+            <w:pPr>
+              <w:spacing w:after="0" w:line="240" w:lineRule="auto"/>
+              <w:jc w:val="both"/>
+              <w:rPr>
+                <w:rFonts w:asciiTheme="minorBidi" w:hAnsiTheme="minorBidi" w:cstheme="minorBidi"/>
+                <w:sz w:val="16"/>
+                <w:szCs w:val="16"/>
+              </w:rPr>
+            </w:pPr>
+            <w:r>
+              <w:rPr>
+                <w:rFonts w:asciiTheme="minorBidi" w:hAnsiTheme="minorBidi" w:cstheme="minorBidi"/>
+                <w:color w:val="000000" w:themeColor="text1"/>
+                <w:sz w:val="16"/>
+                <w:szCs w:val="16"/>
+              </w:rPr>
+              <w:t>&lt;&lt;</w:t>
+            </w:r>
+            <w:proofErr w:type="spellStart"/>
+            <w:r>
+              <w:rPr>
+                <w:rFonts w:asciiTheme="minorBidi" w:hAnsiTheme="minorBidi" w:cstheme="minorBidi"/>
+                <w:color w:val="000000" w:themeColor="text1"/>
+                <w:sz w:val="16"/>
+                <w:szCs w:val="16"/>
+              </w:rPr>
+              <w:t>Aircraft_Date_of_Manufacture__h</w:t>
+            </w:r>
+            <w:proofErr w:type="spellEnd"/>
+            <w:r>
+              <w:rPr>
+                <w:rFonts w:asciiTheme="minorBidi" w:hAnsiTheme="minorBidi" w:cstheme="minorBidi"/>
+                <w:color w:val="000000" w:themeColor="text1"/>
+                <w:sz w:val="16"/>
+                <w:szCs w:val="16"/>
+              </w:rPr>
+              <w:t>&gt;&gt;</w:t>
             </w:r>
           </w:p>
         </w:tc>
       </w:tr>
     </w:tbl>
+    <w:p/>
     <w:tbl>
       <w:tblPr>
         <w:tblStyle w:val="TableGrid"/>
-        <w:tblpPr w:leftFromText="180" w:rightFromText="180" w:vertAnchor="text" w:horzAnchor="margin" w:tblpX="-147" w:tblpY="1943"/>
-        <w:tblW w:w="11057" w:type="dxa"/>
+        <w:tblW w:w="10864" w:type="dxa"/>
+        <w:jc w:val="center"/>
         <w:tblLayout w:type="fixed"/>
         <w:tblLook w:val="04A0" w:firstRow="1" w:lastRow="0" w:firstColumn="1" w:lastColumn="0" w:noHBand="0" w:noVBand="1"/>
       </w:tblPr>
       <w:tblGrid>
-        <w:gridCol w:w="3145"/>
+        <w:gridCol w:w="2998"/>
         <w:gridCol w:w="2715"/>
         <w:gridCol w:w="2438"/>
-        <w:gridCol w:w="2759"/>
+        <w:gridCol w:w="2713"/>
       </w:tblGrid>
       <w:tr>
         <w:trPr>
           <w:trHeight w:val="289"/>
+          <w:jc w:val="center"/>
         </w:trPr>
         <w:tc>
           <w:tcPr>
-            <w:tcW w:w="3145" w:type="dxa"/>
+            <w:tcW w:w="2972" w:type="dxa"/>
             <w:tcBorders>
               <w:top w:val="single" w:sz="4" w:space="0" w:color="000000" w:themeColor="text1"/>
             </w:tcBorders>
@@ -9127,6 +9495,7 @@
               <w:left w:w="57" w:type="dxa"/>
               <w:right w:w="57" w:type="dxa"/>
             </w:tcMar>
+            <w:vAlign w:val="center"/>
           </w:tcPr>
           <w:p>
             <w:pPr>
@@ -9158,7 +9527,7 @@
         </w:tc>
         <w:tc>
           <w:tcPr>
-            <w:tcW w:w="2715" w:type="dxa"/>
+            <w:tcW w:w="2693" w:type="dxa"/>
             <w:tcBorders>
               <w:top w:val="single" w:sz="4" w:space="0" w:color="000000" w:themeColor="text1"/>
             </w:tcBorders>
@@ -9167,12 +9536,13 @@
               <w:left w:w="57" w:type="dxa"/>
               <w:right w:w="57" w:type="dxa"/>
             </w:tcMar>
-          </w:tcPr>
-          <w:p>
-            <w:pPr>
-              <w:spacing w:after="0" w:line="240" w:lineRule="auto"/>
-              <w:ind w:right="-1569"/>
-              <w:jc w:val="both"/>
+            <w:vAlign w:val="center"/>
+          </w:tcPr>
+          <w:p>
+            <w:pPr>
+              <w:spacing w:after="0" w:line="240" w:lineRule="auto"/>
+              <w:ind w:left="-82" w:right="-15"/>
+              <w:jc w:val="center"/>
               <w:rPr>
                 <w:rFonts w:asciiTheme="minorBidi" w:hAnsiTheme="minorBidi" w:cstheme="minorBidi"/>
                 <w:sz w:val="16"/>
@@ -9191,7 +9561,7 @@
         </w:tc>
         <w:tc>
           <w:tcPr>
-            <w:tcW w:w="2438" w:type="dxa"/>
+            <w:tcW w:w="2418" w:type="dxa"/>
             <w:tcBorders>
               <w:top w:val="single" w:sz="4" w:space="0" w:color="000000" w:themeColor="text1"/>
             </w:tcBorders>
@@ -9200,11 +9570,13 @@
               <w:left w:w="57" w:type="dxa"/>
               <w:right w:w="57" w:type="dxa"/>
             </w:tcMar>
-          </w:tcPr>
-          <w:p>
-            <w:pPr>
-              <w:spacing w:after="0" w:line="240" w:lineRule="auto"/>
-              <w:jc w:val="right"/>
+            <w:vAlign w:val="center"/>
+          </w:tcPr>
+          <w:p>
+            <w:pPr>
+              <w:spacing w:after="0" w:line="240" w:lineRule="auto"/>
+              <w:ind w:left="-104"/>
+              <w:jc w:val="center"/>
               <w:rPr>
                 <w:rFonts w:asciiTheme="minorBidi" w:hAnsiTheme="minorBidi" w:cstheme="minorBidi"/>
                 <w:sz w:val="16"/>
@@ -9223,7 +9595,7 @@
         </w:tc>
         <w:tc>
           <w:tcPr>
-            <w:tcW w:w="2759" w:type="dxa"/>
+            <w:tcW w:w="2691" w:type="dxa"/>
             <w:tcBorders>
               <w:top w:val="single" w:sz="4" w:space="0" w:color="000000" w:themeColor="text1"/>
             </w:tcBorders>
@@ -9232,11 +9604,13 @@
               <w:left w:w="57" w:type="dxa"/>
               <w:right w:w="57" w:type="dxa"/>
             </w:tcMar>
-          </w:tcPr>
-          <w:p>
-            <w:pPr>
-              <w:spacing w:after="0" w:line="240" w:lineRule="auto"/>
-              <w:jc w:val="right"/>
+            <w:vAlign w:val="center"/>
+          </w:tcPr>
+          <w:p>
+            <w:pPr>
+              <w:spacing w:after="0" w:line="240" w:lineRule="auto"/>
+              <w:ind w:left="-139"/>
+              <w:jc w:val="center"/>
               <w:rPr>
                 <w:rFonts w:asciiTheme="minorBidi" w:hAnsiTheme="minorBidi" w:cstheme="minorBidi"/>
                 <w:sz w:val="16"/>
@@ -9257,15 +9631,17 @@
       <w:tr>
         <w:trPr>
           <w:trHeight w:val="289"/>
+          <w:jc w:val="center"/>
         </w:trPr>
         <w:tc>
           <w:tcPr>
-            <w:tcW w:w="3145" w:type="dxa"/>
+            <w:tcW w:w="2972" w:type="dxa"/>
             <w:shd w:val="clear" w:color="auto" w:fill="D5DCE4" w:themeFill="text2" w:themeFillTint="33"/>
             <w:tcMar>
               <w:left w:w="57" w:type="dxa"/>
               <w:right w:w="57" w:type="dxa"/>
             </w:tcMar>
+            <w:vAlign w:val="center"/>
           </w:tcPr>
           <w:p>
             <w:pPr>
@@ -9334,79 +9710,61 @@
         </w:tc>
         <w:tc>
           <w:tcPr>
-            <w:tcW w:w="2715" w:type="dxa"/>
+            <w:tcW w:w="2693" w:type="dxa"/>
             <w:tcMar>
               <w:left w:w="57" w:type="dxa"/>
               <w:right w:w="57" w:type="dxa"/>
             </w:tcMar>
-          </w:tcPr>
-          <w:p>
-            <w:pPr>
-              <w:spacing w:after="0" w:line="240" w:lineRule="auto"/>
-              <w:rPr>
-                <w:rFonts w:asciiTheme="minorBidi" w:hAnsiTheme="minorBidi" w:cstheme="minorBidi"/>
-                <w:bCs/>
-                <w:sz w:val="16"/>
-                <w:szCs w:val="16"/>
-              </w:rPr>
-            </w:pPr>
-          </w:p>
-          <w:p>
-            <w:pPr>
-              <w:spacing w:after="0" w:line="240" w:lineRule="auto"/>
-              <w:rPr>
-                <w:rFonts w:asciiTheme="minorBidi" w:hAnsiTheme="minorBidi" w:cstheme="minorBidi"/>
-                <w:bCs/>
-                <w:sz w:val="16"/>
-                <w:szCs w:val="16"/>
-              </w:rPr>
-            </w:pPr>
-          </w:p>
-          <w:p>
-            <w:pPr>
-              <w:spacing w:after="0" w:line="240" w:lineRule="auto"/>
-              <w:rPr>
-                <w:rFonts w:asciiTheme="minorBidi" w:hAnsiTheme="minorBidi" w:cstheme="minorBidi"/>
-                <w:color w:val="000000" w:themeColor="text1"/>
-                <w:sz w:val="16"/>
-                <w:szCs w:val="16"/>
-              </w:rPr>
-            </w:pPr>
-          </w:p>
-        </w:tc>
-        <w:tc>
-          <w:tcPr>
-            <w:tcW w:w="2438" w:type="dxa"/>
+            <w:vAlign w:val="center"/>
+          </w:tcPr>
+          <w:p>
+            <w:pPr>
+              <w:spacing w:after="0" w:line="240" w:lineRule="auto"/>
+              <w:jc w:val="center"/>
+              <w:rPr>
+                <w:rFonts w:asciiTheme="minorBidi" w:hAnsiTheme="minorBidi" w:cstheme="minorBidi"/>
+                <w:color w:val="000000" w:themeColor="text1"/>
+                <w:sz w:val="16"/>
+                <w:szCs w:val="16"/>
+              </w:rPr>
+            </w:pPr>
+          </w:p>
+        </w:tc>
+        <w:tc>
+          <w:tcPr>
+            <w:tcW w:w="2418" w:type="dxa"/>
             <w:tcMar>
               <w:left w:w="57" w:type="dxa"/>
               <w:right w:w="57" w:type="dxa"/>
             </w:tcMar>
-          </w:tcPr>
-          <w:p>
-            <w:pPr>
-              <w:spacing w:after="0" w:line="240" w:lineRule="auto"/>
-              <w:jc w:val="right"/>
-              <w:rPr>
-                <w:rFonts w:asciiTheme="minorBidi" w:hAnsiTheme="minorBidi" w:cstheme="minorBidi"/>
-                <w:color w:val="000000" w:themeColor="text1"/>
-                <w:sz w:val="16"/>
-                <w:szCs w:val="16"/>
-              </w:rPr>
-            </w:pPr>
-          </w:p>
-        </w:tc>
-        <w:tc>
-          <w:tcPr>
-            <w:tcW w:w="2759" w:type="dxa"/>
+            <w:vAlign w:val="center"/>
+          </w:tcPr>
+          <w:p>
+            <w:pPr>
+              <w:spacing w:after="0" w:line="240" w:lineRule="auto"/>
+              <w:jc w:val="center"/>
+              <w:rPr>
+                <w:rFonts w:asciiTheme="minorBidi" w:hAnsiTheme="minorBidi" w:cstheme="minorBidi"/>
+                <w:color w:val="000000" w:themeColor="text1"/>
+                <w:sz w:val="16"/>
+                <w:szCs w:val="16"/>
+              </w:rPr>
+            </w:pPr>
+          </w:p>
+        </w:tc>
+        <w:tc>
+          <w:tcPr>
+            <w:tcW w:w="2691" w:type="dxa"/>
             <w:tcMar>
               <w:left w:w="57" w:type="dxa"/>
               <w:right w:w="57" w:type="dxa"/>
             </w:tcMar>
-          </w:tcPr>
-          <w:p>
-            <w:pPr>
-              <w:spacing w:after="0" w:line="240" w:lineRule="auto"/>
-              <w:jc w:val="right"/>
+            <w:vAlign w:val="center"/>
+          </w:tcPr>
+          <w:p>
+            <w:pPr>
+              <w:spacing w:after="0" w:line="240" w:lineRule="auto"/>
+              <w:jc w:val="center"/>
               <w:rPr>
                 <w:rFonts w:asciiTheme="minorBidi" w:hAnsiTheme="minorBidi" w:cstheme="minorBidi"/>
                 <w:color w:val="000000" w:themeColor="text1"/>
@@ -9418,25 +9776,6 @@
         </w:tc>
       </w:tr>
     </w:tbl>
-    <w:p>
-      <w:pPr>
-        <w:spacing w:after="0" w:line="240" w:lineRule="auto"/>
-        <w:contextualSpacing/>
-        <w:rPr>
-          <w:sz w:val="4"/>
-          <w:szCs w:val="4"/>
-        </w:rPr>
-      </w:pPr>
-    </w:p>
-    <w:p>
-      <w:pPr>
-        <w:rPr>
-          <w:sz w:val="4"/>
-          <w:szCs w:val="4"/>
-        </w:rPr>
-      </w:pPr>
-    </w:p>
-    <w:p/>
     <w:p/>
     <w:p>
       <w:r>
@@ -9446,13 +9785,13 @@
     <w:tbl>
       <w:tblPr>
         <w:tblStyle w:val="TableGrid"/>
-        <w:tblW w:w="11036" w:type="dxa"/>
+        <w:tblW w:w="10894" w:type="dxa"/>
         <w:jc w:val="center"/>
         <w:tblLayout w:type="fixed"/>
         <w:tblLook w:val="04A0" w:firstRow="1" w:lastRow="0" w:firstColumn="1" w:lastColumn="0" w:noHBand="0" w:noVBand="1"/>
       </w:tblPr>
       <w:tblGrid>
-        <w:gridCol w:w="1557"/>
+        <w:gridCol w:w="1415"/>
         <w:gridCol w:w="322"/>
         <w:gridCol w:w="2582"/>
         <w:gridCol w:w="505"/>
@@ -9470,13 +9809,14 @@
         </w:trPr>
         <w:tc>
           <w:tcPr>
-            <w:tcW w:w="1557" w:type="dxa"/>
+            <w:tcW w:w="1415" w:type="dxa"/>
             <w:tcBorders>
               <w:top w:val="nil"/>
               <w:left w:val="nil"/>
               <w:bottom w:val="single" w:sz="4" w:space="0" w:color="000000" w:themeColor="text1"/>
               <w:right w:val="nil"/>
             </w:tcBorders>
+            <w:vAlign w:val="center"/>
           </w:tcPr>
           <w:p>
             <w:pPr>
@@ -9510,6 +9850,7 @@
               <w:bottom w:val="single" w:sz="4" w:space="0" w:color="000000" w:themeColor="text1"/>
               <w:right w:val="nil"/>
             </w:tcBorders>
+            <w:vAlign w:val="center"/>
           </w:tcPr>
           <w:p>
             <w:pPr>
@@ -9532,6 +9873,7 @@
               <w:bottom w:val="single" w:sz="4" w:space="0" w:color="000000" w:themeColor="text1"/>
               <w:right w:val="nil"/>
             </w:tcBorders>
+            <w:vAlign w:val="center"/>
           </w:tcPr>
           <w:p>
             <w:pPr>
@@ -9554,6 +9896,7 @@
               <w:bottom w:val="single" w:sz="4" w:space="0" w:color="000000" w:themeColor="text1"/>
               <w:right w:val="nil"/>
             </w:tcBorders>
+            <w:vAlign w:val="center"/>
           </w:tcPr>
           <w:p>
             <w:pPr>
@@ -9576,13 +9919,14 @@
         </w:trPr>
         <w:tc>
           <w:tcPr>
-            <w:tcW w:w="1557" w:type="dxa"/>
+            <w:tcW w:w="1415" w:type="dxa"/>
             <w:tcBorders>
               <w:top w:val="single" w:sz="4" w:space="0" w:color="000000" w:themeColor="text1"/>
               <w:left w:val="nil"/>
               <w:bottom w:val="single" w:sz="4" w:space="0" w:color="000000" w:themeColor="text1"/>
               <w:right w:val="nil"/>
             </w:tcBorders>
+            <w:vAlign w:val="center"/>
           </w:tcPr>
           <w:p>
             <w:pPr>
@@ -9605,6 +9949,7 @@
               <w:bottom w:val="single" w:sz="4" w:space="0" w:color="000000" w:themeColor="text1"/>
               <w:right w:val="nil"/>
             </w:tcBorders>
+            <w:vAlign w:val="center"/>
           </w:tcPr>
           <w:p>
             <w:pPr>
@@ -9627,6 +9972,7 @@
               <w:bottom w:val="single" w:sz="4" w:space="0" w:color="000000" w:themeColor="text1"/>
               <w:right w:val="nil"/>
             </w:tcBorders>
+            <w:vAlign w:val="center"/>
           </w:tcPr>
           <w:p>
             <w:pPr>
@@ -9649,6 +9995,7 @@
               <w:bottom w:val="single" w:sz="4" w:space="0" w:color="000000" w:themeColor="text1"/>
               <w:right w:val="nil"/>
             </w:tcBorders>
+            <w:vAlign w:val="center"/>
           </w:tcPr>
           <w:p>
             <w:pPr>
@@ -9669,12 +10016,13 @@
         </w:trPr>
         <w:tc>
           <w:tcPr>
-            <w:tcW w:w="1879" w:type="dxa"/>
+            <w:tcW w:w="1737" w:type="dxa"/>
             <w:gridSpan w:val="2"/>
             <w:tcBorders>
               <w:top w:val="single" w:sz="4" w:space="0" w:color="000000" w:themeColor="text1"/>
             </w:tcBorders>
             <w:shd w:val="clear" w:color="auto" w:fill="D5DCE4" w:themeFill="text2" w:themeFillTint="33"/>
+            <w:vAlign w:val="center"/>
           </w:tcPr>
           <w:p>
             <w:pPr>
@@ -9703,6 +10051,7 @@
               <w:top w:val="single" w:sz="4" w:space="0" w:color="000000" w:themeColor="text1"/>
             </w:tcBorders>
             <w:shd w:val="clear" w:color="auto" w:fill="D5DCE4" w:themeFill="text2" w:themeFillTint="33"/>
+            <w:vAlign w:val="center"/>
           </w:tcPr>
           <w:p>
             <w:pPr>
@@ -9729,6 +10078,7 @@
               <w:top w:val="single" w:sz="4" w:space="0" w:color="000000" w:themeColor="text1"/>
             </w:tcBorders>
             <w:shd w:val="clear" w:color="auto" w:fill="D5DCE4" w:themeFill="text2" w:themeFillTint="33"/>
+            <w:vAlign w:val="center"/>
           </w:tcPr>
           <w:p>
             <w:pPr>
@@ -9755,6 +10105,7 @@
               <w:top w:val="single" w:sz="4" w:space="0" w:color="000000" w:themeColor="text1"/>
             </w:tcBorders>
             <w:shd w:val="clear" w:color="auto" w:fill="D5DCE4" w:themeFill="text2" w:themeFillTint="33"/>
+            <w:vAlign w:val="center"/>
           </w:tcPr>
           <w:p>
             <w:pPr>
@@ -9781,9 +10132,10 @@
         </w:trPr>
         <w:tc>
           <w:tcPr>
-            <w:tcW w:w="1879" w:type="dxa"/>
+            <w:tcW w:w="1737" w:type="dxa"/>
             <w:gridSpan w:val="2"/>
             <w:shd w:val="clear" w:color="auto" w:fill="D5DCE4" w:themeFill="text2" w:themeFillTint="33"/>
+            <w:vAlign w:val="center"/>
           </w:tcPr>
           <w:p>
             <w:pPr>
@@ -9806,6 +10158,7 @@
           <w:tcPr>
             <w:tcW w:w="3087" w:type="dxa"/>
             <w:gridSpan w:val="2"/>
+            <w:vAlign w:val="center"/>
           </w:tcPr>
           <w:p>
             <w:pPr>
@@ -9909,6 +10262,7 @@
           <w:tcPr>
             <w:tcW w:w="2984" w:type="dxa"/>
             <w:gridSpan w:val="2"/>
+            <w:vAlign w:val="center"/>
           </w:tcPr>
           <w:p>
             <w:pPr>
@@ -9963,7 +10317,15 @@
                 <w:sz w:val="16"/>
                 <w:szCs w:val="16"/>
               </w:rPr>
-              <w:instrText xml:space="preserve">"\* MERGEFORMAT </w:instrText>
+              <w:instrText>"</w:instrText>
+            </w:r>
+            <w:r>
+              <w:rPr>
+                <w:rFonts w:asciiTheme="minorBidi" w:hAnsiTheme="minorBidi" w:cstheme="minorBidi"/>
+                <w:sz w:val="16"/>
+                <w:szCs w:val="16"/>
+              </w:rPr>
+              <w:instrText xml:space="preserve">\* MERGEFORMAT </w:instrText>
             </w:r>
             <w:r>
               <w:rPr>
@@ -9996,6 +10358,7 @@
           <w:tcPr>
             <w:tcW w:w="3086" w:type="dxa"/>
             <w:gridSpan w:val="2"/>
+            <w:vAlign w:val="center"/>
           </w:tcPr>
           <w:p>
             <w:pPr>
@@ -10034,7 +10397,15 @@
                 <w:sz w:val="16"/>
                 <w:szCs w:val="16"/>
               </w:rPr>
-              <w:instrText>"="" "&lt;&lt;Right_LG_Last_TSN_CSN_Update_Date__h&gt;&gt;" "</w:instrText>
+              <w:instrText>"</w:instrText>
+            </w:r>
+            <w:r>
+              <w:rPr>
+                <w:rFonts w:asciiTheme="minorBidi" w:hAnsiTheme="minorBidi" w:cstheme="minorBidi"/>
+                <w:sz w:val="16"/>
+                <w:szCs w:val="16"/>
+              </w:rPr>
+              <w:instrText>="" "&lt;&lt;Right_LG_Last_TSN_CSN_Update_Date__h&gt;&gt;" "</w:instrText>
             </w:r>
             <w:r>
               <w:rPr>
@@ -10087,9 +10458,10 @@
         </w:trPr>
         <w:tc>
           <w:tcPr>
-            <w:tcW w:w="1879" w:type="dxa"/>
+            <w:tcW w:w="1737" w:type="dxa"/>
             <w:gridSpan w:val="2"/>
             <w:shd w:val="clear" w:color="auto" w:fill="D5DCE4" w:themeFill="text2" w:themeFillTint="33"/>
+            <w:vAlign w:val="center"/>
           </w:tcPr>
           <w:p>
             <w:pPr>
@@ -10112,6 +10484,7 @@
           <w:tcPr>
             <w:tcW w:w="3087" w:type="dxa"/>
             <w:gridSpan w:val="2"/>
+            <w:vAlign w:val="center"/>
           </w:tcPr>
           <w:p>
             <w:pPr>
@@ -10154,7 +10527,52 @@
                 <w:sz w:val="16"/>
                 <w:szCs w:val="16"/>
               </w:rPr>
-              <w:instrText xml:space="preserve">"="" "Not Available" "&lt;&lt;Nose_LG_Manufacturer_GP&gt;&gt;" \* MERGEFORMAT </w:instrText>
+              <w:instrText>"="" "</w:instrText>
+            </w:r>
+            <w:r>
+              <w:rPr>
+                <w:rFonts w:asciiTheme="minorBidi" w:hAnsiTheme="minorBidi" w:cstheme="minorBidi"/>
+                <w:noProof/>
+                <w:sz w:val="16"/>
+                <w:szCs w:val="16"/>
+              </w:rPr>
+              <w:instrText>No</w:instrText>
+            </w:r>
+            <w:r>
+              <w:rPr>
+                <w:rFonts w:asciiTheme="minorBidi" w:hAnsiTheme="minorBidi" w:cstheme="minorBidi"/>
+                <w:noProof/>
+                <w:sz w:val="16"/>
+                <w:szCs w:val="16"/>
+              </w:rPr>
+              <w:instrText>t Available</w:instrText>
+            </w:r>
+            <w:r>
+              <w:rPr>
+                <w:rFonts w:asciiTheme="minorBidi" w:hAnsiTheme="minorBidi" w:cstheme="minorBidi"/>
+                <w:noProof/>
+                <w:sz w:val="16"/>
+                <w:szCs w:val="16"/>
+              </w:rPr>
+              <w:instrText>" "&lt;&lt;Nose_LG_Manufacturer_</w:instrText>
+            </w:r>
+            <w:r>
+              <w:rPr>
+                <w:rFonts w:asciiTheme="minorBidi" w:hAnsiTheme="minorBidi" w:cstheme="minorBidi"/>
+                <w:noProof/>
+                <w:sz w:val="16"/>
+                <w:szCs w:val="16"/>
+              </w:rPr>
+              <w:instrText>GP</w:instrText>
+            </w:r>
+            <w:r>
+              <w:rPr>
+                <w:rFonts w:asciiTheme="minorBidi" w:hAnsiTheme="minorBidi" w:cstheme="minorBidi"/>
+                <w:noProof/>
+                <w:sz w:val="16"/>
+                <w:szCs w:val="16"/>
+              </w:rPr>
+              <w:instrText xml:space="preserve">&gt;&gt;" \* MERGEFORMAT </w:instrText>
             </w:r>
             <w:r>
               <w:rPr>
@@ -10189,6 +10607,7 @@
           <w:tcPr>
             <w:tcW w:w="2984" w:type="dxa"/>
             <w:gridSpan w:val="2"/>
+            <w:vAlign w:val="center"/>
           </w:tcPr>
           <w:p>
             <w:pPr>
@@ -10213,7 +10632,70 @@
                 <w:sz w:val="16"/>
                 <w:szCs w:val="16"/>
               </w:rPr>
-              <w:instrText xml:space="preserve"> IF "&lt;&lt;Left_LG_Manufacturer_GP&gt;&gt;”=”” “Not Available” “&lt;&lt;Left_LG_Manufacturer_GP&gt;&gt;” \* MERGEFORMAT </w:instrText>
+              <w:instrText xml:space="preserve"> IF "&lt;&lt;Left_LG_Manufacturer_</w:instrText>
+            </w:r>
+            <w:r>
+              <w:rPr>
+                <w:rFonts w:asciiTheme="minorBidi" w:hAnsiTheme="minorBidi" w:cstheme="minorBidi"/>
+                <w:noProof/>
+                <w:sz w:val="16"/>
+                <w:szCs w:val="16"/>
+              </w:rPr>
+              <w:instrText>GP</w:instrText>
+            </w:r>
+            <w:r>
+              <w:rPr>
+                <w:rFonts w:asciiTheme="minorBidi" w:hAnsiTheme="minorBidi" w:cstheme="minorBidi"/>
+                <w:noProof/>
+                <w:sz w:val="16"/>
+                <w:szCs w:val="16"/>
+              </w:rPr>
+              <w:instrText>&gt;&gt;”=”” “</w:instrText>
+            </w:r>
+            <w:r>
+              <w:rPr>
+                <w:rFonts w:asciiTheme="minorBidi" w:hAnsiTheme="minorBidi" w:cstheme="minorBidi"/>
+                <w:noProof/>
+                <w:sz w:val="16"/>
+                <w:szCs w:val="16"/>
+              </w:rPr>
+              <w:instrText>No</w:instrText>
+            </w:r>
+            <w:r>
+              <w:rPr>
+                <w:rFonts w:asciiTheme="minorBidi" w:hAnsiTheme="minorBidi" w:cstheme="minorBidi"/>
+                <w:noProof/>
+                <w:sz w:val="16"/>
+                <w:szCs w:val="16"/>
+              </w:rPr>
+              <w:instrText>t Available</w:instrText>
+            </w:r>
+            <w:r>
+              <w:rPr>
+                <w:rFonts w:asciiTheme="minorBidi" w:hAnsiTheme="minorBidi" w:cstheme="minorBidi"/>
+                <w:noProof/>
+                <w:sz w:val="16"/>
+                <w:szCs w:val="16"/>
+              </w:rPr>
+              <w:instrText>” “&lt;&lt;Left_LG_Manufacturer_</w:instrText>
+            </w:r>
+            <w:r>
+              <w:rPr>
+                <w:rFonts w:asciiTheme="minorBidi" w:hAnsiTheme="minorBidi" w:cstheme="minorBidi"/>
+                <w:noProof/>
+                <w:sz w:val="16"/>
+                <w:szCs w:val="16"/>
+              </w:rPr>
+              <w:instrText>GP</w:instrText>
+            </w:r>
+            <w:r>
+              <w:rPr>
+                <w:rFonts w:asciiTheme="minorBidi" w:hAnsiTheme="minorBidi" w:cstheme="minorBidi"/>
+                <w:noProof/>
+                <w:sz w:val="16"/>
+                <w:szCs w:val="16"/>
+              </w:rPr>
+              <w:instrText xml:space="preserve">&gt;&gt;” \* MERGEFORMAT </w:instrText>
             </w:r>
             <w:r>
               <w:rPr>
@@ -10248,6 +10730,7 @@
           <w:tcPr>
             <w:tcW w:w="3086" w:type="dxa"/>
             <w:gridSpan w:val="2"/>
+            <w:vAlign w:val="center"/>
           </w:tcPr>
           <w:p>
             <w:pPr>
@@ -10272,7 +10755,70 @@
                 <w:sz w:val="16"/>
                 <w:szCs w:val="16"/>
               </w:rPr>
-              <w:instrText xml:space="preserve"> IF “&lt;&lt;Right_LG_Manufacturer_GP&gt;&gt;”=”” “Not Available” “&lt;&lt;Right_LG_Manufacturer_GP&gt;&gt;” \* MERGEFORMAT </w:instrText>
+              <w:instrText xml:space="preserve"> IF “&lt;&lt;Right_LG_Manufacturer_</w:instrText>
+            </w:r>
+            <w:r>
+              <w:rPr>
+                <w:rFonts w:asciiTheme="minorBidi" w:hAnsiTheme="minorBidi" w:cstheme="minorBidi"/>
+                <w:noProof/>
+                <w:sz w:val="16"/>
+                <w:szCs w:val="16"/>
+              </w:rPr>
+              <w:instrText>GP</w:instrText>
+            </w:r>
+            <w:r>
+              <w:rPr>
+                <w:rFonts w:asciiTheme="minorBidi" w:hAnsiTheme="minorBidi" w:cstheme="minorBidi"/>
+                <w:noProof/>
+                <w:sz w:val="16"/>
+                <w:szCs w:val="16"/>
+              </w:rPr>
+              <w:instrText>&gt;&gt;”=”” “</w:instrText>
+            </w:r>
+            <w:r>
+              <w:rPr>
+                <w:rFonts w:asciiTheme="minorBidi" w:hAnsiTheme="minorBidi" w:cstheme="minorBidi"/>
+                <w:noProof/>
+                <w:sz w:val="16"/>
+                <w:szCs w:val="16"/>
+              </w:rPr>
+              <w:instrText>No</w:instrText>
+            </w:r>
+            <w:r>
+              <w:rPr>
+                <w:rFonts w:asciiTheme="minorBidi" w:hAnsiTheme="minorBidi" w:cstheme="minorBidi"/>
+                <w:noProof/>
+                <w:sz w:val="16"/>
+                <w:szCs w:val="16"/>
+              </w:rPr>
+              <w:instrText>t Available</w:instrText>
+            </w:r>
+            <w:r>
+              <w:rPr>
+                <w:rFonts w:asciiTheme="minorBidi" w:hAnsiTheme="minorBidi" w:cstheme="minorBidi"/>
+                <w:noProof/>
+                <w:sz w:val="16"/>
+                <w:szCs w:val="16"/>
+              </w:rPr>
+              <w:instrText>” “&lt;&lt;Right_LG_Manufacturer_</w:instrText>
+            </w:r>
+            <w:r>
+              <w:rPr>
+                <w:rFonts w:asciiTheme="minorBidi" w:hAnsiTheme="minorBidi" w:cstheme="minorBidi"/>
+                <w:noProof/>
+                <w:sz w:val="16"/>
+                <w:szCs w:val="16"/>
+              </w:rPr>
+              <w:instrText>GP</w:instrText>
+            </w:r>
+            <w:r>
+              <w:rPr>
+                <w:rFonts w:asciiTheme="minorBidi" w:hAnsiTheme="minorBidi" w:cstheme="minorBidi"/>
+                <w:noProof/>
+                <w:sz w:val="16"/>
+                <w:szCs w:val="16"/>
+              </w:rPr>
+              <w:instrText xml:space="preserve">&gt;&gt;” \* MERGEFORMAT </w:instrText>
             </w:r>
             <w:r>
               <w:rPr>
@@ -10311,9 +10857,10 @@
         </w:trPr>
         <w:tc>
           <w:tcPr>
-            <w:tcW w:w="1879" w:type="dxa"/>
+            <w:tcW w:w="1737" w:type="dxa"/>
             <w:gridSpan w:val="2"/>
             <w:shd w:val="clear" w:color="auto" w:fill="D5DCE4" w:themeFill="text2" w:themeFillTint="33"/>
+            <w:vAlign w:val="center"/>
           </w:tcPr>
           <w:p>
             <w:pPr>
@@ -10336,6 +10883,7 @@
           <w:tcPr>
             <w:tcW w:w="3087" w:type="dxa"/>
             <w:gridSpan w:val="2"/>
+            <w:vAlign w:val="center"/>
           </w:tcPr>
           <w:p>
             <w:pPr>
@@ -10388,6 +10936,7 @@
           <w:tcPr>
             <w:tcW w:w="2984" w:type="dxa"/>
             <w:gridSpan w:val="2"/>
+            <w:vAlign w:val="center"/>
           </w:tcPr>
           <w:p>
             <w:pPr>
@@ -10440,6 +10989,7 @@
           <w:tcPr>
             <w:tcW w:w="3086" w:type="dxa"/>
             <w:gridSpan w:val="2"/>
+            <w:vAlign w:val="center"/>
           </w:tcPr>
           <w:p>
             <w:pPr>
@@ -10492,9 +11042,10 @@
         </w:trPr>
         <w:tc>
           <w:tcPr>
-            <w:tcW w:w="1879" w:type="dxa"/>
+            <w:tcW w:w="1737" w:type="dxa"/>
             <w:gridSpan w:val="2"/>
             <w:shd w:val="clear" w:color="auto" w:fill="D5DCE4" w:themeFill="text2" w:themeFillTint="33"/>
+            <w:vAlign w:val="center"/>
           </w:tcPr>
           <w:p>
             <w:pPr>
@@ -10517,6 +11068,7 @@
           <w:tcPr>
             <w:tcW w:w="3087" w:type="dxa"/>
             <w:gridSpan w:val="2"/>
+            <w:vAlign w:val="center"/>
           </w:tcPr>
           <w:p>
             <w:pPr>
@@ -10569,6 +11121,7 @@
           <w:tcPr>
             <w:tcW w:w="2984" w:type="dxa"/>
             <w:gridSpan w:val="2"/>
+            <w:vAlign w:val="center"/>
           </w:tcPr>
           <w:p>
             <w:pPr>
@@ -10621,6 +11174,7 @@
           <w:tcPr>
             <w:tcW w:w="3086" w:type="dxa"/>
             <w:gridSpan w:val="2"/>
+            <w:vAlign w:val="center"/>
           </w:tcPr>
           <w:p>
             <w:pPr>
@@ -10673,9 +11227,10 @@
         </w:trPr>
         <w:tc>
           <w:tcPr>
-            <w:tcW w:w="1879" w:type="dxa"/>
+            <w:tcW w:w="1737" w:type="dxa"/>
             <w:gridSpan w:val="2"/>
             <w:shd w:val="clear" w:color="auto" w:fill="D5DCE4" w:themeFill="text2" w:themeFillTint="33"/>
+            <w:vAlign w:val="center"/>
           </w:tcPr>
           <w:p>
             <w:pPr>
@@ -10698,6 +11253,7 @@
           <w:tcPr>
             <w:tcW w:w="3087" w:type="dxa"/>
             <w:gridSpan w:val="2"/>
+            <w:vAlign w:val="center"/>
           </w:tcPr>
           <w:p>
             <w:pPr>
@@ -10757,6 +11313,7 @@
           <w:tcPr>
             <w:tcW w:w="2984" w:type="dxa"/>
             <w:gridSpan w:val="2"/>
+            <w:vAlign w:val="center"/>
           </w:tcPr>
           <w:p>
             <w:pPr>
@@ -10816,6 +11373,7 @@
           <w:tcPr>
             <w:tcW w:w="3086" w:type="dxa"/>
             <w:gridSpan w:val="2"/>
+            <w:vAlign w:val="center"/>
           </w:tcPr>
           <w:p>
             <w:pPr>
@@ -10879,9 +11437,10 @@
         </w:trPr>
         <w:tc>
           <w:tcPr>
-            <w:tcW w:w="1879" w:type="dxa"/>
+            <w:tcW w:w="1737" w:type="dxa"/>
             <w:gridSpan w:val="2"/>
             <w:shd w:val="clear" w:color="auto" w:fill="D5DCE4" w:themeFill="text2" w:themeFillTint="33"/>
+            <w:vAlign w:val="center"/>
           </w:tcPr>
           <w:p>
             <w:pPr>
@@ -10904,6 +11463,7 @@
           <w:tcPr>
             <w:tcW w:w="3087" w:type="dxa"/>
             <w:gridSpan w:val="2"/>
+            <w:vAlign w:val="center"/>
           </w:tcPr>
           <w:p>
             <w:pPr>
@@ -10956,6 +11516,7 @@
           <w:tcPr>
             <w:tcW w:w="2984" w:type="dxa"/>
             <w:gridSpan w:val="2"/>
+            <w:vAlign w:val="center"/>
           </w:tcPr>
           <w:p>
             <w:pPr>
@@ -11008,6 +11569,7 @@
           <w:tcPr>
             <w:tcW w:w="3086" w:type="dxa"/>
             <w:gridSpan w:val="2"/>
+            <w:vAlign w:val="center"/>
           </w:tcPr>
           <w:p>
             <w:pPr>
@@ -11060,9 +11622,10 @@
         </w:trPr>
         <w:tc>
           <w:tcPr>
-            <w:tcW w:w="1879" w:type="dxa"/>
+            <w:tcW w:w="1737" w:type="dxa"/>
             <w:gridSpan w:val="2"/>
             <w:shd w:val="clear" w:color="auto" w:fill="D5DCE4" w:themeFill="text2" w:themeFillTint="33"/>
+            <w:vAlign w:val="center"/>
           </w:tcPr>
           <w:p>
             <w:pPr>
@@ -11085,6 +11648,7 @@
           <w:tcPr>
             <w:tcW w:w="3087" w:type="dxa"/>
             <w:gridSpan w:val="2"/>
+            <w:vAlign w:val="center"/>
           </w:tcPr>
           <w:p>
             <w:pPr>
@@ -11219,6 +11783,7 @@
           <w:tcPr>
             <w:tcW w:w="2984" w:type="dxa"/>
             <w:gridSpan w:val="2"/>
+            <w:vAlign w:val="center"/>
           </w:tcPr>
           <w:p>
             <w:pPr>
@@ -11270,7 +11835,16 @@
                 <w:sz w:val="16"/>
                 <w:szCs w:val="16"/>
               </w:rPr>
-              <w:instrText>Not Available</w:instrText>
+              <w:instrText>N</w:instrText>
+            </w:r>
+            <w:r>
+              <w:rPr>
+                <w:rFonts w:asciiTheme="minorBidi" w:hAnsiTheme="minorBidi" w:cstheme="minorBidi"/>
+                <w:bCs/>
+                <w:sz w:val="16"/>
+                <w:szCs w:val="16"/>
+              </w:rPr>
+              <w:instrText>ot Available</w:instrText>
             </w:r>
             <w:r>
               <w:rPr>
@@ -11353,6 +11927,7 @@
           <w:tcPr>
             <w:tcW w:w="3086" w:type="dxa"/>
             <w:gridSpan w:val="2"/>
+            <w:vAlign w:val="center"/>
           </w:tcPr>
           <w:p>
             <w:pPr>
@@ -11399,7 +11974,15 @@
                 <w:sz w:val="16"/>
                 <w:szCs w:val="16"/>
               </w:rPr>
-              <w:instrText>Not Available</w:instrText>
+              <w:instrText>No</w:instrText>
+            </w:r>
+            <w:r>
+              <w:rPr>
+                <w:rFonts w:asciiTheme="minorBidi" w:hAnsiTheme="minorBidi" w:cstheme="minorBidi"/>
+                <w:sz w:val="16"/>
+                <w:szCs w:val="16"/>
+              </w:rPr>
+              <w:instrText>t Available</w:instrText>
             </w:r>
             <w:r>
               <w:rPr>
@@ -11478,9 +12061,10 @@
         </w:trPr>
         <w:tc>
           <w:tcPr>
-            <w:tcW w:w="1879" w:type="dxa"/>
+            <w:tcW w:w="1737" w:type="dxa"/>
             <w:gridSpan w:val="2"/>
             <w:shd w:val="clear" w:color="auto" w:fill="D5DCE4" w:themeFill="text2" w:themeFillTint="33"/>
+            <w:vAlign w:val="center"/>
           </w:tcPr>
           <w:p>
             <w:pPr>
@@ -11503,6 +12087,7 @@
           <w:tcPr>
             <w:tcW w:w="3087" w:type="dxa"/>
             <w:gridSpan w:val="2"/>
+            <w:vAlign w:val="center"/>
           </w:tcPr>
           <w:p>
             <w:pPr>
@@ -11553,7 +12138,7 @@
                 <w:sz w:val="16"/>
                 <w:szCs w:val="16"/>
               </w:rPr>
-              <w:t xml:space="preserve">FC / </w:t>
+              <w:t>FC /</w:t>
             </w:r>
             <w:r>
               <w:rPr>
@@ -11563,7 +12148,7 @@
                 <w:sz w:val="16"/>
                 <w:szCs w:val="16"/>
               </w:rPr>
-              <w:t>&lt;&lt;Nose_Proj_Interval_2_Months</w:t>
+              <w:t xml:space="preserve"> </w:t>
             </w:r>
             <w:r>
               <w:rPr>
@@ -11573,7 +12158,7 @@
                 <w:sz w:val="16"/>
                 <w:szCs w:val="16"/>
               </w:rPr>
-              <w:t>__00</w:t>
+              <w:t>&lt;&lt;Nose_Proj_Interval_2_Months</w:t>
             </w:r>
             <w:r>
               <w:rPr>
@@ -11583,7 +12168,7 @@
                 <w:sz w:val="16"/>
                 <w:szCs w:val="16"/>
               </w:rPr>
-              <w:t>&gt;&gt;</w:t>
+              <w:t>__00</w:t>
             </w:r>
             <w:r>
               <w:rPr>
@@ -11593,7 +12178,27 @@
                 <w:sz w:val="16"/>
                 <w:szCs w:val="16"/>
               </w:rPr>
-              <w:t xml:space="preserve"> Months</w:t>
+              <w:t>&gt;&gt;</w:t>
+            </w:r>
+            <w:r>
+              <w:rPr>
+                <w:rFonts w:asciiTheme="minorBidi" w:hAnsiTheme="minorBidi" w:cstheme="minorBidi"/>
+                <w:bCs/>
+                <w:noProof/>
+                <w:sz w:val="16"/>
+                <w:szCs w:val="16"/>
+              </w:rPr>
+              <w:t xml:space="preserve"> </w:t>
+            </w:r>
+            <w:r>
+              <w:rPr>
+                <w:rFonts w:asciiTheme="minorBidi" w:hAnsiTheme="minorBidi" w:cstheme="minorBidi"/>
+                <w:bCs/>
+                <w:noProof/>
+                <w:sz w:val="16"/>
+                <w:szCs w:val="16"/>
+              </w:rPr>
+              <w:t>Months</w:t>
             </w:r>
           </w:p>
         </w:tc>
@@ -11601,6 +12206,7 @@
           <w:tcPr>
             <w:tcW w:w="2984" w:type="dxa"/>
             <w:gridSpan w:val="2"/>
+            <w:vAlign w:val="center"/>
           </w:tcPr>
           <w:p>
             <w:pPr>
@@ -11647,7 +12253,7 @@
                 <w:sz w:val="16"/>
                 <w:szCs w:val="16"/>
               </w:rPr>
-              <w:t xml:space="preserve"> FC / </w:t>
+              <w:t xml:space="preserve"> </w:t>
             </w:r>
             <w:r>
               <w:rPr>
@@ -11657,7 +12263,7 @@
                 <w:sz w:val="16"/>
                 <w:szCs w:val="16"/>
               </w:rPr>
-              <w:t>&lt;&lt;Left_Proj_Interval_2_Months</w:t>
+              <w:t xml:space="preserve">FC / </w:t>
             </w:r>
             <w:r>
               <w:rPr>
@@ -11667,7 +12273,7 @@
                 <w:sz w:val="16"/>
                 <w:szCs w:val="16"/>
               </w:rPr>
-              <w:t>__00</w:t>
+              <w:t>&lt;&lt;Left_Proj_Interval_2_Months</w:t>
             </w:r>
             <w:r>
               <w:rPr>
@@ -11677,7 +12283,7 @@
                 <w:sz w:val="16"/>
                 <w:szCs w:val="16"/>
               </w:rPr>
-              <w:t>&gt;&gt;</w:t>
+              <w:t>__00</w:t>
             </w:r>
             <w:r>
               <w:rPr>
@@ -11687,7 +12293,27 @@
                 <w:sz w:val="16"/>
                 <w:szCs w:val="16"/>
               </w:rPr>
-              <w:t xml:space="preserve"> Months</w:t>
+              <w:t>&gt;&gt;</w:t>
+            </w:r>
+            <w:r>
+              <w:rPr>
+                <w:rFonts w:asciiTheme="minorBidi" w:hAnsiTheme="minorBidi" w:cstheme="minorBidi"/>
+                <w:bCs/>
+                <w:noProof/>
+                <w:sz w:val="16"/>
+                <w:szCs w:val="16"/>
+              </w:rPr>
+              <w:t xml:space="preserve"> </w:t>
+            </w:r>
+            <w:r>
+              <w:rPr>
+                <w:rFonts w:asciiTheme="minorBidi" w:hAnsiTheme="minorBidi" w:cstheme="minorBidi"/>
+                <w:bCs/>
+                <w:noProof/>
+                <w:sz w:val="16"/>
+                <w:szCs w:val="16"/>
+              </w:rPr>
+              <w:t>Months</w:t>
             </w:r>
           </w:p>
         </w:tc>
@@ -11695,6 +12321,7 @@
           <w:tcPr>
             <w:tcW w:w="3086" w:type="dxa"/>
             <w:gridSpan w:val="2"/>
+            <w:vAlign w:val="center"/>
           </w:tcPr>
           <w:p>
             <w:pPr>
@@ -11741,7 +12368,7 @@
                 <w:sz w:val="16"/>
                 <w:szCs w:val="16"/>
               </w:rPr>
-              <w:t xml:space="preserve"> FC / </w:t>
+              <w:t xml:space="preserve"> </w:t>
             </w:r>
             <w:r>
               <w:rPr>
@@ -11751,7 +12378,7 @@
                 <w:sz w:val="16"/>
                 <w:szCs w:val="16"/>
               </w:rPr>
-              <w:t>&lt;&lt;Right_Proj_Interval_2_Months</w:t>
+              <w:t xml:space="preserve">FC / </w:t>
             </w:r>
             <w:r>
               <w:rPr>
@@ -11761,7 +12388,7 @@
                 <w:sz w:val="16"/>
                 <w:szCs w:val="16"/>
               </w:rPr>
-              <w:t>__00</w:t>
+              <w:t>&lt;&lt;Right_Proj_Interval_2_Months</w:t>
             </w:r>
             <w:r>
               <w:rPr>
@@ -11771,7 +12398,7 @@
                 <w:sz w:val="16"/>
                 <w:szCs w:val="16"/>
               </w:rPr>
-              <w:t>&gt;&gt;</w:t>
+              <w:t>__00</w:t>
             </w:r>
             <w:r>
               <w:rPr>
@@ -11781,7 +12408,27 @@
                 <w:sz w:val="16"/>
                 <w:szCs w:val="16"/>
               </w:rPr>
-              <w:t xml:space="preserve"> Months</w:t>
+              <w:t>&gt;&gt;</w:t>
+            </w:r>
+            <w:r>
+              <w:rPr>
+                <w:rFonts w:asciiTheme="minorBidi" w:hAnsiTheme="minorBidi" w:cstheme="minorBidi"/>
+                <w:bCs/>
+                <w:noProof/>
+                <w:sz w:val="16"/>
+                <w:szCs w:val="16"/>
+              </w:rPr>
+              <w:t xml:space="preserve"> </w:t>
+            </w:r>
+            <w:r>
+              <w:rPr>
+                <w:rFonts w:asciiTheme="minorBidi" w:hAnsiTheme="minorBidi" w:cstheme="minorBidi"/>
+                <w:bCs/>
+                <w:noProof/>
+                <w:sz w:val="16"/>
+                <w:szCs w:val="16"/>
+              </w:rPr>
+              <w:t>Months</w:t>
             </w:r>
           </w:p>
         </w:tc>
@@ -11793,9 +12440,10 @@
         </w:trPr>
         <w:tc>
           <w:tcPr>
-            <w:tcW w:w="1879" w:type="dxa"/>
+            <w:tcW w:w="1737" w:type="dxa"/>
             <w:gridSpan w:val="2"/>
             <w:shd w:val="clear" w:color="auto" w:fill="D5DCE4" w:themeFill="text2" w:themeFillTint="33"/>
+            <w:vAlign w:val="center"/>
           </w:tcPr>
           <w:p>
             <w:pPr>
@@ -11818,6 +12466,7 @@
           <w:tcPr>
             <w:tcW w:w="3087" w:type="dxa"/>
             <w:gridSpan w:val="2"/>
+            <w:vAlign w:val="center"/>
           </w:tcPr>
           <w:p>
             <w:pPr>
@@ -11896,6 +12545,7 @@
           <w:tcPr>
             <w:tcW w:w="2984" w:type="dxa"/>
             <w:gridSpan w:val="2"/>
+            <w:vAlign w:val="center"/>
           </w:tcPr>
           <w:p>
             <w:pPr>
@@ -11974,6 +12624,7 @@
           <w:tcPr>
             <w:tcW w:w="3086" w:type="dxa"/>
             <w:gridSpan w:val="2"/>
+            <w:vAlign w:val="center"/>
           </w:tcPr>
           <w:p>
             <w:pPr>
@@ -12049,9 +12700,10 @@
         </w:trPr>
         <w:tc>
           <w:tcPr>
-            <w:tcW w:w="1879" w:type="dxa"/>
+            <w:tcW w:w="1737" w:type="dxa"/>
             <w:gridSpan w:val="2"/>
             <w:shd w:val="clear" w:color="auto" w:fill="D5DCE4" w:themeFill="text2" w:themeFillTint="33"/>
+            <w:vAlign w:val="center"/>
           </w:tcPr>
           <w:p>
             <w:pPr>
@@ -12074,6 +12726,7 @@
           <w:tcPr>
             <w:tcW w:w="3087" w:type="dxa"/>
             <w:gridSpan w:val="2"/>
+            <w:vAlign w:val="center"/>
           </w:tcPr>
           <w:p>
             <w:pPr>
@@ -12152,6 +12805,7 @@
           <w:tcPr>
             <w:tcW w:w="2984" w:type="dxa"/>
             <w:gridSpan w:val="2"/>
+            <w:vAlign w:val="center"/>
           </w:tcPr>
           <w:p>
             <w:pPr>
@@ -12230,6 +12884,7 @@
           <w:tcPr>
             <w:tcW w:w="3086" w:type="dxa"/>
             <w:gridSpan w:val="2"/>
+            <w:vAlign w:val="center"/>
           </w:tcPr>
           <w:p>
             <w:pPr>
@@ -12301,21 +12956,34 @@
     </w:tbl>
     <w:p>
       <w:pPr>
+        <w:spacing w:after="0" w:line="259" w:lineRule="auto"/>
         <w:rPr>
           <w:rFonts w:asciiTheme="minorBidi" w:hAnsiTheme="minorBidi" w:cstheme="minorBidi"/>
-          <w:sz w:val="18"/>
-          <w:szCs w:val="18"/>
         </w:rPr>
       </w:pPr>
     </w:p>
     <w:p>
-      <w:r>
-        <w:br w:type="page"/>
-      </w:r>
+      <w:pPr>
+        <w:rPr>
+          <w:rFonts w:asciiTheme="minorBidi" w:hAnsiTheme="minorBidi" w:cstheme="minorBidi"/>
+          <w:b/>
+          <w:bCs/>
+          <w:i/>
+          <w:iCs/>
+          <w:sz w:val="18"/>
+          <w:szCs w:val="18"/>
+        </w:rPr>
+        <w:sectPr>
+          <w:pgSz w:w="12240" w:h="15840"/>
+          <w:pgMar w:top="1170" w:right="720" w:bottom="720" w:left="720" w:header="432" w:footer="180" w:gutter="0"/>
+          <w:cols w:space="720"/>
+          <w:docGrid w:linePitch="360"/>
+        </w:sectPr>
+      </w:pPr>
     </w:p>
     <w:tbl>
       <w:tblPr>
-        <w:tblpPr w:leftFromText="180" w:rightFromText="180" w:vertAnchor="text" w:horzAnchor="margin" w:tblpY="-54"/>
+        <w:tblpPr w:leftFromText="180" w:rightFromText="180" w:vertAnchor="text" w:horzAnchor="margin" w:tblpXSpec="center" w:tblpY="2"/>
         <w:tblW w:w="10915" w:type="dxa"/>
         <w:tblBorders>
           <w:top w:val="single" w:sz="4" w:space="0" w:color="000000" w:themeColor="text1"/>
@@ -12353,6 +13021,7 @@
               <w:bottom w:val="single" w:sz="4" w:space="0" w:color="000000" w:themeColor="text1"/>
               <w:right w:val="nil"/>
             </w:tcBorders>
+            <w:vAlign w:val="center"/>
           </w:tcPr>
           <w:p>
             <w:pPr>
@@ -12392,6 +13061,7 @@
               <w:left w:val="nil"/>
               <w:right w:val="nil"/>
             </w:tcBorders>
+            <w:vAlign w:val="center"/>
           </w:tcPr>
           <w:p>
             <w:pPr>
@@ -12415,6 +13085,7 @@
           <w:tcPr>
             <w:tcW w:w="1443" w:type="dxa"/>
             <w:shd w:val="clear" w:color="auto" w:fill="D5DCE4" w:themeFill="text2" w:themeFillTint="33"/>
+            <w:vAlign w:val="center"/>
           </w:tcPr>
           <w:p>
             <w:pPr>
@@ -12448,6 +13119,7 @@
           <w:tcPr>
             <w:tcW w:w="2168" w:type="dxa"/>
             <w:gridSpan w:val="2"/>
+            <w:vAlign w:val="center"/>
           </w:tcPr>
           <w:p>
             <w:pPr>
@@ -12474,6 +13146,7 @@
           <w:tcPr>
             <w:tcW w:w="1807" w:type="dxa"/>
             <w:shd w:val="clear" w:color="auto" w:fill="D5DCE4" w:themeFill="text2" w:themeFillTint="33"/>
+            <w:vAlign w:val="center"/>
           </w:tcPr>
           <w:p>
             <w:pPr>
@@ -12500,6 +13173,7 @@
           <w:tcPr>
             <w:tcW w:w="1847" w:type="dxa"/>
             <w:gridSpan w:val="2"/>
+            <w:vAlign w:val="center"/>
           </w:tcPr>
           <w:p>
             <w:pPr>
@@ -12527,6 +13201,7 @@
             <w:tcW w:w="1818" w:type="dxa"/>
             <w:gridSpan w:val="2"/>
             <w:shd w:val="clear" w:color="auto" w:fill="D5DCE4" w:themeFill="text2" w:themeFillTint="33"/>
+            <w:vAlign w:val="center"/>
           </w:tcPr>
           <w:p>
             <w:pPr>
@@ -12552,6 +13227,7 @@
         <w:tc>
           <w:tcPr>
             <w:tcW w:w="1832" w:type="dxa"/>
+            <w:vAlign w:val="center"/>
           </w:tcPr>
           <w:p>
             <w:pPr>
@@ -12583,6 +13259,7 @@
           <w:tcPr>
             <w:tcW w:w="1443" w:type="dxa"/>
             <w:shd w:val="clear" w:color="auto" w:fill="D5DCE4" w:themeFill="text2" w:themeFillTint="33"/>
+            <w:vAlign w:val="center"/>
           </w:tcPr>
           <w:p>
             <w:pPr>
@@ -12607,6 +13284,7 @@
           <w:tcPr>
             <w:tcW w:w="2168" w:type="dxa"/>
             <w:gridSpan w:val="2"/>
+            <w:vAlign w:val="center"/>
           </w:tcPr>
           <w:p>
             <w:pPr>
@@ -12633,6 +13311,7 @@
           <w:tcPr>
             <w:tcW w:w="1807" w:type="dxa"/>
             <w:shd w:val="clear" w:color="auto" w:fill="D5DCE4" w:themeFill="text2" w:themeFillTint="33"/>
+            <w:vAlign w:val="center"/>
           </w:tcPr>
           <w:p>
             <w:pPr>
@@ -12659,6 +13338,7 @@
           <w:tcPr>
             <w:tcW w:w="1847" w:type="dxa"/>
             <w:gridSpan w:val="2"/>
+            <w:vAlign w:val="center"/>
           </w:tcPr>
           <w:p>
             <w:pPr>
@@ -12686,6 +13366,7 @@
             <w:tcW w:w="1818" w:type="dxa"/>
             <w:gridSpan w:val="2"/>
             <w:shd w:val="clear" w:color="auto" w:fill="D5DCE4" w:themeFill="text2" w:themeFillTint="33"/>
+            <w:vAlign w:val="center"/>
           </w:tcPr>
           <w:p>
             <w:pPr>
@@ -12711,6 +13392,7 @@
         <w:tc>
           <w:tcPr>
             <w:tcW w:w="1832" w:type="dxa"/>
+            <w:vAlign w:val="center"/>
           </w:tcPr>
           <w:p>
             <w:pPr>
@@ -12779,6 +13461,7 @@
           <w:tcPr>
             <w:tcW w:w="1443" w:type="dxa"/>
             <w:shd w:val="clear" w:color="auto" w:fill="D5DCE4" w:themeFill="text2" w:themeFillTint="33"/>
+            <w:vAlign w:val="center"/>
           </w:tcPr>
           <w:p>
             <w:pPr>
@@ -12805,6 +13488,7 @@
           <w:tcPr>
             <w:tcW w:w="2168" w:type="dxa"/>
             <w:gridSpan w:val="2"/>
+            <w:vAlign w:val="center"/>
           </w:tcPr>
           <w:p>
             <w:pPr>
@@ -12831,6 +13515,7 @@
           <w:tcPr>
             <w:tcW w:w="1807" w:type="dxa"/>
             <w:shd w:val="clear" w:color="auto" w:fill="D5DCE4" w:themeFill="text2" w:themeFillTint="33"/>
+            <w:vAlign w:val="center"/>
           </w:tcPr>
           <w:p>
             <w:pPr>
@@ -12857,6 +13542,7 @@
           <w:tcPr>
             <w:tcW w:w="1847" w:type="dxa"/>
             <w:gridSpan w:val="2"/>
+            <w:vAlign w:val="center"/>
           </w:tcPr>
           <w:p>
             <w:pPr>
@@ -12884,6 +13570,7 @@
             <w:tcW w:w="1818" w:type="dxa"/>
             <w:gridSpan w:val="2"/>
             <w:shd w:val="clear" w:color="auto" w:fill="D5DCE4" w:themeFill="text2" w:themeFillTint="33"/>
+            <w:vAlign w:val="center"/>
           </w:tcPr>
           <w:p>
             <w:pPr>
@@ -12909,6 +13596,7 @@
         <w:tc>
           <w:tcPr>
             <w:tcW w:w="1832" w:type="dxa"/>
+            <w:vAlign w:val="center"/>
           </w:tcPr>
           <w:p>
             <w:pPr>
@@ -12995,6 +13683,7 @@
           <w:tcPr>
             <w:tcW w:w="1443" w:type="dxa"/>
             <w:shd w:val="clear" w:color="auto" w:fill="D5DCE4" w:themeFill="text2" w:themeFillTint="33"/>
+            <w:vAlign w:val="center"/>
           </w:tcPr>
           <w:p>
             <w:pPr>
@@ -13019,6 +13708,7 @@
           <w:tcPr>
             <w:tcW w:w="2168" w:type="dxa"/>
             <w:gridSpan w:val="2"/>
+            <w:vAlign w:val="center"/>
           </w:tcPr>
           <w:p>
             <w:pPr>
@@ -13128,6 +13818,7 @@
           <w:tcPr>
             <w:tcW w:w="1807" w:type="dxa"/>
             <w:shd w:val="clear" w:color="auto" w:fill="D5DCE4" w:themeFill="text2" w:themeFillTint="33"/>
+            <w:vAlign w:val="center"/>
           </w:tcPr>
           <w:p>
             <w:pPr>
@@ -13154,6 +13845,7 @@
           <w:tcPr>
             <w:tcW w:w="1847" w:type="dxa"/>
             <w:gridSpan w:val="2"/>
+            <w:vAlign w:val="center"/>
           </w:tcPr>
           <w:p>
             <w:pPr>
@@ -13264,6 +13956,7 @@
             <w:tcW w:w="1818" w:type="dxa"/>
             <w:gridSpan w:val="2"/>
             <w:shd w:val="clear" w:color="auto" w:fill="D5DCE4" w:themeFill="text2" w:themeFillTint="33"/>
+            <w:vAlign w:val="center"/>
           </w:tcPr>
           <w:p>
             <w:pPr>
@@ -13289,6 +13982,7 @@
         <w:tc>
           <w:tcPr>
             <w:tcW w:w="1832" w:type="dxa"/>
+            <w:vAlign w:val="center"/>
           </w:tcPr>
           <w:p>
             <w:pPr>
@@ -13325,61 +14019,97 @@
                 <w:sz w:val="16"/>
                 <w:szCs w:val="16"/>
               </w:rPr>
-              <w:instrText>&lt;&lt;Engine1EventCRS_End_Date__</w:instrText>
-            </w:r>
-            <w:r>
-              <w:rPr>
-                <w:rFonts w:asciiTheme="minorBidi" w:hAnsiTheme="minorBidi" w:cstheme="minorBidi"/>
-                <w:color w:val="000000" w:themeColor="text1"/>
-                <w:sz w:val="16"/>
-                <w:szCs w:val="16"/>
-              </w:rPr>
-              <w:instrText>h</w:instrText>
-            </w:r>
-            <w:r>
-              <w:rPr>
-                <w:rFonts w:asciiTheme="minorBidi" w:hAnsiTheme="minorBidi" w:cstheme="minorBidi"/>
-                <w:color w:val="000000" w:themeColor="text1"/>
-                <w:sz w:val="16"/>
-                <w:szCs w:val="16"/>
-              </w:rPr>
-              <w:instrText>&gt;&gt;</w:instrText>
-            </w:r>
-            <w:r>
-              <w:rPr>
-                <w:rFonts w:asciiTheme="minorBidi" w:hAnsiTheme="minorBidi" w:cstheme="minorBidi"/>
-                <w:color w:val="000000" w:themeColor="text1"/>
-                <w:sz w:val="16"/>
-                <w:szCs w:val="16"/>
-              </w:rPr>
-              <w:instrText>”=”” “&lt;&lt;Engine1_Date_of_Manufacture__h&gt;&gt;” “</w:instrText>
-            </w:r>
-            <w:r>
-              <w:rPr>
-                <w:rFonts w:asciiTheme="minorBidi" w:hAnsiTheme="minorBidi" w:cstheme="minorBidi"/>
-                <w:color w:val="000000" w:themeColor="text1"/>
-                <w:sz w:val="16"/>
-                <w:szCs w:val="16"/>
-              </w:rPr>
-              <w:instrText>&lt;&lt;Engine1EventCRS_End_Date__</w:instrText>
-            </w:r>
-            <w:r>
-              <w:rPr>
-                <w:rFonts w:asciiTheme="minorBidi" w:hAnsiTheme="minorBidi" w:cstheme="minorBidi"/>
-                <w:color w:val="000000" w:themeColor="text1"/>
-                <w:sz w:val="16"/>
-                <w:szCs w:val="16"/>
-              </w:rPr>
-              <w:instrText>h</w:instrText>
-            </w:r>
-            <w:r>
-              <w:rPr>
-                <w:rFonts w:asciiTheme="minorBidi" w:hAnsiTheme="minorBidi" w:cstheme="minorBidi"/>
-                <w:color w:val="000000" w:themeColor="text1"/>
-                <w:sz w:val="16"/>
-                <w:szCs w:val="16"/>
-              </w:rPr>
-              <w:instrText>&gt;&gt;</w:instrText>
+              <w:instrText>&lt;&lt;Engine1EventCRS_Event_Date__h&gt;&gt;</w:instrText>
+            </w:r>
+            <w:r>
+              <w:rPr>
+                <w:rFonts w:asciiTheme="minorBidi" w:hAnsiTheme="minorBidi" w:cstheme="minorBidi"/>
+                <w:color w:val="000000" w:themeColor="text1"/>
+                <w:sz w:val="16"/>
+                <w:szCs w:val="16"/>
+              </w:rPr>
+              <w:instrText>”</w:instrText>
+            </w:r>
+            <w:r>
+              <w:rPr>
+                <w:rFonts w:asciiTheme="minorBidi" w:hAnsiTheme="minorBidi" w:cstheme="minorBidi"/>
+                <w:color w:val="000000" w:themeColor="text1"/>
+                <w:sz w:val="16"/>
+                <w:szCs w:val="16"/>
+              </w:rPr>
+              <w:instrText xml:space="preserve"> </w:instrText>
+            </w:r>
+            <w:r>
+              <w:rPr>
+                <w:rFonts w:asciiTheme="minorBidi" w:hAnsiTheme="minorBidi" w:cstheme="minorBidi"/>
+                <w:color w:val="000000" w:themeColor="text1"/>
+                <w:sz w:val="16"/>
+                <w:szCs w:val="16"/>
+              </w:rPr>
+              <w:instrText>=</w:instrText>
+            </w:r>
+            <w:r>
+              <w:rPr>
+                <w:rFonts w:asciiTheme="minorBidi" w:hAnsiTheme="minorBidi" w:cstheme="minorBidi"/>
+                <w:color w:val="000000" w:themeColor="text1"/>
+                <w:sz w:val="16"/>
+                <w:szCs w:val="16"/>
+              </w:rPr>
+              <w:instrText xml:space="preserve"> </w:instrText>
+            </w:r>
+            <w:r>
+              <w:rPr>
+                <w:rFonts w:asciiTheme="minorBidi" w:hAnsiTheme="minorBidi" w:cstheme="minorBidi"/>
+                <w:color w:val="000000" w:themeColor="text1"/>
+                <w:sz w:val="16"/>
+                <w:szCs w:val="16"/>
+              </w:rPr>
+              <w:instrText>””</w:instrText>
+            </w:r>
+            <w:r>
+              <w:rPr>
+                <w:rFonts w:asciiTheme="minorBidi" w:hAnsiTheme="minorBidi" w:cstheme="minorBidi"/>
+                <w:color w:val="000000" w:themeColor="text1"/>
+                <w:sz w:val="16"/>
+                <w:szCs w:val="16"/>
+              </w:rPr>
+              <w:instrText xml:space="preserve"> </w:instrText>
+            </w:r>
+            <w:r>
+              <w:rPr>
+                <w:rFonts w:asciiTheme="minorBidi" w:hAnsiTheme="minorBidi" w:cstheme="minorBidi"/>
+                <w:color w:val="000000" w:themeColor="text1"/>
+                <w:sz w:val="16"/>
+                <w:szCs w:val="16"/>
+              </w:rPr>
+              <w:instrText>“</w:instrText>
+            </w:r>
+            <w:r>
+              <w:rPr>
+                <w:rFonts w:asciiTheme="minorBidi" w:hAnsiTheme="minorBidi" w:cstheme="minorBidi"/>
+                <w:color w:val="000000" w:themeColor="text1"/>
+                <w:sz w:val="16"/>
+                <w:szCs w:val="16"/>
+              </w:rPr>
+              <w:instrText>Not Available</w:instrText>
+            </w:r>
+            <w:r>
+              <w:rPr>
+                <w:rFonts w:asciiTheme="minorBidi" w:hAnsiTheme="minorBidi" w:cstheme="minorBidi"/>
+                <w:color w:val="000000" w:themeColor="text1"/>
+                <w:sz w:val="16"/>
+                <w:szCs w:val="16"/>
+              </w:rPr>
+              <w:instrText>” “</w:instrText>
+            </w:r>
+            <w:r>
+              <w:rPr>
+                <w:rFonts w:asciiTheme="minorBidi" w:hAnsiTheme="minorBidi" w:cstheme="minorBidi"/>
+                <w:color w:val="000000" w:themeColor="text1"/>
+                <w:sz w:val="16"/>
+                <w:szCs w:val="16"/>
+              </w:rPr>
+              <w:instrText>&lt;&lt;Engine1EventCRS_Event_Date__h&gt;&gt;</w:instrText>
             </w:r>
             <w:r>
               <w:rPr>
@@ -13418,17 +14148,6 @@
               </w:rPr>
               <w:fldChar w:fldCharType="end"/>
             </w:r>
-          </w:p>
-          <w:p>
-            <w:pPr>
-              <w:spacing w:after="0" w:line="240" w:lineRule="auto"/>
-              <w:rPr>
-                <w:rFonts w:asciiTheme="minorBidi" w:hAnsiTheme="minorBidi" w:cstheme="minorBidi"/>
-                <w:color w:val="000000" w:themeColor="text1"/>
-                <w:sz w:val="16"/>
-                <w:szCs w:val="16"/>
-              </w:rPr>
-            </w:pPr>
           </w:p>
         </w:tc>
       </w:tr>
@@ -13440,6 +14159,7 @@
           <w:tcPr>
             <w:tcW w:w="1443" w:type="dxa"/>
             <w:shd w:val="clear" w:color="auto" w:fill="D5DCE4" w:themeFill="text2" w:themeFillTint="33"/>
+            <w:vAlign w:val="center"/>
           </w:tcPr>
           <w:p>
             <w:pPr>
@@ -13464,6 +14184,7 @@
           <w:tcPr>
             <w:tcW w:w="2168" w:type="dxa"/>
             <w:gridSpan w:val="2"/>
+            <w:vAlign w:val="center"/>
           </w:tcPr>
           <w:p>
             <w:pPr>
@@ -13490,6 +14211,7 @@
           <w:tcPr>
             <w:tcW w:w="1807" w:type="dxa"/>
             <w:shd w:val="clear" w:color="auto" w:fill="D5DCE4" w:themeFill="text2" w:themeFillTint="33"/>
+            <w:vAlign w:val="center"/>
           </w:tcPr>
           <w:p>
             <w:pPr>
@@ -13516,6 +14238,7 @@
           <w:tcPr>
             <w:tcW w:w="5497" w:type="dxa"/>
             <w:gridSpan w:val="5"/>
+            <w:vAlign w:val="center"/>
           </w:tcPr>
           <w:p>
             <w:pPr>
@@ -13550,6 +14273,7 @@
               <w:bottom w:val="single" w:sz="4" w:space="0" w:color="000000" w:themeColor="text1"/>
             </w:tcBorders>
             <w:shd w:val="clear" w:color="auto" w:fill="D5DCE4" w:themeFill="text2" w:themeFillTint="33"/>
+            <w:vAlign w:val="center"/>
           </w:tcPr>
           <w:p>
             <w:pPr>
@@ -13577,6 +14301,7 @@
             <w:tcBorders>
               <w:bottom w:val="single" w:sz="4" w:space="0" w:color="000000" w:themeColor="text1"/>
             </w:tcBorders>
+            <w:vAlign w:val="center"/>
           </w:tcPr>
           <w:p>
             <w:pPr>
@@ -13612,6 +14337,7 @@
               <w:left w:val="nil"/>
               <w:right w:val="nil"/>
             </w:tcBorders>
+            <w:vAlign w:val="center"/>
           </w:tcPr>
           <w:p>
             <w:pPr>
@@ -13622,6 +14348,127 @@
                 <w:szCs w:val="24"/>
               </w:rPr>
             </w:pPr>
+          </w:p>
+        </w:tc>
+      </w:tr>
+      <w:tr>
+        <w:trPr>
+          <w:trHeight w:val="284"/>
+        </w:trPr>
+        <w:tc>
+          <w:tcPr>
+            <w:tcW w:w="2728" w:type="dxa"/>
+            <w:gridSpan w:val="2"/>
+            <w:shd w:val="clear" w:color="auto" w:fill="D5DCE4"/>
+            <w:vAlign w:val="center"/>
+          </w:tcPr>
+          <w:p>
+            <w:pPr>
+              <w:spacing w:after="0" w:line="240" w:lineRule="auto"/>
+              <w:rPr>
+                <w:rFonts w:asciiTheme="minorBidi" w:hAnsiTheme="minorBidi" w:cstheme="minorBidi"/>
+                <w:sz w:val="16"/>
+                <w:szCs w:val="16"/>
+              </w:rPr>
+            </w:pPr>
+            <w:r>
+              <w:rPr>
+                <w:rFonts w:asciiTheme="minorBidi" w:hAnsiTheme="minorBidi" w:cstheme="minorBidi"/>
+                <w:sz w:val="16"/>
+                <w:szCs w:val="16"/>
+              </w:rPr>
+              <w:t xml:space="preserve">Engine </w:t>
+            </w:r>
+            <w:r>
+              <w:rPr>
+                <w:rFonts w:asciiTheme="minorBidi" w:hAnsiTheme="minorBidi" w:cstheme="minorBidi"/>
+                <w:sz w:val="16"/>
+                <w:szCs w:val="16"/>
+              </w:rPr>
+              <w:t>Maintenance History</w:t>
+            </w:r>
+          </w:p>
+        </w:tc>
+        <w:tc>
+          <w:tcPr>
+            <w:tcW w:w="2727" w:type="dxa"/>
+            <w:gridSpan w:val="3"/>
+            <w:shd w:val="clear" w:color="auto" w:fill="D5DCE4"/>
+            <w:vAlign w:val="center"/>
+          </w:tcPr>
+          <w:p>
+            <w:pPr>
+              <w:spacing w:after="0" w:line="240" w:lineRule="auto"/>
+              <w:jc w:val="center"/>
+              <w:rPr>
+                <w:rFonts w:asciiTheme="minorBidi" w:hAnsiTheme="minorBidi" w:cstheme="minorBidi"/>
+                <w:sz w:val="16"/>
+                <w:szCs w:val="16"/>
+              </w:rPr>
+            </w:pPr>
+            <w:r>
+              <w:rPr>
+                <w:rFonts w:asciiTheme="minorBidi" w:hAnsiTheme="minorBidi" w:cstheme="minorBidi"/>
+                <w:sz w:val="16"/>
+                <w:szCs w:val="16"/>
+              </w:rPr>
+              <w:t>Date</w:t>
+            </w:r>
+          </w:p>
+        </w:tc>
+        <w:tc>
+          <w:tcPr>
+            <w:tcW w:w="2728" w:type="dxa"/>
+            <w:gridSpan w:val="2"/>
+            <w:shd w:val="clear" w:color="auto" w:fill="D5DCE4"/>
+            <w:vAlign w:val="center"/>
+          </w:tcPr>
+          <w:p>
+            <w:pPr>
+              <w:spacing w:after="0" w:line="240" w:lineRule="auto"/>
+              <w:jc w:val="center"/>
+              <w:rPr>
+                <w:rFonts w:asciiTheme="minorBidi" w:hAnsiTheme="minorBidi" w:cstheme="minorBidi"/>
+                <w:sz w:val="16"/>
+                <w:szCs w:val="16"/>
+              </w:rPr>
+            </w:pPr>
+            <w:r>
+              <w:rPr>
+                <w:rFonts w:asciiTheme="minorBidi" w:hAnsiTheme="minorBidi" w:cstheme="minorBidi"/>
+                <w:sz w:val="16"/>
+                <w:szCs w:val="16"/>
+              </w:rPr>
+              <w:t>TSN at Event</w:t>
+            </w:r>
+          </w:p>
+        </w:tc>
+        <w:tc>
+          <w:tcPr>
+            <w:tcW w:w="2732" w:type="dxa"/>
+            <w:gridSpan w:val="2"/>
+            <w:shd w:val="clear" w:color="auto" w:fill="D5DCE4"/>
+            <w:vAlign w:val="center"/>
+          </w:tcPr>
+          <w:p>
+            <w:pPr>
+              <w:spacing w:after="0" w:line="240" w:lineRule="auto"/>
+              <w:jc w:val="center"/>
+              <w:rPr>
+                <w:rFonts w:asciiTheme="minorBidi" w:hAnsiTheme="minorBidi" w:cstheme="minorBidi"/>
+                <w:sz w:val="16"/>
+                <w:szCs w:val="16"/>
+              </w:rPr>
+            </w:pPr>
+            <w:r>
+              <w:rPr>
+                <w:rFonts w:asciiTheme="minorBidi" w:hAnsiTheme="minorBidi" w:cstheme="minorBidi"/>
+                <w:color w:val="000000"/>
+                <w:sz w:val="16"/>
+                <w:szCs w:val="16"/>
+              </w:rPr>
+              <w:t>CSN at Event</w:t>
+            </w:r>
           </w:p>
         </w:tc>
       </w:tr>
@@ -13634,31 +14481,44 @@
             <w:tcW w:w="2728" w:type="dxa"/>
             <w:gridSpan w:val="2"/>
             <w:shd w:val="clear" w:color="auto" w:fill="D5DCE4"/>
-          </w:tcPr>
-          <w:p>
-            <w:pPr>
-              <w:spacing w:after="0" w:line="240" w:lineRule="auto"/>
-              <w:rPr>
-                <w:rFonts w:asciiTheme="minorBidi" w:hAnsiTheme="minorBidi" w:cstheme="minorBidi"/>
-                <w:sz w:val="16"/>
-                <w:szCs w:val="16"/>
-              </w:rPr>
-            </w:pPr>
-            <w:r>
-              <w:rPr>
-                <w:rFonts w:asciiTheme="minorBidi" w:hAnsiTheme="minorBidi" w:cstheme="minorBidi"/>
-                <w:sz w:val="16"/>
-                <w:szCs w:val="16"/>
-              </w:rPr>
-              <w:t xml:space="preserve">Engine </w:t>
-            </w:r>
-            <w:r>
-              <w:rPr>
-                <w:rFonts w:asciiTheme="minorBidi" w:hAnsiTheme="minorBidi" w:cstheme="minorBidi"/>
-                <w:sz w:val="16"/>
-                <w:szCs w:val="16"/>
-              </w:rPr>
-              <w:t>Maintenance History</w:t>
+            <w:vAlign w:val="center"/>
+          </w:tcPr>
+          <w:p>
+            <w:pPr>
+              <w:spacing w:after="0" w:line="240" w:lineRule="auto"/>
+              <w:rPr>
+                <w:rFonts w:asciiTheme="minorBidi" w:hAnsiTheme="minorBidi" w:cstheme="minorBidi"/>
+                <w:sz w:val="16"/>
+                <w:szCs w:val="16"/>
+                <w:lang w:val="en-IN"/>
+              </w:rPr>
+            </w:pPr>
+            <w:r>
+              <w:rPr>
+                <w:rFonts w:asciiTheme="minorBidi" w:hAnsiTheme="minorBidi" w:cstheme="minorBidi"/>
+                <w:sz w:val="16"/>
+                <w:szCs w:val="16"/>
+                <w:lang w:val="en-IN"/>
+              </w:rPr>
+              <w:t>&lt;&lt;Engine1</w:t>
+            </w:r>
+            <w:r>
+              <w:rPr>
+                <w:rFonts w:asciiTheme="minorBidi" w:hAnsiTheme="minorBidi" w:cstheme="minorBidi"/>
+                <w:sz w:val="16"/>
+                <w:szCs w:val="16"/>
+                <w:lang w:val="en-IN"/>
+              </w:rPr>
+              <w:t>_New</w:t>
+            </w:r>
+            <w:r>
+              <w:rPr>
+                <w:rFonts w:asciiTheme="minorBidi" w:hAnsiTheme="minorBidi" w:cstheme="minorBidi"/>
+                <w:sz w:val="16"/>
+                <w:szCs w:val="16"/>
+                <w:lang w:val="en-IN"/>
+              </w:rPr>
+              <w:t>_Start&gt;&gt;</w:t>
             </w:r>
           </w:p>
         </w:tc>
@@ -13666,181 +14526,48 @@
           <w:tcPr>
             <w:tcW w:w="2727" w:type="dxa"/>
             <w:gridSpan w:val="3"/>
-            <w:shd w:val="clear" w:color="auto" w:fill="D5DCE4"/>
-          </w:tcPr>
-          <w:p>
-            <w:pPr>
-              <w:spacing w:after="0" w:line="240" w:lineRule="auto"/>
-              <w:rPr>
-                <w:rFonts w:asciiTheme="minorBidi" w:hAnsiTheme="minorBidi" w:cstheme="minorBidi"/>
-                <w:sz w:val="16"/>
-                <w:szCs w:val="16"/>
-              </w:rPr>
-            </w:pPr>
-            <w:r>
-              <w:rPr>
-                <w:rFonts w:asciiTheme="minorBidi" w:hAnsiTheme="minorBidi" w:cstheme="minorBidi"/>
-                <w:sz w:val="16"/>
-                <w:szCs w:val="16"/>
-              </w:rPr>
-              <w:t>Date</w:t>
-            </w:r>
+            <w:vAlign w:val="center"/>
+          </w:tcPr>
+          <w:p>
+            <w:pPr>
+              <w:spacing w:after="0" w:line="240" w:lineRule="auto"/>
+              <w:jc w:val="center"/>
+              <w:rPr>
+                <w:rFonts w:asciiTheme="minorBidi" w:hAnsiTheme="minorBidi" w:cstheme="minorBidi"/>
+                <w:sz w:val="16"/>
+                <w:szCs w:val="16"/>
+              </w:rPr>
+            </w:pPr>
           </w:p>
         </w:tc>
         <w:tc>
           <w:tcPr>
             <w:tcW w:w="2728" w:type="dxa"/>
             <w:gridSpan w:val="2"/>
-            <w:shd w:val="clear" w:color="auto" w:fill="D5DCE4"/>
-          </w:tcPr>
-          <w:p>
-            <w:pPr>
-              <w:spacing w:after="0" w:line="240" w:lineRule="auto"/>
-              <w:jc w:val="right"/>
-              <w:rPr>
-                <w:rFonts w:asciiTheme="minorBidi" w:hAnsiTheme="minorBidi" w:cstheme="minorBidi"/>
-                <w:sz w:val="16"/>
-                <w:szCs w:val="16"/>
-              </w:rPr>
-            </w:pPr>
-            <w:r>
-              <w:rPr>
-                <w:rFonts w:asciiTheme="minorBidi" w:hAnsiTheme="minorBidi" w:cstheme="minorBidi"/>
-                <w:sz w:val="16"/>
-                <w:szCs w:val="16"/>
-                <w:lang w:val="ru-RU"/>
-              </w:rPr>
-              <w:t xml:space="preserve"> </w:t>
-            </w:r>
-            <w:r>
-              <w:rPr>
-                <w:rFonts w:asciiTheme="minorBidi" w:hAnsiTheme="minorBidi" w:cstheme="minorBidi"/>
-                <w:sz w:val="16"/>
-                <w:szCs w:val="16"/>
-              </w:rPr>
-              <w:t>TSN at Event</w:t>
-            </w:r>
+            <w:vAlign w:val="center"/>
+          </w:tcPr>
+          <w:p>
+            <w:pPr>
+              <w:spacing w:after="0" w:line="240" w:lineRule="auto"/>
+              <w:jc w:val="center"/>
+              <w:rPr>
+                <w:rFonts w:asciiTheme="minorBidi" w:hAnsiTheme="minorBidi" w:cstheme="minorBidi"/>
+                <w:sz w:val="16"/>
+                <w:szCs w:val="16"/>
+              </w:rPr>
+            </w:pPr>
           </w:p>
         </w:tc>
         <w:tc>
           <w:tcPr>
             <w:tcW w:w="2732" w:type="dxa"/>
             <w:gridSpan w:val="2"/>
-            <w:shd w:val="clear" w:color="auto" w:fill="D5DCE4"/>
-          </w:tcPr>
-          <w:p>
-            <w:pPr>
-              <w:spacing w:after="0" w:line="240" w:lineRule="auto"/>
-              <w:jc w:val="right"/>
-              <w:rPr>
-                <w:rFonts w:asciiTheme="minorBidi" w:hAnsiTheme="minorBidi" w:cstheme="minorBidi"/>
-                <w:sz w:val="16"/>
-                <w:szCs w:val="16"/>
-              </w:rPr>
-            </w:pPr>
-            <w:r>
-              <w:rPr>
-                <w:rFonts w:asciiTheme="minorBidi" w:hAnsiTheme="minorBidi" w:cstheme="minorBidi"/>
-                <w:color w:val="000000"/>
-                <w:sz w:val="16"/>
-                <w:szCs w:val="16"/>
-              </w:rPr>
-              <w:t>CSN at Event</w:t>
-            </w:r>
-          </w:p>
-        </w:tc>
-      </w:tr>
-      <w:tr>
-        <w:trPr>
-          <w:trHeight w:val="271"/>
-        </w:trPr>
-        <w:tc>
-          <w:tcPr>
-            <w:tcW w:w="2728" w:type="dxa"/>
-            <w:gridSpan w:val="2"/>
-            <w:shd w:val="clear" w:color="auto" w:fill="D5DCE4"/>
-          </w:tcPr>
-          <w:p>
-            <w:pPr>
-              <w:spacing w:after="0" w:line="240" w:lineRule="auto"/>
-              <w:rPr>
-                <w:rFonts w:asciiTheme="minorBidi" w:hAnsiTheme="minorBidi" w:cstheme="minorBidi"/>
-                <w:sz w:val="16"/>
-                <w:szCs w:val="16"/>
-                <w:lang w:val="en-IN"/>
-              </w:rPr>
-            </w:pPr>
-            <w:r>
-              <w:rPr>
-                <w:rFonts w:asciiTheme="minorBidi" w:hAnsiTheme="minorBidi" w:cstheme="minorBidi"/>
-                <w:sz w:val="16"/>
-                <w:szCs w:val="16"/>
-                <w:lang w:val="en-IN"/>
-              </w:rPr>
-              <w:t>&lt;&lt;Engine1</w:t>
-            </w:r>
-            <w:r>
-              <w:rPr>
-                <w:rFonts w:asciiTheme="minorBidi" w:hAnsiTheme="minorBidi" w:cstheme="minorBidi"/>
-                <w:sz w:val="16"/>
-                <w:szCs w:val="16"/>
-                <w:lang w:val="en-IN"/>
-              </w:rPr>
-              <w:t>_New</w:t>
-            </w:r>
-            <w:r>
-              <w:rPr>
-                <w:rFonts w:asciiTheme="minorBidi" w:hAnsiTheme="minorBidi" w:cstheme="minorBidi"/>
-                <w:sz w:val="16"/>
-                <w:szCs w:val="16"/>
-                <w:lang w:val="en-IN"/>
-              </w:rPr>
-              <w:t>_Start&gt;&gt;</w:t>
-            </w:r>
-          </w:p>
-        </w:tc>
-        <w:tc>
-          <w:tcPr>
-            <w:tcW w:w="2727" w:type="dxa"/>
-            <w:gridSpan w:val="3"/>
-          </w:tcPr>
-          <w:p>
-            <w:pPr>
-              <w:spacing w:after="0" w:line="240" w:lineRule="auto"/>
-              <w:rPr>
-                <w:rFonts w:asciiTheme="minorBidi" w:hAnsiTheme="minorBidi" w:cstheme="minorBidi"/>
-                <w:sz w:val="16"/>
-                <w:szCs w:val="16"/>
-              </w:rPr>
-            </w:pPr>
-          </w:p>
-        </w:tc>
-        <w:tc>
-          <w:tcPr>
-            <w:tcW w:w="2728" w:type="dxa"/>
-            <w:gridSpan w:val="2"/>
-          </w:tcPr>
-          <w:p>
-            <w:pPr>
-              <w:spacing w:after="0" w:line="240" w:lineRule="auto"/>
-              <w:jc w:val="right"/>
-              <w:rPr>
-                <w:rFonts w:asciiTheme="minorBidi" w:hAnsiTheme="minorBidi" w:cstheme="minorBidi"/>
-                <w:sz w:val="16"/>
-                <w:szCs w:val="16"/>
-              </w:rPr>
-            </w:pPr>
-          </w:p>
-        </w:tc>
-        <w:tc>
-          <w:tcPr>
-            <w:tcW w:w="2732" w:type="dxa"/>
-            <w:gridSpan w:val="2"/>
-          </w:tcPr>
-          <w:p>
-            <w:pPr>
-              <w:spacing w:after="0" w:line="240" w:lineRule="auto"/>
-              <w:jc w:val="right"/>
+            <w:vAlign w:val="center"/>
+          </w:tcPr>
+          <w:p>
+            <w:pPr>
+              <w:spacing w:after="0" w:line="240" w:lineRule="auto"/>
+              <w:jc w:val="center"/>
               <w:rPr>
                 <w:rFonts w:asciiTheme="minorBidi" w:hAnsiTheme="minorBidi" w:cstheme="minorBidi"/>
                 <w:color w:val="000000"/>
@@ -13854,9 +14581,11 @@
     </w:tbl>
     <w:p>
       <w:pPr>
-        <w:spacing w:after="160" w:line="259" w:lineRule="auto"/>
+        <w:spacing w:after="0" w:line="240" w:lineRule="auto"/>
         <w:rPr>
           <w:rFonts w:asciiTheme="minorBidi" w:hAnsiTheme="minorBidi" w:cstheme="minorBidi"/>
+          <w:sz w:val="24"/>
+          <w:szCs w:val="24"/>
         </w:rPr>
       </w:pPr>
     </w:p>
@@ -13884,7 +14613,7 @@
         </w:trPr>
         <w:tc>
           <w:tcPr>
-            <w:tcW w:w="10915" w:type="dxa"/>
+            <w:tcW w:w="10773" w:type="dxa"/>
           </w:tcPr>
           <w:p>
             <w:pPr>
@@ -14376,17 +15105,15 @@
         <w:spacing w:after="160" w:line="259" w:lineRule="auto"/>
         <w:rPr>
           <w:rFonts w:asciiTheme="minorBidi" w:hAnsiTheme="minorBidi" w:cstheme="minorBidi"/>
-          <w:sz w:val="18"/>
-          <w:szCs w:val="18"/>
+          <w:lang w:val="ru-RU"/>
         </w:rPr>
         <w:sectPr>
-          <w:headerReference w:type="default" r:id="rId12"/>
-          <w:footerReference w:type="even" r:id="rId13"/>
-          <w:footerReference w:type="default" r:id="rId14"/>
-          <w:headerReference w:type="first" r:id="rId15"/>
-          <w:footerReference w:type="first" r:id="rId16"/>
+          <w:headerReference w:type="default" r:id="rId17"/>
+          <w:footerReference w:type="default" r:id="rId18"/>
+          <w:headerReference w:type="first" r:id="rId19"/>
+          <w:footerReference w:type="first" r:id="rId20"/>
           <w:pgSz w:w="12240" w:h="15840"/>
-          <w:pgMar w:top="1170" w:right="720" w:bottom="720" w:left="720" w:header="432" w:footer="180" w:gutter="0"/>
+          <w:pgMar w:top="720" w:right="720" w:bottom="1168" w:left="720" w:header="431" w:footer="187" w:gutter="0"/>
           <w:cols w:space="720"/>
           <w:docGrid w:linePitch="360"/>
         </w:sectPr>
@@ -14443,6 +15170,7 @@
               <w:bottom w:val="single" w:sz="4" w:space="0" w:color="000000" w:themeColor="text1"/>
               <w:right w:val="nil"/>
             </w:tcBorders>
+            <w:vAlign w:val="center"/>
           </w:tcPr>
           <w:p>
             <w:pPr>
@@ -14502,6 +15230,7 @@
               <w:bottom w:val="single" w:sz="4" w:space="0" w:color="000000" w:themeColor="text1"/>
               <w:right w:val="nil"/>
             </w:tcBorders>
+            <w:vAlign w:val="center"/>
           </w:tcPr>
           <w:p>
             <w:pPr>
@@ -14525,6 +15254,7 @@
           <w:tcPr>
             <w:tcW w:w="1455" w:type="dxa"/>
             <w:shd w:val="clear" w:color="auto" w:fill="D5DCE4" w:themeFill="text2" w:themeFillTint="33"/>
+            <w:vAlign w:val="center"/>
           </w:tcPr>
           <w:p>
             <w:pPr>
@@ -14558,6 +15288,7 @@
           <w:tcPr>
             <w:tcW w:w="2159" w:type="dxa"/>
             <w:gridSpan w:val="2"/>
+            <w:vAlign w:val="center"/>
           </w:tcPr>
           <w:p>
             <w:pPr>
@@ -14584,6 +15315,7 @@
           <w:tcPr>
             <w:tcW w:w="1807" w:type="dxa"/>
             <w:shd w:val="clear" w:color="auto" w:fill="D5DCE4" w:themeFill="text2" w:themeFillTint="33"/>
+            <w:vAlign w:val="center"/>
           </w:tcPr>
           <w:p>
             <w:pPr>
@@ -14610,6 +15342,7 @@
           <w:tcPr>
             <w:tcW w:w="1848" w:type="dxa"/>
             <w:gridSpan w:val="2"/>
+            <w:vAlign w:val="center"/>
           </w:tcPr>
           <w:p>
             <w:pPr>
@@ -14637,6 +15370,7 @@
             <w:tcW w:w="1818" w:type="dxa"/>
             <w:gridSpan w:val="2"/>
             <w:shd w:val="clear" w:color="auto" w:fill="D5DCE4" w:themeFill="text2" w:themeFillTint="33"/>
+            <w:vAlign w:val="center"/>
           </w:tcPr>
           <w:p>
             <w:pPr>
@@ -14662,6 +15396,7 @@
         <w:tc>
           <w:tcPr>
             <w:tcW w:w="1828" w:type="dxa"/>
+            <w:vAlign w:val="center"/>
           </w:tcPr>
           <w:p>
             <w:pPr>
@@ -14693,6 +15428,7 @@
           <w:tcPr>
             <w:tcW w:w="1455" w:type="dxa"/>
             <w:shd w:val="clear" w:color="auto" w:fill="D5DCE4" w:themeFill="text2" w:themeFillTint="33"/>
+            <w:vAlign w:val="center"/>
           </w:tcPr>
           <w:p>
             <w:pPr>
@@ -14733,6 +15469,7 @@
           <w:tcPr>
             <w:tcW w:w="2159" w:type="dxa"/>
             <w:gridSpan w:val="2"/>
+            <w:vAlign w:val="center"/>
           </w:tcPr>
           <w:p>
             <w:pPr>
@@ -14777,6 +15514,7 @@
           <w:tcPr>
             <w:tcW w:w="1807" w:type="dxa"/>
             <w:shd w:val="clear" w:color="auto" w:fill="D5DCE4" w:themeFill="text2" w:themeFillTint="33"/>
+            <w:vAlign w:val="center"/>
           </w:tcPr>
           <w:p>
             <w:pPr>
@@ -14803,6 +15541,7 @@
           <w:tcPr>
             <w:tcW w:w="1848" w:type="dxa"/>
             <w:gridSpan w:val="2"/>
+            <w:vAlign w:val="center"/>
           </w:tcPr>
           <w:p>
             <w:pPr>
@@ -14848,6 +15587,7 @@
             <w:tcW w:w="1818" w:type="dxa"/>
             <w:gridSpan w:val="2"/>
             <w:shd w:val="clear" w:color="auto" w:fill="D5DCE4" w:themeFill="text2" w:themeFillTint="33"/>
+            <w:vAlign w:val="center"/>
           </w:tcPr>
           <w:p>
             <w:pPr>
@@ -14873,6 +15613,7 @@
         <w:tc>
           <w:tcPr>
             <w:tcW w:w="1828" w:type="dxa"/>
+            <w:vAlign w:val="center"/>
           </w:tcPr>
           <w:p>
             <w:pPr>
@@ -14941,6 +15682,7 @@
           <w:tcPr>
             <w:tcW w:w="1455" w:type="dxa"/>
             <w:shd w:val="clear" w:color="auto" w:fill="D5DCE4" w:themeFill="text2" w:themeFillTint="33"/>
+            <w:vAlign w:val="center"/>
           </w:tcPr>
           <w:p>
             <w:pPr>
@@ -14967,6 +15709,7 @@
           <w:tcPr>
             <w:tcW w:w="2159" w:type="dxa"/>
             <w:gridSpan w:val="2"/>
+            <w:vAlign w:val="center"/>
           </w:tcPr>
           <w:p>
             <w:pPr>
@@ -15011,6 +15754,7 @@
           <w:tcPr>
             <w:tcW w:w="1807" w:type="dxa"/>
             <w:shd w:val="clear" w:color="auto" w:fill="D5DCE4" w:themeFill="text2" w:themeFillTint="33"/>
+            <w:vAlign w:val="center"/>
           </w:tcPr>
           <w:p>
             <w:pPr>
@@ -15037,6 +15781,7 @@
           <w:tcPr>
             <w:tcW w:w="1848" w:type="dxa"/>
             <w:gridSpan w:val="2"/>
+            <w:vAlign w:val="center"/>
           </w:tcPr>
           <w:p>
             <w:pPr>
@@ -15082,6 +15827,7 @@
             <w:tcW w:w="1818" w:type="dxa"/>
             <w:gridSpan w:val="2"/>
             <w:shd w:val="clear" w:color="auto" w:fill="D5DCE4" w:themeFill="text2" w:themeFillTint="33"/>
+            <w:vAlign w:val="center"/>
           </w:tcPr>
           <w:p>
             <w:pPr>
@@ -15107,6 +15853,7 @@
         <w:tc>
           <w:tcPr>
             <w:tcW w:w="1828" w:type="dxa"/>
+            <w:vAlign w:val="center"/>
           </w:tcPr>
           <w:p>
             <w:pPr>
@@ -15175,6 +15922,7 @@
           <w:tcPr>
             <w:tcW w:w="1455" w:type="dxa"/>
             <w:shd w:val="clear" w:color="auto" w:fill="D5DCE4" w:themeFill="text2" w:themeFillTint="33"/>
+            <w:vAlign w:val="center"/>
           </w:tcPr>
           <w:p>
             <w:pPr>
@@ -15199,6 +15947,7 @@
           <w:tcPr>
             <w:tcW w:w="2159" w:type="dxa"/>
             <w:gridSpan w:val="2"/>
+            <w:vAlign w:val="center"/>
           </w:tcPr>
           <w:p>
             <w:pPr>
@@ -15362,6 +16111,7 @@
           <w:tcPr>
             <w:tcW w:w="1807" w:type="dxa"/>
             <w:shd w:val="clear" w:color="auto" w:fill="D5DCE4" w:themeFill="text2" w:themeFillTint="33"/>
+            <w:vAlign w:val="center"/>
           </w:tcPr>
           <w:p>
             <w:pPr>
@@ -15388,6 +16138,7 @@
           <w:tcPr>
             <w:tcW w:w="1848" w:type="dxa"/>
             <w:gridSpan w:val="2"/>
+            <w:vAlign w:val="center"/>
           </w:tcPr>
           <w:p>
             <w:pPr>
@@ -15552,6 +16303,7 @@
             <w:tcW w:w="1818" w:type="dxa"/>
             <w:gridSpan w:val="2"/>
             <w:shd w:val="clear" w:color="auto" w:fill="D5DCE4" w:themeFill="text2" w:themeFillTint="33"/>
+            <w:vAlign w:val="center"/>
           </w:tcPr>
           <w:p>
             <w:pPr>
@@ -15577,6 +16329,7 @@
         <w:tc>
           <w:tcPr>
             <w:tcW w:w="1828" w:type="dxa"/>
+            <w:vAlign w:val="center"/>
           </w:tcPr>
           <w:p>
             <w:pPr>
@@ -15825,6 +16578,7 @@
           <w:tcPr>
             <w:tcW w:w="1455" w:type="dxa"/>
             <w:shd w:val="clear" w:color="auto" w:fill="D5DCE4" w:themeFill="text2" w:themeFillTint="33"/>
+            <w:vAlign w:val="center"/>
           </w:tcPr>
           <w:p>
             <w:pPr>
@@ -15849,6 +16603,7 @@
           <w:tcPr>
             <w:tcW w:w="2159" w:type="dxa"/>
             <w:gridSpan w:val="2"/>
+            <w:vAlign w:val="center"/>
           </w:tcPr>
           <w:p>
             <w:pPr>
@@ -15893,6 +16648,7 @@
           <w:tcPr>
             <w:tcW w:w="1807" w:type="dxa"/>
             <w:shd w:val="clear" w:color="auto" w:fill="D5DCE4" w:themeFill="text2" w:themeFillTint="33"/>
+            <w:vAlign w:val="center"/>
           </w:tcPr>
           <w:p>
             <w:pPr>
@@ -15919,6 +16675,7 @@
           <w:tcPr>
             <w:tcW w:w="5494" w:type="dxa"/>
             <w:gridSpan w:val="5"/>
+            <w:vAlign w:val="center"/>
           </w:tcPr>
           <w:p>
             <w:pPr>
@@ -15971,6 +16728,7 @@
               <w:bottom w:val="single" w:sz="4" w:space="0" w:color="000000" w:themeColor="text1"/>
             </w:tcBorders>
             <w:shd w:val="clear" w:color="auto" w:fill="D5DCE4" w:themeFill="text2" w:themeFillTint="33"/>
+            <w:vAlign w:val="center"/>
           </w:tcPr>
           <w:p>
             <w:pPr>
@@ -15998,6 +16756,7 @@
             <w:tcBorders>
               <w:bottom w:val="single" w:sz="4" w:space="0" w:color="000000" w:themeColor="text1"/>
             </w:tcBorders>
+            <w:vAlign w:val="center"/>
           </w:tcPr>
           <w:p>
             <w:pPr>
@@ -16051,6 +16810,7 @@
               <w:left w:val="nil"/>
               <w:right w:val="nil"/>
             </w:tcBorders>
+            <w:vAlign w:val="center"/>
           </w:tcPr>
           <w:p>
             <w:pPr>
@@ -16076,6 +16836,7 @@
               <w:bottom w:val="single" w:sz="4" w:space="0" w:color="000000" w:themeColor="text1"/>
             </w:tcBorders>
             <w:shd w:val="clear" w:color="auto" w:fill="D5DCE4"/>
+            <w:vAlign w:val="center"/>
           </w:tcPr>
           <w:p>
             <w:pPr>
@@ -16112,10 +16873,12 @@
               <w:bottom w:val="single" w:sz="4" w:space="0" w:color="000000" w:themeColor="text1"/>
             </w:tcBorders>
             <w:shd w:val="clear" w:color="auto" w:fill="D5DCE4"/>
-          </w:tcPr>
-          <w:p>
-            <w:pPr>
-              <w:spacing w:after="0" w:line="240" w:lineRule="auto"/>
+            <w:vAlign w:val="center"/>
+          </w:tcPr>
+          <w:p>
+            <w:pPr>
+              <w:spacing w:after="0" w:line="240" w:lineRule="auto"/>
+              <w:jc w:val="center"/>
               <w:rPr>
                 <w:rFonts w:asciiTheme="minorBidi" w:hAnsiTheme="minorBidi" w:cstheme="minorBidi"/>
                 <w:sz w:val="16"/>
@@ -16140,11 +16903,12 @@
               <w:bottom w:val="single" w:sz="4" w:space="0" w:color="000000" w:themeColor="text1"/>
             </w:tcBorders>
             <w:shd w:val="clear" w:color="auto" w:fill="D5DCE4"/>
-          </w:tcPr>
-          <w:p>
-            <w:pPr>
-              <w:spacing w:after="0" w:line="240" w:lineRule="auto"/>
-              <w:jc w:val="right"/>
+            <w:vAlign w:val="center"/>
+          </w:tcPr>
+          <w:p>
+            <w:pPr>
+              <w:spacing w:after="0" w:line="240" w:lineRule="auto"/>
+              <w:jc w:val="center"/>
               <w:rPr>
                 <w:rFonts w:asciiTheme="minorBidi" w:hAnsiTheme="minorBidi" w:cstheme="minorBidi"/>
                 <w:sz w:val="16"/>
@@ -16169,11 +16933,12 @@
               <w:bottom w:val="single" w:sz="4" w:space="0" w:color="000000" w:themeColor="text1"/>
             </w:tcBorders>
             <w:shd w:val="clear" w:color="auto" w:fill="D5DCE4"/>
-          </w:tcPr>
-          <w:p>
-            <w:pPr>
-              <w:spacing w:after="0" w:line="240" w:lineRule="auto"/>
-              <w:jc w:val="right"/>
+            <w:vAlign w:val="center"/>
+          </w:tcPr>
+          <w:p>
+            <w:pPr>
+              <w:spacing w:after="0" w:line="240" w:lineRule="auto"/>
+              <w:jc w:val="center"/>
               <w:rPr>
                 <w:rFonts w:asciiTheme="minorBidi" w:hAnsiTheme="minorBidi" w:cstheme="minorBidi"/>
                 <w:sz w:val="16"/>
@@ -16201,6 +16966,7 @@
             <w:tcW w:w="2739" w:type="dxa"/>
             <w:gridSpan w:val="2"/>
             <w:shd w:val="clear" w:color="auto" w:fill="D5DCE4"/>
+            <w:vAlign w:val="center"/>
           </w:tcPr>
           <w:p>
             <w:pPr>
@@ -16255,11 +17021,12 @@
           <w:tcPr>
             <w:tcW w:w="2721" w:type="dxa"/>
             <w:gridSpan w:val="3"/>
-            <w:shd w:val="clear" w:color="auto" w:fill="auto"/>
-          </w:tcPr>
-          <w:p>
-            <w:pPr>
-              <w:spacing w:after="0" w:line="240" w:lineRule="auto"/>
+            <w:vAlign w:val="center"/>
+          </w:tcPr>
+          <w:p>
+            <w:pPr>
+              <w:spacing w:after="0" w:line="240" w:lineRule="auto"/>
+              <w:jc w:val="center"/>
               <w:rPr>
                 <w:rFonts w:asciiTheme="minorBidi" w:hAnsiTheme="minorBidi" w:cstheme="minorBidi"/>
                 <w:sz w:val="16"/>
@@ -16272,12 +17039,12 @@
           <w:tcPr>
             <w:tcW w:w="2733" w:type="dxa"/>
             <w:gridSpan w:val="2"/>
-            <w:shd w:val="clear" w:color="auto" w:fill="auto"/>
-          </w:tcPr>
-          <w:p>
-            <w:pPr>
-              <w:spacing w:after="0" w:line="240" w:lineRule="auto"/>
-              <w:jc w:val="right"/>
+            <w:vAlign w:val="center"/>
+          </w:tcPr>
+          <w:p>
+            <w:pPr>
+              <w:spacing w:after="0" w:line="240" w:lineRule="auto"/>
+              <w:jc w:val="center"/>
               <w:rPr>
                 <w:rFonts w:asciiTheme="minorBidi" w:hAnsiTheme="minorBidi" w:cstheme="minorBidi"/>
                 <w:sz w:val="16"/>
@@ -16290,12 +17057,12 @@
           <w:tcPr>
             <w:tcW w:w="2722" w:type="dxa"/>
             <w:gridSpan w:val="2"/>
-            <w:shd w:val="clear" w:color="auto" w:fill="auto"/>
-          </w:tcPr>
-          <w:p>
-            <w:pPr>
-              <w:spacing w:after="0" w:line="240" w:lineRule="auto"/>
-              <w:jc w:val="right"/>
+            <w:vAlign w:val="center"/>
+          </w:tcPr>
+          <w:p>
+            <w:pPr>
+              <w:spacing w:after="0" w:line="240" w:lineRule="auto"/>
+              <w:jc w:val="center"/>
               <w:rPr>
                 <w:rFonts w:asciiTheme="minorBidi" w:hAnsiTheme="minorBidi" w:cstheme="minorBidi"/>
                 <w:sz w:val="16"/>
@@ -16426,6 +17193,7 @@
               <w:right w:val="single" w:sz="4" w:space="0" w:color="auto"/>
             </w:tcBorders>
             <w:shd w:val="clear" w:color="auto" w:fill="D5DCE4" w:themeFill="text2" w:themeFillTint="33"/>
+            <w:vAlign w:val="center"/>
           </w:tcPr>
           <w:p>
             <w:pPr>
@@ -16455,6 +17223,7 @@
               <w:right w:val="single" w:sz="4" w:space="0" w:color="auto"/>
             </w:tcBorders>
             <w:shd w:val="clear" w:color="auto" w:fill="D5DCE4" w:themeFill="text2" w:themeFillTint="33"/>
+            <w:vAlign w:val="center"/>
           </w:tcPr>
           <w:p>
             <w:pPr>
@@ -16484,6 +17253,7 @@
               <w:right w:val="single" w:sz="4" w:space="0" w:color="auto"/>
             </w:tcBorders>
             <w:shd w:val="clear" w:color="auto" w:fill="D5DCE4" w:themeFill="text2" w:themeFillTint="33"/>
+            <w:vAlign w:val="center"/>
           </w:tcPr>
           <w:p>
             <w:pPr>
@@ -16513,6 +17283,7 @@
               <w:right w:val="single" w:sz="4" w:space="0" w:color="auto"/>
             </w:tcBorders>
             <w:shd w:val="clear" w:color="auto" w:fill="D5DCE4" w:themeFill="text2" w:themeFillTint="33"/>
+            <w:vAlign w:val="center"/>
           </w:tcPr>
           <w:p>
             <w:pPr>
@@ -16542,6 +17313,7 @@
               <w:right w:val="single" w:sz="4" w:space="0" w:color="auto"/>
             </w:tcBorders>
             <w:shd w:val="clear" w:color="auto" w:fill="D5DCE4" w:themeFill="text2" w:themeFillTint="33"/>
+            <w:vAlign w:val="center"/>
           </w:tcPr>
           <w:p>
             <w:pPr>
@@ -16572,6 +17344,7 @@
               <w:right w:val="single" w:sz="4" w:space="0" w:color="auto"/>
             </w:tcBorders>
             <w:shd w:val="clear" w:color="auto" w:fill="D5DCE4" w:themeFill="text2" w:themeFillTint="33"/>
+            <w:vAlign w:val="center"/>
           </w:tcPr>
           <w:p>
             <w:pPr>
@@ -16602,6 +17375,7 @@
               <w:right w:val="single" w:sz="4" w:space="0" w:color="auto"/>
             </w:tcBorders>
             <w:shd w:val="clear" w:color="auto" w:fill="D5DCE4" w:themeFill="text2" w:themeFillTint="33"/>
+            <w:vAlign w:val="center"/>
           </w:tcPr>
           <w:p>
             <w:pPr>
@@ -16638,6 +17412,7 @@
               <w:bottom w:val="single" w:sz="4" w:space="0" w:color="auto"/>
               <w:right w:val="single" w:sz="4" w:space="0" w:color="auto"/>
             </w:tcBorders>
+            <w:vAlign w:val="center"/>
           </w:tcPr>
           <w:p>
             <w:pPr>
@@ -16700,6 +17475,7 @@
               <w:bottom w:val="single" w:sz="4" w:space="0" w:color="auto"/>
               <w:right w:val="single" w:sz="4" w:space="0" w:color="auto"/>
             </w:tcBorders>
+            <w:vAlign w:val="center"/>
           </w:tcPr>
           <w:p>
             <w:pPr>
@@ -16746,6 +17522,7 @@
               <w:bottom w:val="single" w:sz="4" w:space="0" w:color="auto"/>
               <w:right w:val="single" w:sz="4" w:space="0" w:color="auto"/>
             </w:tcBorders>
+            <w:vAlign w:val="center"/>
           </w:tcPr>
           <w:p>
             <w:pPr>
@@ -16792,6 +17569,7 @@
               <w:bottom w:val="single" w:sz="4" w:space="0" w:color="auto"/>
               <w:right w:val="single" w:sz="4" w:space="0" w:color="auto"/>
             </w:tcBorders>
+            <w:vAlign w:val="center"/>
           </w:tcPr>
           <w:p>
             <w:pPr>
@@ -16838,6 +17616,7 @@
               <w:bottom w:val="single" w:sz="4" w:space="0" w:color="auto"/>
               <w:right w:val="single" w:sz="4" w:space="0" w:color="auto"/>
             </w:tcBorders>
+            <w:vAlign w:val="center"/>
           </w:tcPr>
           <w:p>
             <w:pPr>
@@ -16885,6 +17664,7 @@
               <w:bottom w:val="single" w:sz="4" w:space="0" w:color="auto"/>
               <w:right w:val="single" w:sz="4" w:space="0" w:color="auto"/>
             </w:tcBorders>
+            <w:vAlign w:val="center"/>
           </w:tcPr>
           <w:p>
             <w:pPr>
@@ -16932,6 +17712,7 @@
               <w:bottom w:val="single" w:sz="4" w:space="0" w:color="auto"/>
               <w:right w:val="single" w:sz="4" w:space="0" w:color="auto"/>
             </w:tcBorders>
+            <w:vAlign w:val="center"/>
           </w:tcPr>
           <w:p>
             <w:pPr>
@@ -16991,7 +17772,7 @@
           <w:szCs w:val="18"/>
         </w:rPr>
         <w:sectPr>
-          <w:headerReference w:type="default" r:id="rId17"/>
+          <w:headerReference w:type="default" r:id="rId21"/>
           <w:pgSz w:w="12240" w:h="15840"/>
           <w:pgMar w:top="720" w:right="720" w:bottom="1166" w:left="720" w:header="432" w:footer="187" w:gutter="0"/>
           <w:cols w:space="720"/>
@@ -17026,6 +17807,7 @@
               <w:bottom w:val="single" w:sz="4" w:space="0" w:color="000000" w:themeColor="text1"/>
               <w:right w:val="nil"/>
             </w:tcBorders>
+            <w:vAlign w:val="center"/>
           </w:tcPr>
           <w:p>
             <w:pPr>
@@ -17057,6 +17839,7 @@
               <w:bottom w:val="single" w:sz="4" w:space="0" w:color="000000" w:themeColor="text1"/>
               <w:right w:val="nil"/>
             </w:tcBorders>
+            <w:vAlign w:val="center"/>
           </w:tcPr>
           <w:p>
             <w:pPr>
@@ -17076,6 +17859,7 @@
               <w:bottom w:val="single" w:sz="4" w:space="0" w:color="000000" w:themeColor="text1"/>
               <w:right w:val="nil"/>
             </w:tcBorders>
+            <w:vAlign w:val="center"/>
           </w:tcPr>
           <w:p>
             <w:pPr>
@@ -17095,6 +17879,7 @@
               <w:bottom w:val="single" w:sz="4" w:space="0" w:color="000000" w:themeColor="text1"/>
               <w:right w:val="nil"/>
             </w:tcBorders>
+            <w:vAlign w:val="center"/>
           </w:tcPr>
           <w:p>
             <w:pPr>
@@ -17120,6 +17905,7 @@
               <w:bottom w:val="single" w:sz="4" w:space="0" w:color="000000" w:themeColor="text1"/>
               <w:right w:val="nil"/>
             </w:tcBorders>
+            <w:vAlign w:val="center"/>
           </w:tcPr>
           <w:p>
             <w:pPr>
@@ -17139,6 +17925,7 @@
               <w:bottom w:val="single" w:sz="4" w:space="0" w:color="000000" w:themeColor="text1"/>
               <w:right w:val="nil"/>
             </w:tcBorders>
+            <w:vAlign w:val="center"/>
           </w:tcPr>
           <w:p>
             <w:pPr>
@@ -17158,6 +17945,7 @@
               <w:bottom w:val="single" w:sz="4" w:space="0" w:color="000000" w:themeColor="text1"/>
               <w:right w:val="nil"/>
             </w:tcBorders>
+            <w:vAlign w:val="center"/>
           </w:tcPr>
           <w:p>
             <w:pPr>
@@ -17177,6 +17965,7 @@
               <w:bottom w:val="single" w:sz="4" w:space="0" w:color="000000" w:themeColor="text1"/>
               <w:right w:val="nil"/>
             </w:tcBorders>
+            <w:vAlign w:val="center"/>
           </w:tcPr>
           <w:p>
             <w:pPr>
@@ -17200,6 +17989,7 @@
               <w:top w:val="single" w:sz="4" w:space="0" w:color="000000" w:themeColor="text1"/>
             </w:tcBorders>
             <w:shd w:val="clear" w:color="auto" w:fill="D5DCE4" w:themeFill="text2" w:themeFillTint="33"/>
+            <w:vAlign w:val="center"/>
           </w:tcPr>
           <w:p>
             <w:pPr>
@@ -17228,6 +18018,7 @@
             <w:tcBorders>
               <w:top w:val="single" w:sz="4" w:space="0" w:color="000000" w:themeColor="text1"/>
             </w:tcBorders>
+            <w:vAlign w:val="center"/>
           </w:tcPr>
           <w:p>
             <w:pPr>
@@ -17274,6 +18065,7 @@
               <w:top w:val="single" w:sz="4" w:space="0" w:color="000000" w:themeColor="text1"/>
             </w:tcBorders>
             <w:shd w:val="clear" w:color="auto" w:fill="D5DCE4" w:themeFill="text2" w:themeFillTint="33"/>
+            <w:vAlign w:val="center"/>
           </w:tcPr>
           <w:p>
             <w:pPr>
@@ -17302,6 +18094,7 @@
             <w:tcBorders>
               <w:top w:val="single" w:sz="4" w:space="0" w:color="000000" w:themeColor="text1"/>
             </w:tcBorders>
+            <w:vAlign w:val="center"/>
           </w:tcPr>
           <w:p>
             <w:pPr>
@@ -17351,6 +18144,7 @@
           <w:tcPr>
             <w:tcW w:w="3026" w:type="dxa"/>
             <w:shd w:val="clear" w:color="auto" w:fill="D5DCE4" w:themeFill="text2" w:themeFillTint="33"/>
+            <w:vAlign w:val="center"/>
           </w:tcPr>
           <w:p>
             <w:pPr>
@@ -17376,6 +18170,7 @@
         <w:tc>
           <w:tcPr>
             <w:tcW w:w="2446" w:type="dxa"/>
+            <w:vAlign w:val="center"/>
           </w:tcPr>
           <w:p>
             <w:pPr>
@@ -17419,6 +18214,7 @@
           <w:tcPr>
             <w:tcW w:w="1883" w:type="dxa"/>
             <w:shd w:val="clear" w:color="auto" w:fill="D5DCE4" w:themeFill="text2" w:themeFillTint="33"/>
+            <w:vAlign w:val="center"/>
           </w:tcPr>
           <w:p>
             <w:pPr>
@@ -17444,6 +18240,7 @@
         <w:tc>
           <w:tcPr>
             <w:tcW w:w="3445" w:type="dxa"/>
+            <w:vAlign w:val="center"/>
           </w:tcPr>
           <w:p>
             <w:pPr>
@@ -17502,6 +18299,7 @@
           <w:tcPr>
             <w:tcW w:w="3026" w:type="dxa"/>
             <w:shd w:val="clear" w:color="auto" w:fill="D5DCE4" w:themeFill="text2" w:themeFillTint="33"/>
+            <w:vAlign w:val="center"/>
           </w:tcPr>
           <w:p>
             <w:pPr>
@@ -17527,6 +18325,7 @@
         <w:tc>
           <w:tcPr>
             <w:tcW w:w="2446" w:type="dxa"/>
+            <w:vAlign w:val="center"/>
           </w:tcPr>
           <w:p>
             <w:pPr>
@@ -17565,7 +18364,7 @@
                 <w:sz w:val="16"/>
                 <w:szCs w:val="16"/>
               </w:rPr>
-              <w:instrText>&lt;&lt;APU_APU_TSN&gt;&gt;</w:instrText>
+              <w:instrText>&lt;&lt;APU_TSN__000&gt;&gt;</w:instrText>
             </w:r>
             <w:r>
               <w:rPr>
@@ -17602,7 +18401,7 @@
                 <w:sz w:val="16"/>
                 <w:szCs w:val="16"/>
               </w:rPr>
-              <w:instrText>&lt;&lt;APU_APU_TSN&gt;&gt;</w:instrText>
+              <w:instrText>&lt;&lt;APU_TSN__000&gt;&gt;</w:instrText>
             </w:r>
             <w:r>
               <w:rPr>
@@ -17647,6 +18446,7 @@
           <w:tcPr>
             <w:tcW w:w="1883" w:type="dxa"/>
             <w:shd w:val="clear" w:color="auto" w:fill="D5DCE4" w:themeFill="text2" w:themeFillTint="33"/>
+            <w:vAlign w:val="center"/>
           </w:tcPr>
           <w:p>
             <w:pPr>
@@ -17675,6 +18475,7 @@
         <w:tc>
           <w:tcPr>
             <w:tcW w:w="3445" w:type="dxa"/>
+            <w:vAlign w:val="center"/>
           </w:tcPr>
           <w:p>
             <w:pPr>
@@ -17712,7 +18513,7 @@
                 <w:sz w:val="16"/>
                 <w:szCs w:val="16"/>
               </w:rPr>
-              <w:instrText>&lt;&lt;APU_APU_CSN&gt;&gt;</w:instrText>
+              <w:instrText>&lt;&lt;APU_CSN__000&gt;&gt;</w:instrText>
             </w:r>
             <w:r>
               <w:rPr>
@@ -17749,7 +18550,7 @@
                 <w:sz w:val="16"/>
                 <w:szCs w:val="16"/>
               </w:rPr>
-              <w:instrText>&lt;&lt;APU_APU_CSN&gt;&gt;</w:instrText>
+              <w:instrText>&lt;&lt;APU_CSN__000&gt;&gt;</w:instrText>
             </w:r>
             <w:r>
               <w:rPr>
@@ -17800,6 +18601,7 @@
           <w:tcPr>
             <w:tcW w:w="3026" w:type="dxa"/>
             <w:shd w:val="clear" w:color="auto" w:fill="D5DCE4" w:themeFill="text2" w:themeFillTint="33"/>
+            <w:vAlign w:val="center"/>
           </w:tcPr>
           <w:p>
             <w:pPr>
@@ -17838,6 +18640,7 @@
           <w:tcPr>
             <w:tcW w:w="7774" w:type="dxa"/>
             <w:gridSpan w:val="3"/>
+            <w:vAlign w:val="center"/>
           </w:tcPr>
           <w:p>
             <w:pPr>
@@ -17890,6 +18693,7 @@
           <w:tcPr>
             <w:tcW w:w="3026" w:type="dxa"/>
             <w:shd w:val="clear" w:color="auto" w:fill="D5DCE4" w:themeFill="text2" w:themeFillTint="33"/>
+            <w:vAlign w:val="center"/>
           </w:tcPr>
           <w:p>
             <w:pPr>
@@ -17916,6 +18720,7 @@
           <w:tcPr>
             <w:tcW w:w="7774" w:type="dxa"/>
             <w:gridSpan w:val="3"/>
+            <w:vAlign w:val="center"/>
           </w:tcPr>
           <w:p>
             <w:pPr>
@@ -17968,6 +18773,7 @@
               <w:left w:val="nil"/>
               <w:right w:val="nil"/>
             </w:tcBorders>
+            <w:vAlign w:val="center"/>
           </w:tcPr>
           <w:p>
             <w:pPr>
@@ -17985,6 +18791,7 @@
               <w:left w:val="nil"/>
               <w:right w:val="nil"/>
             </w:tcBorders>
+            <w:vAlign w:val="center"/>
           </w:tcPr>
           <w:p>
             <w:pPr>
@@ -18002,6 +18809,7 @@
               <w:left w:val="nil"/>
               <w:right w:val="nil"/>
             </w:tcBorders>
+            <w:vAlign w:val="center"/>
           </w:tcPr>
           <w:p>
             <w:pPr>
@@ -18019,6 +18827,7 @@
               <w:left w:val="nil"/>
               <w:right w:val="nil"/>
             </w:tcBorders>
+            <w:vAlign w:val="center"/>
           </w:tcPr>
           <w:p>
             <w:pPr>
@@ -18039,6 +18848,7 @@
           <w:tcPr>
             <w:tcW w:w="3026" w:type="dxa"/>
             <w:shd w:val="clear" w:color="auto" w:fill="D5DCE4" w:themeFill="text2" w:themeFillTint="33"/>
+            <w:vAlign w:val="center"/>
           </w:tcPr>
           <w:p>
             <w:pPr>
@@ -18080,6 +18890,7 @@
           <w:tcPr>
             <w:tcW w:w="2446" w:type="dxa"/>
             <w:shd w:val="clear" w:color="auto" w:fill="D5DCE4" w:themeFill="text2" w:themeFillTint="33"/>
+            <w:vAlign w:val="center"/>
           </w:tcPr>
           <w:p>
             <w:pPr>
@@ -18103,6 +18914,7 @@
           <w:tcPr>
             <w:tcW w:w="1883" w:type="dxa"/>
             <w:shd w:val="clear" w:color="auto" w:fill="D5DCE4" w:themeFill="text2" w:themeFillTint="33"/>
+            <w:vAlign w:val="center"/>
           </w:tcPr>
           <w:p>
             <w:pPr>
@@ -18127,6 +18939,7 @@
           <w:tcPr>
             <w:tcW w:w="3445" w:type="dxa"/>
             <w:shd w:val="clear" w:color="auto" w:fill="D5DCE4" w:themeFill="text2" w:themeFillTint="33"/>
+            <w:vAlign w:val="center"/>
           </w:tcPr>
           <w:p>
             <w:pPr>
@@ -18157,6 +18970,7 @@
           <w:tcPr>
             <w:tcW w:w="3026" w:type="dxa"/>
             <w:shd w:val="clear" w:color="auto" w:fill="D5DCE4" w:themeFill="text2" w:themeFillTint="33"/>
+            <w:vAlign w:val="center"/>
           </w:tcPr>
           <w:p>
             <w:pPr>
@@ -18220,6 +19034,7 @@
         <w:tc>
           <w:tcPr>
             <w:tcW w:w="2446" w:type="dxa"/>
+            <w:vAlign w:val="center"/>
           </w:tcPr>
           <w:p>
             <w:pPr>
@@ -18235,6 +19050,7 @@
         <w:tc>
           <w:tcPr>
             <w:tcW w:w="1883" w:type="dxa"/>
+            <w:vAlign w:val="center"/>
           </w:tcPr>
           <w:p>
             <w:pPr>
@@ -18251,6 +19067,7 @@
         <w:tc>
           <w:tcPr>
             <w:tcW w:w="3445" w:type="dxa"/>
+            <w:vAlign w:val="center"/>
           </w:tcPr>
           <w:p>
             <w:pPr>
@@ -18375,6 +19192,7 @@
             <w:cnfStyle w:val="001000000000" w:firstRow="0" w:lastRow="0" w:firstColumn="1" w:lastColumn="0" w:oddVBand="0" w:evenVBand="0" w:oddHBand="0" w:evenHBand="0" w:firstRowFirstColumn="0" w:firstRowLastColumn="0" w:lastRowFirstColumn="0" w:lastRowLastColumn="0"/>
             <w:tcW w:w="657" w:type="dxa"/>
             <w:shd w:val="clear" w:color="auto" w:fill="D5DCE4"/>
+            <w:vAlign w:val="center"/>
             <w:hideMark/>
           </w:tcPr>
           <w:p>
@@ -18403,6 +19221,7 @@
           <w:tcPr>
             <w:tcW w:w="3483" w:type="dxa"/>
             <w:shd w:val="clear" w:color="auto" w:fill="D5DCE4"/>
+            <w:vAlign w:val="center"/>
             <w:hideMark/>
           </w:tcPr>
           <w:p>
@@ -18431,6 +19250,7 @@
           <w:tcPr>
             <w:tcW w:w="540" w:type="dxa"/>
             <w:shd w:val="clear" w:color="auto" w:fill="D5DCE4"/>
+            <w:vAlign w:val="center"/>
             <w:hideMark/>
           </w:tcPr>
           <w:p>
@@ -18460,6 +19280,7 @@
           <w:tcPr>
             <w:tcW w:w="3870" w:type="dxa"/>
             <w:shd w:val="clear" w:color="auto" w:fill="D5DCE4"/>
+            <w:vAlign w:val="center"/>
             <w:hideMark/>
           </w:tcPr>
           <w:p>
@@ -18488,6 +19309,7 @@
           <w:tcPr>
             <w:tcW w:w="2430" w:type="dxa"/>
             <w:shd w:val="clear" w:color="auto" w:fill="D5DCE4"/>
+            <w:vAlign w:val="center"/>
             <w:hideMark/>
           </w:tcPr>
           <w:p>
@@ -18524,6 +19346,7 @@
             <w:cnfStyle w:val="001000000000" w:firstRow="0" w:lastRow="0" w:firstColumn="1" w:lastColumn="0" w:oddVBand="0" w:evenVBand="0" w:oddHBand="0" w:evenHBand="0" w:firstRowFirstColumn="0" w:firstRowLastColumn="0" w:lastRowFirstColumn="0" w:lastRowLastColumn="0"/>
             <w:tcW w:w="657" w:type="dxa"/>
             <w:shd w:val="clear" w:color="auto" w:fill="D5DCE4"/>
+            <w:vAlign w:val="center"/>
             <w:hideMark/>
           </w:tcPr>
           <w:p>
@@ -18604,6 +19427,7 @@
           <w:tcPr>
             <w:tcW w:w="3483" w:type="dxa"/>
             <w:shd w:val="clear" w:color="auto" w:fill="auto"/>
+            <w:vAlign w:val="center"/>
             <w:hideMark/>
           </w:tcPr>
           <w:p>
@@ -18652,6 +19476,7 @@
           <w:tcPr>
             <w:tcW w:w="540" w:type="dxa"/>
             <w:shd w:val="clear" w:color="auto" w:fill="auto"/>
+            <w:vAlign w:val="center"/>
             <w:hideMark/>
           </w:tcPr>
           <w:p>
@@ -18701,6 +19526,7 @@
           <w:tcPr>
             <w:tcW w:w="3870" w:type="dxa"/>
             <w:shd w:val="clear" w:color="auto" w:fill="auto"/>
+            <w:vAlign w:val="center"/>
             <w:hideMark/>
           </w:tcPr>
           <w:p>
@@ -18749,6 +19575,7 @@
           <w:tcPr>
             <w:tcW w:w="2430" w:type="dxa"/>
             <w:shd w:val="clear" w:color="auto" w:fill="auto"/>
+            <w:vAlign w:val="center"/>
             <w:hideMark/>
           </w:tcPr>
           <w:p>
@@ -18803,8 +19630,8 @@
           <w:rFonts w:asciiTheme="minorBidi" w:hAnsiTheme="minorBidi" w:cstheme="minorBidi"/>
         </w:rPr>
         <w:sectPr>
-          <w:headerReference w:type="default" r:id="rId18"/>
-          <w:footerReference w:type="default" r:id="rId19"/>
+          <w:headerReference w:type="default" r:id="rId22"/>
+          <w:footerReference w:type="default" r:id="rId23"/>
           <w:pgSz w:w="12240" w:h="15840"/>
           <w:pgMar w:top="720" w:right="720" w:bottom="1166" w:left="720" w:header="432" w:footer="187" w:gutter="0"/>
           <w:cols w:space="720"/>
@@ -18908,6 +19735,7 @@
               <w:left w:w="28" w:type="dxa"/>
               <w:right w:w="28" w:type="dxa"/>
             </w:tcMar>
+            <w:vAlign w:val="center"/>
           </w:tcPr>
           <w:p>
             <w:pPr>
@@ -18942,6 +19770,7 @@
               <w:left w:w="28" w:type="dxa"/>
               <w:right w:w="28" w:type="dxa"/>
             </w:tcMar>
+            <w:vAlign w:val="center"/>
           </w:tcPr>
           <w:p>
             <w:pPr>
@@ -18977,6 +19806,7 @@
               <w:left w:w="28" w:type="dxa"/>
               <w:right w:w="28" w:type="dxa"/>
             </w:tcMar>
+            <w:vAlign w:val="center"/>
           </w:tcPr>
           <w:p>
             <w:pPr>
@@ -19011,6 +19841,7 @@
               <w:left w:w="28" w:type="dxa"/>
               <w:right w:w="28" w:type="dxa"/>
             </w:tcMar>
+            <w:vAlign w:val="center"/>
           </w:tcPr>
           <w:p>
             <w:pPr>
@@ -19052,6 +19883,7 @@
               <w:left w:w="28" w:type="dxa"/>
               <w:right w:w="28" w:type="dxa"/>
             </w:tcMar>
+            <w:vAlign w:val="center"/>
           </w:tcPr>
           <w:p>
             <w:pPr>
@@ -19077,11 +19909,11 @@
         <w:tc>
           <w:tcPr>
             <w:tcW w:w="3686" w:type="dxa"/>
-            <w:shd w:val="clear" w:color="auto" w:fill="auto"/>
             <w:tcMar>
               <w:left w:w="28" w:type="dxa"/>
               <w:right w:w="28" w:type="dxa"/>
             </w:tcMar>
+            <w:vAlign w:val="center"/>
           </w:tcPr>
           <w:p>
             <w:pPr>
@@ -19124,11 +19956,11 @@
         <w:tc>
           <w:tcPr>
             <w:tcW w:w="2517" w:type="dxa"/>
-            <w:shd w:val="clear" w:color="auto" w:fill="auto"/>
             <w:tcMar>
               <w:left w:w="28" w:type="dxa"/>
               <w:right w:w="28" w:type="dxa"/>
             </w:tcMar>
+            <w:vAlign w:val="center"/>
           </w:tcPr>
           <w:p>
             <w:pPr>
@@ -19146,36 +19978,18 @@
                 <w:sz w:val="16"/>
                 <w:szCs w:val="16"/>
               </w:rPr>
-              <w:t>&lt;&lt;</w:t>
-            </w:r>
-            <w:proofErr w:type="spellStart"/>
-            <w:r>
-              <w:rPr>
-                <w:rFonts w:asciiTheme="minorBidi" w:hAnsiTheme="minorBidi" w:cstheme="minorBidi"/>
-                <w:sz w:val="16"/>
-                <w:szCs w:val="16"/>
-              </w:rPr>
-              <w:t>Spec_Configuration_Item_New_Status</w:t>
-            </w:r>
-            <w:proofErr w:type="spellEnd"/>
-            <w:r>
-              <w:rPr>
-                <w:rFonts w:asciiTheme="minorBidi" w:hAnsiTheme="minorBidi" w:cstheme="minorBidi"/>
-                <w:sz w:val="16"/>
-                <w:szCs w:val="16"/>
-              </w:rPr>
-              <w:t>&gt;&gt;</w:t>
+              <w:t>&lt;&lt;Spec_Configuration_Item_New_Status&gt;&gt;</w:t>
             </w:r>
           </w:p>
         </w:tc>
         <w:tc>
           <w:tcPr>
             <w:tcW w:w="2517" w:type="dxa"/>
-            <w:shd w:val="clear" w:color="auto" w:fill="auto"/>
             <w:tcMar>
               <w:left w:w="28" w:type="dxa"/>
               <w:right w:w="28" w:type="dxa"/>
             </w:tcMar>
+            <w:vAlign w:val="center"/>
           </w:tcPr>
           <w:p>
             <w:pPr>
@@ -19227,8 +20041,8 @@
           <w:rFonts w:asciiTheme="minorBidi" w:hAnsiTheme="minorBidi" w:cstheme="minorBidi"/>
         </w:rPr>
         <w:sectPr>
-          <w:headerReference w:type="first" r:id="rId20"/>
-          <w:footerReference w:type="first" r:id="rId21"/>
+          <w:headerReference w:type="first" r:id="rId24"/>
+          <w:footerReference w:type="first" r:id="rId25"/>
           <w:pgSz w:w="12240" w:h="15840"/>
           <w:pgMar w:top="720" w:right="720" w:bottom="1170" w:left="720" w:header="432" w:footer="180" w:gutter="0"/>
           <w:cols w:space="720"/>
@@ -19295,6 +20109,7 @@
                 <w:sz w:val="18"/>
                 <w:szCs w:val="18"/>
               </w:rPr>
+              <w:lastRenderedPageBreak/>
               <w:instrText>LOPA</w:instrText>
             </w:r>
           </w:p>
@@ -19343,7 +20158,7 @@
                           <pic:cNvPicPr preferRelativeResize="0"/>
                         </pic:nvPicPr>
                         <pic:blipFill>
-                          <a:blip r:embed="rId22">
+                          <a:blip r:embed="rId26">
                             <a:extLst>
                               <a:ext uri="{28A0092B-C50C-407E-A947-70E740481C1C}">
                                 <a14:useLocalDpi xmlns:a14="http://schemas.microsoft.com/office/drawing/2010/main" val="0"/>
@@ -19470,6 +20285,7 @@
                 <w:sz w:val="18"/>
                 <w:szCs w:val="18"/>
               </w:rPr>
+              <w:lastRenderedPageBreak/>
               <w:instrText>LOPA</w:instrText>
             </w:r>
           </w:p>
@@ -19518,7 +20334,7 @@
                           <pic:cNvPicPr preferRelativeResize="0"/>
                         </pic:nvPicPr>
                         <pic:blipFill>
-                          <a:blip r:embed="rId22">
+                          <a:blip r:embed="rId26">
                             <a:extLst>
                               <a:ext uri="{28A0092B-C50C-407E-A947-70E740481C1C}">
                                 <a14:useLocalDpi xmlns:a14="http://schemas.microsoft.com/office/drawing/2010/main" val="0"/>
@@ -19645,6 +20461,7 @@
                 <w:sz w:val="18"/>
                 <w:szCs w:val="18"/>
               </w:rPr>
+              <w:lastRenderedPageBreak/>
               <w:instrText>LOPA</w:instrText>
             </w:r>
           </w:p>
@@ -19693,7 +20510,7 @@
                           <pic:cNvPicPr preferRelativeResize="0"/>
                         </pic:nvPicPr>
                         <pic:blipFill>
-                          <a:blip r:embed="rId22">
+                          <a:blip r:embed="rId26">
                             <a:extLst>
                               <a:ext uri="{28A0092B-C50C-407E-A947-70E740481C1C}">
                                 <a14:useLocalDpi xmlns:a14="http://schemas.microsoft.com/office/drawing/2010/main" val="0"/>
@@ -19820,6 +20637,7 @@
                 <w:sz w:val="18"/>
                 <w:szCs w:val="18"/>
               </w:rPr>
+              <w:lastRenderedPageBreak/>
               <w:instrText>EEL</w:instrText>
             </w:r>
           </w:p>
@@ -19868,7 +20686,7 @@
                           <pic:cNvPicPr preferRelativeResize="0"/>
                         </pic:nvPicPr>
                         <pic:blipFill>
-                          <a:blip r:embed="rId22">
+                          <a:blip r:embed="rId26">
                             <a:extLst>
                               <a:ext uri="{28A0092B-C50C-407E-A947-70E740481C1C}">
                                 <a14:useLocalDpi xmlns:a14="http://schemas.microsoft.com/office/drawing/2010/main" val="0"/>
@@ -19995,6 +20813,7 @@
                 <w:sz w:val="18"/>
                 <w:szCs w:val="18"/>
               </w:rPr>
+              <w:lastRenderedPageBreak/>
               <w:instrText>EEL</w:instrText>
             </w:r>
           </w:p>
@@ -20043,7 +20862,7 @@
                           <pic:cNvPicPr preferRelativeResize="0"/>
                         </pic:nvPicPr>
                         <pic:blipFill>
-                          <a:blip r:embed="rId22">
+                          <a:blip r:embed="rId26">
                             <a:extLst>
                               <a:ext uri="{28A0092B-C50C-407E-A947-70E740481C1C}">
                                 <a14:useLocalDpi xmlns:a14="http://schemas.microsoft.com/office/drawing/2010/main" val="0"/>
@@ -20170,6 +20989,7 @@
                 <w:sz w:val="18"/>
                 <w:szCs w:val="18"/>
               </w:rPr>
+              <w:lastRenderedPageBreak/>
               <w:instrText>EEL</w:instrText>
             </w:r>
           </w:p>
@@ -20218,7 +21038,7 @@
                           <pic:cNvPicPr preferRelativeResize="0"/>
                         </pic:nvPicPr>
                         <pic:blipFill>
-                          <a:blip r:embed="rId22">
+                          <a:blip r:embed="rId26">
                             <a:extLst>
                               <a:ext uri="{28A0092B-C50C-407E-A947-70E740481C1C}">
                                 <a14:useLocalDpi xmlns:a14="http://schemas.microsoft.com/office/drawing/2010/main" val="0"/>
@@ -20345,6 +21165,7 @@
                 <w:sz w:val="18"/>
                 <w:szCs w:val="18"/>
               </w:rPr>
+              <w:lastRenderedPageBreak/>
               <w:instrText>EEL</w:instrText>
             </w:r>
           </w:p>
@@ -20393,7 +21214,7 @@
                           <pic:cNvPicPr preferRelativeResize="0"/>
                         </pic:nvPicPr>
                         <pic:blipFill>
-                          <a:blip r:embed="rId22">
+                          <a:blip r:embed="rId26">
                             <a:extLst>
                               <a:ext uri="{28A0092B-C50C-407E-A947-70E740481C1C}">
                                 <a14:useLocalDpi xmlns:a14="http://schemas.microsoft.com/office/drawing/2010/main" val="0"/>
@@ -20628,7 +21449,7 @@
               <w:sz w:val="14"/>
               <w:szCs w:val="14"/>
             </w:rPr>
-            <w:t>04-Jul-2025</w:t>
+            <w:t>16-Sep-2025</w:t>
           </w:r>
           <w:r>
             <w:rPr>
@@ -21013,7 +21834,7 @@
               <w:sz w:val="14"/>
               <w:szCs w:val="14"/>
             </w:rPr>
-            <w:t>04-Jul-2025</w:t>
+            <w:t>16-Sep-2025</w:t>
           </w:r>
           <w:r>
             <w:rPr>
@@ -21107,7 +21928,7 @@
                 <w:sz w:val="14"/>
                 <w:szCs w:val="14"/>
               </w:rPr>
-              <w:id w:val="1515036622"/>
+              <w:id w:val="1257089837"/>
               <w:docPartObj>
                 <w:docPartGallery w:val="Page Numbers (Bottom of Page)"/>
                 <w:docPartUnique/>
@@ -21234,6 +22055,112 @@
   <w:tbl>
     <w:tblPr>
       <w:tblStyle w:val="TableGrid"/>
+      <w:tblW w:w="11520" w:type="dxa"/>
+      <w:tblBorders>
+        <w:left w:val="none" w:sz="0" w:space="0" w:color="auto"/>
+        <w:bottom w:val="none" w:sz="0" w:space="0" w:color="auto"/>
+        <w:right w:val="none" w:sz="0" w:space="0" w:color="auto"/>
+        <w:insideH w:val="none" w:sz="0" w:space="0" w:color="auto"/>
+        <w:insideV w:val="none" w:sz="0" w:space="0" w:color="auto"/>
+      </w:tblBorders>
+      <w:tblLook w:val="04A0" w:firstRow="1" w:lastRow="0" w:firstColumn="1" w:lastColumn="0" w:noHBand="0" w:noVBand="1"/>
+    </w:tblPr>
+    <w:tblGrid>
+      <w:gridCol w:w="2505"/>
+      <w:gridCol w:w="9015"/>
+    </w:tblGrid>
+    <w:tr>
+      <w:tc>
+        <w:tcPr>
+          <w:tcW w:w="1890" w:type="dxa"/>
+        </w:tcPr>
+        <w:p>
+          <w:pPr>
+            <w:pStyle w:val="Footer"/>
+            <w:rPr>
+              <w:rFonts w:asciiTheme="minorHAnsi" w:hAnsiTheme="minorHAnsi" w:cstheme="minorHAnsi"/>
+              <w:sz w:val="16"/>
+              <w:szCs w:val="16"/>
+            </w:rPr>
+          </w:pPr>
+          <w:r>
+            <w:rPr>
+              <w:rFonts w:asciiTheme="minorHAnsi" w:hAnsiTheme="minorHAnsi" w:cstheme="minorHAnsi"/>
+              <w:sz w:val="16"/>
+              <w:szCs w:val="16"/>
+            </w:rPr>
+            <w:t xml:space="preserve">Report Date: </w:t>
+          </w:r>
+          <w:r>
+            <w:rPr>
+              <w:rFonts w:asciiTheme="minorHAnsi" w:hAnsiTheme="minorHAnsi" w:cstheme="minorHAnsi"/>
+              <w:sz w:val="16"/>
+              <w:szCs w:val="16"/>
+            </w:rPr>
+            <w:t>&lt;&lt;</w:t>
+          </w:r>
+          <w:proofErr w:type="spellStart"/>
+          <w:r>
+            <w:rPr>
+              <w:rFonts w:asciiTheme="minorHAnsi" w:hAnsiTheme="minorHAnsi" w:cstheme="minorHAnsi"/>
+              <w:sz w:val="16"/>
+              <w:szCs w:val="16"/>
+            </w:rPr>
+            <w:t>Aircraft_Spec_Last_Update__j</w:t>
+          </w:r>
+          <w:proofErr w:type="spellEnd"/>
+          <w:r>
+            <w:rPr>
+              <w:rFonts w:asciiTheme="minorHAnsi" w:hAnsiTheme="minorHAnsi" w:cstheme="minorHAnsi"/>
+              <w:sz w:val="16"/>
+              <w:szCs w:val="16"/>
+            </w:rPr>
+            <w:t>&gt;&gt;</w:t>
+          </w:r>
+        </w:p>
+      </w:tc>
+      <w:tc>
+        <w:tcPr>
+          <w:tcW w:w="9630" w:type="dxa"/>
+        </w:tcPr>
+        <w:p>
+          <w:pPr>
+            <w:pStyle w:val="Footer"/>
+            <w:jc w:val="right"/>
+            <w:rPr>
+              <w:sz w:val="16"/>
+              <w:szCs w:val="16"/>
+            </w:rPr>
+          </w:pPr>
+          <w:r>
+            <w:rPr>
+              <w:sz w:val="16"/>
+              <w:szCs w:val="16"/>
+            </w:rPr>
+            <w:t>All data shown is as provided by the operator and subject to prospective client’s inspection and the disclaimer set forth on page 1.</w:t>
+          </w:r>
+        </w:p>
+      </w:tc>
+    </w:tr>
+  </w:tbl>
+  <w:p>
+    <w:pPr>
+      <w:pStyle w:val="Footer"/>
+      <w:tabs>
+        <w:tab w:val="clear" w:pos="4680"/>
+        <w:tab w:val="clear" w:pos="9360"/>
+        <w:tab w:val="left" w:pos="5895"/>
+      </w:tabs>
+    </w:pPr>
+  </w:p>
+</w:ftr>
+</file>
+
+<file path=word/footer6.xml><?xml version="1.0" encoding="utf-8"?>
+<w:ftr xmlns:wpc="http://schemas.microsoft.com/office/word/2010/wordprocessingCanvas" xmlns:cx="http://schemas.microsoft.com/office/drawing/2014/chartex" xmlns:cx1="http://schemas.microsoft.com/office/drawing/2015/9/8/chartex" xmlns:cx2="http://schemas.microsoft.com/office/drawing/2015/10/21/chartex" xmlns:cx3="http://schemas.microsoft.com/office/drawing/2016/5/9/chartex" xmlns:cx4="http://schemas.microsoft.com/office/drawing/2016/5/10/chartex" xmlns:cx5="http://schemas.microsoft.com/office/drawing/2016/5/11/chartex" xmlns:cx6="http://schemas.microsoft.com/office/drawing/2016/5/12/chartex" xmlns:cx7="http://schemas.microsoft.com/office/drawing/2016/5/13/chartex" xmlns:cx8="http://schemas.microsoft.com/office/drawing/2016/5/14/chartex" xmlns:mc="http://schemas.openxmlformats.org/markup-compatibility/2006" xmlns:aink="http://schemas.microsoft.com/office/drawing/2016/ink" xmlns:am3d="http://schemas.microsoft.com/office/drawing/2017/model3d" xmlns:o="urn:schemas-microsoft-com:office:office" xmlns:oel="http://schemas.microsoft.com/office/2019/extlst" xmlns:r="http://schemas.openxmlformats.org/officeDocument/2006/relationships" xmlns:m="http://schemas.openxmlformats.org/officeDocument/2006/math" xmlns:v="urn:schemas-microsoft-com:vml" xmlns:wp14="http://schemas.microsoft.com/office/word/2010/wordprocessingDrawing" xmlns:wp="http://schemas.openxmlformats.org/drawingml/2006/wordprocessingDrawing" xmlns:w10="urn:schemas-microsoft-com:office:word" xmlns:w="http://schemas.openxmlformats.org/wordprocessingml/2006/main" xmlns:w14="http://schemas.microsoft.com/office/word/2010/wordml" xmlns:w15="http://schemas.microsoft.com/office/word/2012/wordml" xmlns:w16cex="http://schemas.microsoft.com/office/word/2018/wordml/cex" xmlns:w16cid="http://schemas.microsoft.com/office/word/2016/wordml/cid" xmlns:w16="http://schemas.microsoft.com/office/word/2018/wordml" xmlns:w16du="http://schemas.microsoft.com/office/word/2023/wordml/word16du" xmlns:w16sdtdh="http://schemas.microsoft.com/office/word/2020/wordml/sdtdatahash" xmlns:w16sdtfl="http://schemas.microsoft.com/office/word/2024/wordml/sdtformatlock" xmlns:w16se="http://schemas.microsoft.com/office/word/2015/wordml/symex" xmlns:wpg="http://schemas.microsoft.com/office/word/2010/wordprocessingGroup" xmlns:wpi="http://schemas.microsoft.com/office/word/2010/wordprocessingInk" xmlns:wne="http://schemas.microsoft.com/office/word/2006/wordml" xmlns:wps="http://schemas.microsoft.com/office/word/2010/wordprocessingShape" mc:Ignorable="w14 w15 w16se w16cid w16 w16cex w16sdtdh w16sdtfl w16du wp14">
+  <w:tbl>
+    <w:tblPr>
+      <w:tblStyle w:val="TableGrid"/>
       <w:tblW w:w="11057" w:type="dxa"/>
       <w:tblInd w:w="-147" w:type="dxa"/>
       <w:tblBorders>
@@ -21304,7 +22231,298 @@
               <w:sz w:val="14"/>
               <w:szCs w:val="14"/>
             </w:rPr>
-            <w:t>04-Jul-2025</w:t>
+            <w:t>16-Sep-2025</w:t>
+          </w:r>
+          <w:r>
+            <w:rPr>
+              <w:rFonts w:asciiTheme="minorBidi" w:hAnsiTheme="minorBidi" w:cstheme="minorBidi"/>
+              <w:sz w:val="14"/>
+              <w:szCs w:val="14"/>
+            </w:rPr>
+            <w:fldChar w:fldCharType="end"/>
+          </w:r>
+        </w:p>
+      </w:tc>
+      <w:tc>
+        <w:tcPr>
+          <w:tcW w:w="8788" w:type="dxa"/>
+        </w:tcPr>
+        <w:p>
+          <w:pPr>
+            <w:pStyle w:val="Footer"/>
+            <w:jc w:val="right"/>
+            <w:rPr>
+              <w:rFonts w:asciiTheme="minorBidi" w:hAnsiTheme="minorBidi" w:cstheme="minorBidi"/>
+              <w:sz w:val="14"/>
+              <w:szCs w:val="14"/>
+            </w:rPr>
+          </w:pPr>
+          <w:r>
+            <w:rPr>
+              <w:rFonts w:asciiTheme="minorBidi" w:hAnsiTheme="minorBidi" w:cstheme="minorBidi"/>
+              <w:sz w:val="14"/>
+              <w:szCs w:val="14"/>
+            </w:rPr>
+            <w:t>All data shown is as provided by the operator and subject to prospective client’s inspection and the disclaimer set forth on page 1.</w:t>
+          </w:r>
+        </w:p>
+      </w:tc>
+    </w:tr>
+    <w:tr>
+      <w:tc>
+        <w:tcPr>
+          <w:tcW w:w="2269" w:type="dxa"/>
+        </w:tcPr>
+        <w:p>
+          <w:pPr>
+            <w:pStyle w:val="Footer"/>
+            <w:rPr>
+              <w:rFonts w:asciiTheme="minorBidi" w:hAnsiTheme="minorBidi" w:cstheme="minorBidi"/>
+              <w:sz w:val="14"/>
+              <w:szCs w:val="14"/>
+            </w:rPr>
+          </w:pPr>
+        </w:p>
+      </w:tc>
+      <w:tc>
+        <w:tcPr>
+          <w:tcW w:w="8788" w:type="dxa"/>
+        </w:tcPr>
+        <w:p>
+          <w:pPr>
+            <w:pStyle w:val="Footer"/>
+            <w:jc w:val="right"/>
+            <w:rPr>
+              <w:rFonts w:ascii="Arial" w:hAnsi="Arial" w:cs="Arial"/>
+              <w:sz w:val="14"/>
+              <w:szCs w:val="14"/>
+            </w:rPr>
+          </w:pPr>
+          <w:r>
+            <w:rPr>
+              <w:rStyle w:val="PageNumber"/>
+              <w:rFonts w:ascii="Arial" w:hAnsi="Arial" w:cs="Arial"/>
+              <w:sz w:val="14"/>
+              <w:szCs w:val="14"/>
+            </w:rPr>
+            <w:t>Page</w:t>
+          </w:r>
+          <w:r>
+            <w:rPr>
+              <w:rStyle w:val="PageNumber"/>
+              <w:rFonts w:ascii="Arial" w:hAnsi="Arial" w:cs="Arial"/>
+              <w:sz w:val="14"/>
+              <w:szCs w:val="14"/>
+              <w:lang w:val="ru-RU"/>
+            </w:rPr>
+            <w:t xml:space="preserve"> </w:t>
+          </w:r>
+          <w:sdt>
+            <w:sdtPr>
+              <w:rPr>
+                <w:rStyle w:val="PageNumber"/>
+                <w:rFonts w:ascii="Arial" w:hAnsi="Arial" w:cs="Arial"/>
+                <w:sz w:val="14"/>
+                <w:szCs w:val="14"/>
+              </w:rPr>
+              <w:id w:val="1515036622"/>
+              <w:docPartObj>
+                <w:docPartGallery w:val="Page Numbers (Bottom of Page)"/>
+                <w:docPartUnique/>
+              </w:docPartObj>
+            </w:sdtPr>
+            <w:sdtContent>
+              <w:r>
+                <w:rPr>
+                  <w:rStyle w:val="PageNumber"/>
+                  <w:rFonts w:ascii="Arial" w:hAnsi="Arial" w:cs="Arial"/>
+                  <w:sz w:val="14"/>
+                  <w:szCs w:val="14"/>
+                </w:rPr>
+                <w:fldChar w:fldCharType="begin"/>
+              </w:r>
+              <w:r>
+                <w:rPr>
+                  <w:rStyle w:val="PageNumber"/>
+                  <w:rFonts w:ascii="Arial" w:hAnsi="Arial" w:cs="Arial"/>
+                  <w:sz w:val="14"/>
+                  <w:szCs w:val="14"/>
+                </w:rPr>
+                <w:instrText xml:space="preserve"> PAGE </w:instrText>
+              </w:r>
+              <w:r>
+                <w:rPr>
+                  <w:rStyle w:val="PageNumber"/>
+                  <w:rFonts w:ascii="Arial" w:hAnsi="Arial" w:cs="Arial"/>
+                  <w:sz w:val="14"/>
+                  <w:szCs w:val="14"/>
+                </w:rPr>
+                <w:fldChar w:fldCharType="separate"/>
+              </w:r>
+              <w:r>
+                <w:rPr>
+                  <w:rStyle w:val="PageNumber"/>
+                  <w:rFonts w:ascii="Arial" w:hAnsi="Arial" w:cs="Arial"/>
+                  <w:noProof/>
+                  <w:sz w:val="14"/>
+                  <w:szCs w:val="14"/>
+                </w:rPr>
+                <w:t>9</w:t>
+              </w:r>
+              <w:r>
+                <w:rPr>
+                  <w:rStyle w:val="PageNumber"/>
+                  <w:rFonts w:ascii="Arial" w:hAnsi="Arial" w:cs="Arial"/>
+                  <w:sz w:val="14"/>
+                  <w:szCs w:val="14"/>
+                </w:rPr>
+                <w:fldChar w:fldCharType="end"/>
+              </w:r>
+            </w:sdtContent>
+          </w:sdt>
+          <w:r>
+            <w:rPr>
+              <w:rStyle w:val="PageNumber"/>
+              <w:rFonts w:ascii="Arial" w:hAnsi="Arial" w:cs="Arial"/>
+              <w:sz w:val="14"/>
+              <w:szCs w:val="14"/>
+            </w:rPr>
+            <w:t xml:space="preserve"> of </w:t>
+          </w:r>
+          <w:r>
+            <w:rPr>
+              <w:rStyle w:val="PageNumber"/>
+              <w:rFonts w:ascii="Arial" w:hAnsi="Arial" w:cs="Arial"/>
+              <w:sz w:val="14"/>
+              <w:szCs w:val="14"/>
+            </w:rPr>
+            <w:fldChar w:fldCharType="begin"/>
+          </w:r>
+          <w:r>
+            <w:rPr>
+              <w:rStyle w:val="PageNumber"/>
+              <w:rFonts w:ascii="Arial" w:hAnsi="Arial" w:cs="Arial"/>
+              <w:sz w:val="14"/>
+              <w:szCs w:val="14"/>
+            </w:rPr>
+            <w:instrText xml:space="preserve"> NUMPAGES  \* MERGEFORMAT </w:instrText>
+          </w:r>
+          <w:r>
+            <w:rPr>
+              <w:rStyle w:val="PageNumber"/>
+              <w:rFonts w:ascii="Arial" w:hAnsi="Arial" w:cs="Arial"/>
+              <w:sz w:val="14"/>
+              <w:szCs w:val="14"/>
+            </w:rPr>
+            <w:fldChar w:fldCharType="separate"/>
+          </w:r>
+          <w:r>
+            <w:rPr>
+              <w:rStyle w:val="PageNumber"/>
+              <w:rFonts w:ascii="Arial" w:hAnsi="Arial" w:cs="Arial"/>
+              <w:noProof/>
+              <w:sz w:val="14"/>
+              <w:szCs w:val="14"/>
+            </w:rPr>
+            <w:t>9</w:t>
+          </w:r>
+          <w:r>
+            <w:rPr>
+              <w:rStyle w:val="PageNumber"/>
+              <w:rFonts w:ascii="Arial" w:hAnsi="Arial" w:cs="Arial"/>
+              <w:sz w:val="14"/>
+              <w:szCs w:val="14"/>
+            </w:rPr>
+            <w:fldChar w:fldCharType="end"/>
+          </w:r>
+        </w:p>
+      </w:tc>
+    </w:tr>
+  </w:tbl>
+  <w:p>
+    <w:pPr>
+      <w:pStyle w:val="Footer"/>
+    </w:pPr>
+  </w:p>
+</w:ftr>
+</file>
+
+<file path=word/footer7.xml><?xml version="1.0" encoding="utf-8"?>
+<w:ftr xmlns:wpc="http://schemas.microsoft.com/office/word/2010/wordprocessingCanvas" xmlns:cx="http://schemas.microsoft.com/office/drawing/2014/chartex" xmlns:cx1="http://schemas.microsoft.com/office/drawing/2015/9/8/chartex" xmlns:cx2="http://schemas.microsoft.com/office/drawing/2015/10/21/chartex" xmlns:cx3="http://schemas.microsoft.com/office/drawing/2016/5/9/chartex" xmlns:cx4="http://schemas.microsoft.com/office/drawing/2016/5/10/chartex" xmlns:cx5="http://schemas.microsoft.com/office/drawing/2016/5/11/chartex" xmlns:cx6="http://schemas.microsoft.com/office/drawing/2016/5/12/chartex" xmlns:cx7="http://schemas.microsoft.com/office/drawing/2016/5/13/chartex" xmlns:cx8="http://schemas.microsoft.com/office/drawing/2016/5/14/chartex" xmlns:mc="http://schemas.openxmlformats.org/markup-compatibility/2006" xmlns:aink="http://schemas.microsoft.com/office/drawing/2016/ink" xmlns:am3d="http://schemas.microsoft.com/office/drawing/2017/model3d" xmlns:o="urn:schemas-microsoft-com:office:office" xmlns:oel="http://schemas.microsoft.com/office/2019/extlst" xmlns:r="http://schemas.openxmlformats.org/officeDocument/2006/relationships" xmlns:m="http://schemas.openxmlformats.org/officeDocument/2006/math" xmlns:v="urn:schemas-microsoft-com:vml" xmlns:wp14="http://schemas.microsoft.com/office/word/2010/wordprocessingDrawing" xmlns:wp="http://schemas.openxmlformats.org/drawingml/2006/wordprocessingDrawing" xmlns:w10="urn:schemas-microsoft-com:office:word" xmlns:w="http://schemas.openxmlformats.org/wordprocessingml/2006/main" xmlns:w14="http://schemas.microsoft.com/office/word/2010/wordml" xmlns:w15="http://schemas.microsoft.com/office/word/2012/wordml" xmlns:w16cex="http://schemas.microsoft.com/office/word/2018/wordml/cex" xmlns:w16cid="http://schemas.microsoft.com/office/word/2016/wordml/cid" xmlns:w16="http://schemas.microsoft.com/office/word/2018/wordml" xmlns:w16du="http://schemas.microsoft.com/office/word/2023/wordml/word16du" xmlns:w16sdtdh="http://schemas.microsoft.com/office/word/2020/wordml/sdtdatahash" xmlns:w16sdtfl="http://schemas.microsoft.com/office/word/2024/wordml/sdtformatlock" xmlns:w16se="http://schemas.microsoft.com/office/word/2015/wordml/symex" xmlns:wpg="http://schemas.microsoft.com/office/word/2010/wordprocessingGroup" xmlns:wpi="http://schemas.microsoft.com/office/word/2010/wordprocessingInk" xmlns:wne="http://schemas.microsoft.com/office/word/2006/wordml" xmlns:wps="http://schemas.microsoft.com/office/word/2010/wordprocessingShape" mc:Ignorable="w14 w15 w16se w16cid w16 w16cex w16sdtdh w16sdtfl w16du wp14">
+  <w:tbl>
+    <w:tblPr>
+      <w:tblStyle w:val="TableGrid"/>
+      <w:tblW w:w="11057" w:type="dxa"/>
+      <w:tblInd w:w="-147" w:type="dxa"/>
+      <w:tblBorders>
+        <w:top w:val="single" w:sz="4" w:space="0" w:color="000000" w:themeColor="text1"/>
+        <w:left w:val="none" w:sz="0" w:space="0" w:color="auto"/>
+        <w:bottom w:val="none" w:sz="0" w:space="0" w:color="auto"/>
+        <w:right w:val="none" w:sz="0" w:space="0" w:color="auto"/>
+        <w:insideH w:val="none" w:sz="0" w:space="0" w:color="auto"/>
+        <w:insideV w:val="none" w:sz="0" w:space="0" w:color="auto"/>
+      </w:tblBorders>
+      <w:tblLook w:val="04A0" w:firstRow="1" w:lastRow="0" w:firstColumn="1" w:lastColumn="0" w:noHBand="0" w:noVBand="1"/>
+    </w:tblPr>
+    <w:tblGrid>
+      <w:gridCol w:w="2269"/>
+      <w:gridCol w:w="8788"/>
+    </w:tblGrid>
+    <w:tr>
+      <w:tc>
+        <w:tcPr>
+          <w:tcW w:w="2269" w:type="dxa"/>
+        </w:tcPr>
+        <w:p>
+          <w:pPr>
+            <w:pStyle w:val="Footer"/>
+            <w:ind w:right="360"/>
+            <w:rPr>
+              <w:rFonts w:asciiTheme="minorBidi" w:hAnsiTheme="minorBidi" w:cstheme="minorBidi"/>
+              <w:sz w:val="14"/>
+              <w:szCs w:val="14"/>
+            </w:rPr>
+          </w:pPr>
+          <w:r>
+            <w:rPr>
+              <w:rFonts w:asciiTheme="minorBidi" w:hAnsiTheme="minorBidi" w:cstheme="minorBidi"/>
+              <w:sz w:val="14"/>
+              <w:szCs w:val="14"/>
+            </w:rPr>
+            <w:t xml:space="preserve">Report Date: </w:t>
+          </w:r>
+          <w:r>
+            <w:rPr>
+              <w:rFonts w:asciiTheme="minorBidi" w:hAnsiTheme="minorBidi" w:cstheme="minorBidi"/>
+              <w:sz w:val="14"/>
+              <w:szCs w:val="14"/>
+            </w:rPr>
+            <w:fldChar w:fldCharType="begin"/>
+          </w:r>
+          <w:r>
+            <w:rPr>
+              <w:rFonts w:asciiTheme="minorBidi" w:hAnsiTheme="minorBidi" w:cstheme="minorBidi"/>
+              <w:sz w:val="14"/>
+              <w:szCs w:val="14"/>
+            </w:rPr>
+            <w:instrText xml:space="preserve"> DATE \@ "dd-MMM-yyyy" \* MERGEFORMAT </w:instrText>
+          </w:r>
+          <w:r>
+            <w:rPr>
+              <w:rFonts w:asciiTheme="minorBidi" w:hAnsiTheme="minorBidi" w:cstheme="minorBidi"/>
+              <w:sz w:val="14"/>
+              <w:szCs w:val="14"/>
+            </w:rPr>
+            <w:fldChar w:fldCharType="separate"/>
+          </w:r>
+          <w:r>
+            <w:rPr>
+              <w:rFonts w:asciiTheme="minorBidi" w:hAnsiTheme="minorBidi" w:cstheme="minorBidi"/>
+              <w:noProof/>
+              <w:sz w:val="14"/>
+              <w:szCs w:val="14"/>
+            </w:rPr>
+            <w:t>16-Sep-2025</w:t>
           </w:r>
           <w:r>
             <w:rPr>
@@ -21573,7 +22791,6 @@
         <w:tcPr>
           <w:tcW w:w="5580" w:type="dxa"/>
           <w:vMerge w:val="restart"/>
-          <w:shd w:val="clear" w:color="auto" w:fill="auto"/>
         </w:tcPr>
         <w:p>
           <w:pPr>
@@ -21591,7 +22808,6 @@
       <w:tc>
         <w:tcPr>
           <w:tcW w:w="5400" w:type="dxa"/>
-          <w:shd w:val="clear" w:color="auto" w:fill="auto"/>
           <w:vAlign w:val="center"/>
         </w:tcPr>
         <w:p>
@@ -21724,6 +22940,381 @@
 <w:hdr xmlns:wpc="http://schemas.microsoft.com/office/word/2010/wordprocessingCanvas" xmlns:cx="http://schemas.microsoft.com/office/drawing/2014/chartex" xmlns:cx1="http://schemas.microsoft.com/office/drawing/2015/9/8/chartex" xmlns:cx2="http://schemas.microsoft.com/office/drawing/2015/10/21/chartex" xmlns:cx3="http://schemas.microsoft.com/office/drawing/2016/5/9/chartex" xmlns:cx4="http://schemas.microsoft.com/office/drawing/2016/5/10/chartex" xmlns:cx5="http://schemas.microsoft.com/office/drawing/2016/5/11/chartex" xmlns:cx6="http://schemas.microsoft.com/office/drawing/2016/5/12/chartex" xmlns:cx7="http://schemas.microsoft.com/office/drawing/2016/5/13/chartex" xmlns:cx8="http://schemas.microsoft.com/office/drawing/2016/5/14/chartex" xmlns:mc="http://schemas.openxmlformats.org/markup-compatibility/2006" xmlns:aink="http://schemas.microsoft.com/office/drawing/2016/ink" xmlns:am3d="http://schemas.microsoft.com/office/drawing/2017/model3d" xmlns:o="urn:schemas-microsoft-com:office:office" xmlns:oel="http://schemas.microsoft.com/office/2019/extlst" xmlns:r="http://schemas.openxmlformats.org/officeDocument/2006/relationships" xmlns:m="http://schemas.openxmlformats.org/officeDocument/2006/math" xmlns:v="urn:schemas-microsoft-com:vml" xmlns:wp14="http://schemas.microsoft.com/office/word/2010/wordprocessingDrawing" xmlns:wp="http://schemas.openxmlformats.org/drawingml/2006/wordprocessingDrawing" xmlns:w10="urn:schemas-microsoft-com:office:word" xmlns:w="http://schemas.openxmlformats.org/wordprocessingml/2006/main" xmlns:w14="http://schemas.microsoft.com/office/word/2010/wordml" xmlns:w15="http://schemas.microsoft.com/office/word/2012/wordml" xmlns:w16cex="http://schemas.microsoft.com/office/word/2018/wordml/cex" xmlns:w16cid="http://schemas.microsoft.com/office/word/2016/wordml/cid" xmlns:w16="http://schemas.microsoft.com/office/word/2018/wordml" xmlns:w16du="http://schemas.microsoft.com/office/word/2023/wordml/word16du" xmlns:w16sdtdh="http://schemas.microsoft.com/office/word/2020/wordml/sdtdatahash" xmlns:w16sdtfl="http://schemas.microsoft.com/office/word/2024/wordml/sdtformatlock" xmlns:w16se="http://schemas.microsoft.com/office/word/2015/wordml/symex" xmlns:wpg="http://schemas.microsoft.com/office/word/2010/wordprocessingGroup" xmlns:wpi="http://schemas.microsoft.com/office/word/2010/wordprocessingInk" xmlns:wne="http://schemas.microsoft.com/office/word/2006/wordml" xmlns:wps="http://schemas.microsoft.com/office/word/2010/wordprocessingShape" mc:Ignorable="w14 w15 w16se w16cid w16 w16cex w16sdtdh w16sdtfl w16du wp14">
   <w:tbl>
     <w:tblPr>
+      <w:tblW w:w="10983" w:type="dxa"/>
+      <w:tblInd w:w="-91" w:type="dxa"/>
+      <w:tblLayout w:type="fixed"/>
+      <w:tblLook w:val="04A0" w:firstRow="1" w:lastRow="0" w:firstColumn="1" w:lastColumn="0" w:noHBand="0" w:noVBand="1"/>
+    </w:tblPr>
+    <w:tblGrid>
+      <w:gridCol w:w="4330"/>
+      <w:gridCol w:w="6653"/>
+    </w:tblGrid>
+    <w:tr>
+      <w:trPr>
+        <w:trHeight w:val="558"/>
+      </w:trPr>
+      <w:tc>
+        <w:tcPr>
+          <w:tcW w:w="5353" w:type="dxa"/>
+          <w:vMerge w:val="restart"/>
+        </w:tcPr>
+        <w:p>
+          <w:pPr>
+            <w:spacing w:after="0" w:line="240" w:lineRule="auto"/>
+            <w:rPr>
+              <w:rFonts w:ascii="Verdana" w:hAnsi="Verdana"/>
+              <w:b/>
+              <w:bCs/>
+              <w:sz w:val="20"/>
+              <w:szCs w:val="20"/>
+            </w:rPr>
+          </w:pPr>
+        </w:p>
+      </w:tc>
+      <w:tc>
+        <w:tcPr>
+          <w:tcW w:w="8255" w:type="dxa"/>
+        </w:tcPr>
+        <w:p>
+          <w:pPr>
+            <w:spacing w:after="0" w:line="240" w:lineRule="auto"/>
+            <w:jc w:val="right"/>
+            <w:rPr>
+              <w:rFonts w:ascii="Arial" w:hAnsi="Arial" w:cs="Arial"/>
+              <w:b/>
+              <w:bCs/>
+              <w:color w:val="000000" w:themeColor="text1"/>
+              <w:sz w:val="18"/>
+              <w:szCs w:val="18"/>
+            </w:rPr>
+          </w:pPr>
+          <w:r>
+            <w:rPr>
+              <w:rFonts w:ascii="Arial" w:hAnsi="Arial" w:cs="Arial"/>
+              <w:b/>
+              <w:bCs/>
+              <w:color w:val="000000" w:themeColor="text1"/>
+              <w:sz w:val="18"/>
+              <w:szCs w:val="18"/>
+            </w:rPr>
+            <w:t>ASSET TECHNICAL SPECIFICATION</w:t>
+          </w:r>
+        </w:p>
+      </w:tc>
+    </w:tr>
+    <w:tr>
+      <w:trPr>
+        <w:trHeight w:val="427"/>
+      </w:trPr>
+      <w:tc>
+        <w:tcPr>
+          <w:tcW w:w="5353" w:type="dxa"/>
+          <w:vMerge/>
+        </w:tcPr>
+        <w:p>
+          <w:pPr>
+            <w:spacing w:after="0" w:line="240" w:lineRule="auto"/>
+            <w:rPr>
+              <w:rFonts w:ascii="Verdana" w:hAnsi="Verdana"/>
+              <w:b/>
+              <w:bCs/>
+              <w:sz w:val="20"/>
+              <w:szCs w:val="20"/>
+            </w:rPr>
+          </w:pPr>
+        </w:p>
+      </w:tc>
+      <w:tc>
+        <w:tcPr>
+          <w:tcW w:w="8255" w:type="dxa"/>
+        </w:tcPr>
+        <w:p>
+          <w:pPr>
+            <w:spacing w:after="0" w:line="240" w:lineRule="auto"/>
+            <w:jc w:val="right"/>
+            <w:rPr>
+              <w:rFonts w:ascii="Arial" w:hAnsi="Arial" w:cs="Arial"/>
+              <w:b/>
+              <w:bCs/>
+              <w:sz w:val="18"/>
+              <w:szCs w:val="18"/>
+            </w:rPr>
+          </w:pPr>
+          <w:r>
+            <w:rPr>
+              <w:rFonts w:ascii="Arial" w:hAnsi="Arial" w:cs="Arial"/>
+              <w:b/>
+              <w:bCs/>
+              <w:sz w:val="18"/>
+              <w:szCs w:val="18"/>
+            </w:rPr>
+            <w:t>MSN &lt;&lt;</w:t>
+          </w:r>
+          <w:proofErr w:type="spellStart"/>
+          <w:r>
+            <w:rPr>
+              <w:rFonts w:ascii="Arial" w:hAnsi="Arial" w:cs="Arial"/>
+              <w:b/>
+              <w:bCs/>
+              <w:sz w:val="18"/>
+              <w:szCs w:val="18"/>
+            </w:rPr>
+            <w:t>Aircraft_MSN_Number</w:t>
+          </w:r>
+          <w:proofErr w:type="spellEnd"/>
+          <w:r>
+            <w:rPr>
+              <w:rFonts w:ascii="Arial" w:hAnsi="Arial" w:cs="Arial"/>
+              <w:b/>
+              <w:bCs/>
+              <w:sz w:val="18"/>
+              <w:szCs w:val="18"/>
+            </w:rPr>
+            <w:t>&gt;&gt;</w:t>
+          </w:r>
+        </w:p>
+      </w:tc>
+    </w:tr>
+  </w:tbl>
+  <w:p>
+    <w:pPr>
+      <w:pStyle w:val="Header"/>
+    </w:pPr>
+  </w:p>
+</w:hdr>
+</file>
+
+<file path=word/header4.xml><?xml version="1.0" encoding="utf-8"?>
+<w:hdr xmlns:wpc="http://schemas.microsoft.com/office/word/2010/wordprocessingCanvas" xmlns:cx="http://schemas.microsoft.com/office/drawing/2014/chartex" xmlns:cx1="http://schemas.microsoft.com/office/drawing/2015/9/8/chartex" xmlns:cx2="http://schemas.microsoft.com/office/drawing/2015/10/21/chartex" xmlns:cx3="http://schemas.microsoft.com/office/drawing/2016/5/9/chartex" xmlns:cx4="http://schemas.microsoft.com/office/drawing/2016/5/10/chartex" xmlns:cx5="http://schemas.microsoft.com/office/drawing/2016/5/11/chartex" xmlns:cx6="http://schemas.microsoft.com/office/drawing/2016/5/12/chartex" xmlns:cx7="http://schemas.microsoft.com/office/drawing/2016/5/13/chartex" xmlns:cx8="http://schemas.microsoft.com/office/drawing/2016/5/14/chartex" xmlns:mc="http://schemas.openxmlformats.org/markup-compatibility/2006" xmlns:aink="http://schemas.microsoft.com/office/drawing/2016/ink" xmlns:am3d="http://schemas.microsoft.com/office/drawing/2017/model3d" xmlns:o="urn:schemas-microsoft-com:office:office" xmlns:oel="http://schemas.microsoft.com/office/2019/extlst" xmlns:r="http://schemas.openxmlformats.org/officeDocument/2006/relationships" xmlns:m="http://schemas.openxmlformats.org/officeDocument/2006/math" xmlns:v="urn:schemas-microsoft-com:vml" xmlns:wp14="http://schemas.microsoft.com/office/word/2010/wordprocessingDrawing" xmlns:wp="http://schemas.openxmlformats.org/drawingml/2006/wordprocessingDrawing" xmlns:w10="urn:schemas-microsoft-com:office:word" xmlns:w="http://schemas.openxmlformats.org/wordprocessingml/2006/main" xmlns:w14="http://schemas.microsoft.com/office/word/2010/wordml" xmlns:w15="http://schemas.microsoft.com/office/word/2012/wordml" xmlns:w16cex="http://schemas.microsoft.com/office/word/2018/wordml/cex" xmlns:w16cid="http://schemas.microsoft.com/office/word/2016/wordml/cid" xmlns:w16="http://schemas.microsoft.com/office/word/2018/wordml" xmlns:w16du="http://schemas.microsoft.com/office/word/2023/wordml/word16du" xmlns:w16sdtdh="http://schemas.microsoft.com/office/word/2020/wordml/sdtdatahash" xmlns:w16sdtfl="http://schemas.microsoft.com/office/word/2024/wordml/sdtformatlock" xmlns:w16se="http://schemas.microsoft.com/office/word/2015/wordml/symex" xmlns:wpg="http://schemas.microsoft.com/office/word/2010/wordprocessingGroup" xmlns:wpi="http://schemas.microsoft.com/office/word/2010/wordprocessingInk" xmlns:wne="http://schemas.microsoft.com/office/word/2006/wordml" xmlns:wps="http://schemas.microsoft.com/office/word/2010/wordprocessingShape" mc:Ignorable="w14 w15 w16se w16cid w16 w16cex w16sdtdh w16sdtfl w16du wp14">
+  <w:tbl>
+    <w:tblPr>
+      <w:tblW w:w="13590" w:type="dxa"/>
+      <w:tblInd w:w="180" w:type="dxa"/>
+      <w:tblLayout w:type="fixed"/>
+      <w:tblLook w:val="04A0" w:firstRow="1" w:lastRow="0" w:firstColumn="1" w:lastColumn="0" w:noHBand="0" w:noVBand="1"/>
+    </w:tblPr>
+    <w:tblGrid>
+      <w:gridCol w:w="5310"/>
+      <w:gridCol w:w="8280"/>
+    </w:tblGrid>
+    <w:tr>
+      <w:trPr>
+        <w:trHeight w:val="263"/>
+      </w:trPr>
+      <w:tc>
+        <w:tcPr>
+          <w:tcW w:w="5310" w:type="dxa"/>
+          <w:vMerge w:val="restart"/>
+        </w:tcPr>
+        <w:p>
+          <w:pPr>
+            <w:tabs>
+              <w:tab w:val="left" w:pos="2610"/>
+            </w:tabs>
+            <w:spacing w:after="0" w:line="240" w:lineRule="auto"/>
+            <w:rPr>
+              <w:rFonts w:ascii="Verdana" w:hAnsi="Verdana"/>
+              <w:b/>
+              <w:bCs/>
+              <w:sz w:val="20"/>
+              <w:szCs w:val="20"/>
+            </w:rPr>
+          </w:pPr>
+          <w:r>
+            <w:rPr>
+              <w:noProof/>
+              <w:color w:val="5B9BD5" w:themeColor="accent1"/>
+              <w:sz w:val="20"/>
+              <w:szCs w:val="20"/>
+              <w:lang w:val="en-IN" w:eastAsia="en-IN"/>
+            </w:rPr>
+            <w:drawing>
+              <wp:inline distT="0" distB="0" distL="0" distR="0" wp14:anchorId="737BE3D2" wp14:editId="72DFDC02">
+                <wp:extent cx="1276350" cy="387965"/>
+                <wp:effectExtent l="0" t="0" r="0" b="0"/>
+                <wp:docPr id="95644796" name="Picture 13"/>
+                <wp:cNvGraphicFramePr>
+                  <a:graphicFrameLocks xmlns:a="http://schemas.openxmlformats.org/drawingml/2006/main" noChangeAspect="1"/>
+                </wp:cNvGraphicFramePr>
+                <a:graphic xmlns:a="http://schemas.openxmlformats.org/drawingml/2006/main">
+                  <a:graphicData uri="http://schemas.openxmlformats.org/drawingml/2006/picture">
+                    <pic:pic xmlns:pic="http://schemas.openxmlformats.org/drawingml/2006/picture">
+                      <pic:nvPicPr>
+                        <pic:cNvPr id="5" name="Cals.png"/>
+                        <pic:cNvPicPr/>
+                      </pic:nvPicPr>
+                      <pic:blipFill>
+                        <a:blip r:embed="rId1">
+                          <a:extLst>
+                            <a:ext uri="{28A0092B-C50C-407E-A947-70E740481C1C}">
+                              <a14:useLocalDpi xmlns:a14="http://schemas.microsoft.com/office/drawing/2010/main" val="0"/>
+                            </a:ext>
+                          </a:extLst>
+                        </a:blip>
+                        <a:stretch>
+                          <a:fillRect/>
+                        </a:stretch>
+                      </pic:blipFill>
+                      <pic:spPr>
+                        <a:xfrm>
+                          <a:off x="0" y="0"/>
+                          <a:ext cx="1317410" cy="400446"/>
+                        </a:xfrm>
+                        <a:prstGeom prst="rect">
+                          <a:avLst/>
+                        </a:prstGeom>
+                      </pic:spPr>
+                    </pic:pic>
+                  </a:graphicData>
+                </a:graphic>
+              </wp:inline>
+            </w:drawing>
+          </w:r>
+          <w:r>
+            <w:rPr>
+              <w:rFonts w:ascii="Verdana" w:hAnsi="Verdana"/>
+              <w:b/>
+              <w:bCs/>
+              <w:sz w:val="20"/>
+              <w:szCs w:val="20"/>
+            </w:rPr>
+            <w:tab/>
+          </w:r>
+        </w:p>
+      </w:tc>
+      <w:tc>
+        <w:tcPr>
+          <w:tcW w:w="8280" w:type="dxa"/>
+        </w:tcPr>
+        <w:p>
+          <w:pPr>
+            <w:spacing w:after="0" w:line="240" w:lineRule="auto"/>
+            <w:jc w:val="right"/>
+            <w:rPr>
+              <w:rFonts w:ascii="Arial" w:hAnsi="Arial" w:cs="Arial"/>
+              <w:b/>
+              <w:bCs/>
+              <w:color w:val="000000" w:themeColor="text1"/>
+              <w:sz w:val="18"/>
+              <w:szCs w:val="18"/>
+            </w:rPr>
+          </w:pPr>
+          <w:r>
+            <w:rPr>
+              <w:rFonts w:ascii="Arial" w:hAnsi="Arial" w:cs="Arial"/>
+              <w:b/>
+              <w:bCs/>
+              <w:color w:val="000000" w:themeColor="text1"/>
+              <w:sz w:val="18"/>
+              <w:szCs w:val="18"/>
+            </w:rPr>
+            <w:t>ENGINE</w:t>
+          </w:r>
+          <w:r>
+            <w:rPr>
+              <w:rFonts w:ascii="Arial" w:hAnsi="Arial" w:cs="Arial"/>
+              <w:b/>
+              <w:bCs/>
+              <w:color w:val="000000" w:themeColor="text1"/>
+              <w:sz w:val="18"/>
+              <w:szCs w:val="18"/>
+            </w:rPr>
+            <w:t xml:space="preserve"> TECHNICAL SPECIFICATION</w:t>
+          </w:r>
+        </w:p>
+      </w:tc>
+    </w:tr>
+    <w:tr>
+      <w:trPr>
+        <w:trHeight w:val="427"/>
+      </w:trPr>
+      <w:tc>
+        <w:tcPr>
+          <w:tcW w:w="5310" w:type="dxa"/>
+          <w:vMerge/>
+          <w:vAlign w:val="center"/>
+        </w:tcPr>
+        <w:p>
+          <w:pPr>
+            <w:spacing w:after="0" w:line="240" w:lineRule="auto"/>
+            <w:rPr>
+              <w:rFonts w:ascii="Verdana" w:hAnsi="Verdana"/>
+              <w:b/>
+              <w:bCs/>
+              <w:sz w:val="20"/>
+              <w:szCs w:val="20"/>
+            </w:rPr>
+          </w:pPr>
+        </w:p>
+      </w:tc>
+      <w:tc>
+        <w:tcPr>
+          <w:tcW w:w="8280" w:type="dxa"/>
+          <w:vAlign w:val="center"/>
+        </w:tcPr>
+        <w:p>
+          <w:pPr>
+            <w:spacing w:after="0" w:line="240" w:lineRule="auto"/>
+            <w:jc w:val="right"/>
+            <w:rPr>
+              <w:rFonts w:ascii="Arial" w:hAnsi="Arial" w:cs="Arial"/>
+              <w:b/>
+              <w:bCs/>
+              <w:sz w:val="18"/>
+              <w:szCs w:val="18"/>
+            </w:rPr>
+          </w:pPr>
+          <w:r>
+            <w:rPr>
+              <w:rFonts w:ascii="Arial" w:hAnsi="Arial" w:cs="Arial"/>
+              <w:b/>
+              <w:bCs/>
+              <w:sz w:val="18"/>
+              <w:szCs w:val="18"/>
+            </w:rPr>
+            <w:t>E</w:t>
+          </w:r>
+          <w:r>
+            <w:rPr>
+              <w:rFonts w:ascii="Arial" w:hAnsi="Arial" w:cs="Arial"/>
+              <w:b/>
+              <w:bCs/>
+              <w:sz w:val="18"/>
+              <w:szCs w:val="18"/>
+            </w:rPr>
+            <w:t xml:space="preserve">SN </w:t>
+          </w:r>
+          <w:r>
+            <w:rPr>
+              <w:rFonts w:ascii="Arial" w:hAnsi="Arial" w:cs="Arial"/>
+              <w:b/>
+              <w:bCs/>
+              <w:sz w:val="18"/>
+              <w:szCs w:val="18"/>
+            </w:rPr>
+            <w:t>&lt;&lt;Engine1_Serial_Number&gt;&gt;</w:t>
+          </w:r>
+        </w:p>
+      </w:tc>
+    </w:tr>
+  </w:tbl>
+  <w:p>
+    <w:pPr>
+      <w:pStyle w:val="Header"/>
+      <w:tabs>
+        <w:tab w:val="clear" w:pos="4680"/>
+        <w:tab w:val="clear" w:pos="9360"/>
+        <w:tab w:val="left" w:pos="3826"/>
+      </w:tabs>
+    </w:pPr>
+  </w:p>
+</w:hdr>
+</file>
+
+<file path=word/header5.xml><?xml version="1.0" encoding="utf-8"?>
+<w:hdr xmlns:wpc="http://schemas.microsoft.com/office/word/2010/wordprocessingCanvas" xmlns:cx="http://schemas.microsoft.com/office/drawing/2014/chartex" xmlns:cx1="http://schemas.microsoft.com/office/drawing/2015/9/8/chartex" xmlns:cx2="http://schemas.microsoft.com/office/drawing/2015/10/21/chartex" xmlns:cx3="http://schemas.microsoft.com/office/drawing/2016/5/9/chartex" xmlns:cx4="http://schemas.microsoft.com/office/drawing/2016/5/10/chartex" xmlns:cx5="http://schemas.microsoft.com/office/drawing/2016/5/11/chartex" xmlns:cx6="http://schemas.microsoft.com/office/drawing/2016/5/12/chartex" xmlns:cx7="http://schemas.microsoft.com/office/drawing/2016/5/13/chartex" xmlns:cx8="http://schemas.microsoft.com/office/drawing/2016/5/14/chartex" xmlns:mc="http://schemas.openxmlformats.org/markup-compatibility/2006" xmlns:aink="http://schemas.microsoft.com/office/drawing/2016/ink" xmlns:am3d="http://schemas.microsoft.com/office/drawing/2017/model3d" xmlns:o="urn:schemas-microsoft-com:office:office" xmlns:oel="http://schemas.microsoft.com/office/2019/extlst" xmlns:r="http://schemas.openxmlformats.org/officeDocument/2006/relationships" xmlns:m="http://schemas.openxmlformats.org/officeDocument/2006/math" xmlns:v="urn:schemas-microsoft-com:vml" xmlns:wp14="http://schemas.microsoft.com/office/word/2010/wordprocessingDrawing" xmlns:wp="http://schemas.openxmlformats.org/drawingml/2006/wordprocessingDrawing" xmlns:w10="urn:schemas-microsoft-com:office:word" xmlns:w="http://schemas.openxmlformats.org/wordprocessingml/2006/main" xmlns:w14="http://schemas.microsoft.com/office/word/2010/wordml" xmlns:w15="http://schemas.microsoft.com/office/word/2012/wordml" xmlns:w16cex="http://schemas.microsoft.com/office/word/2018/wordml/cex" xmlns:w16cid="http://schemas.microsoft.com/office/word/2016/wordml/cid" xmlns:w16="http://schemas.microsoft.com/office/word/2018/wordml" xmlns:w16du="http://schemas.microsoft.com/office/word/2023/wordml/word16du" xmlns:w16sdtdh="http://schemas.microsoft.com/office/word/2020/wordml/sdtdatahash" xmlns:w16sdtfl="http://schemas.microsoft.com/office/word/2024/wordml/sdtformatlock" xmlns:w16se="http://schemas.microsoft.com/office/word/2015/wordml/symex" xmlns:wpg="http://schemas.microsoft.com/office/word/2010/wordprocessingGroup" xmlns:wpi="http://schemas.microsoft.com/office/word/2010/wordprocessingInk" xmlns:wne="http://schemas.microsoft.com/office/word/2006/wordml" xmlns:wps="http://schemas.microsoft.com/office/word/2010/wordprocessingShape" mc:Ignorable="w14 w15 w16se w16cid w16 w16cex w16sdtdh w16sdtfl w16du wp14">
+  <w:tbl>
+    <w:tblPr>
       <w:tblW w:w="10971" w:type="dxa"/>
       <w:tblInd w:w="-91" w:type="dxa"/>
       <w:tblLayout w:type="fixed"/>
@@ -21741,7 +23332,6 @@
         <w:tcPr>
           <w:tcW w:w="4206" w:type="dxa"/>
           <w:vMerge w:val="restart"/>
-          <w:shd w:val="clear" w:color="auto" w:fill="auto"/>
         </w:tcPr>
         <w:p>
           <w:pPr>
@@ -21759,7 +23349,6 @@
       <w:tc>
         <w:tcPr>
           <w:tcW w:w="9402" w:type="dxa"/>
-          <w:shd w:val="clear" w:color="auto" w:fill="auto"/>
         </w:tcPr>
         <w:p>
           <w:pPr>
@@ -21834,7 +23423,29 @@
               <w:sz w:val="18"/>
               <w:szCs w:val="18"/>
             </w:rPr>
-            <w:t>MSN &lt;&lt;Aircraft_MSN_Number&gt;&gt;</w:t>
+            <w:t>MSN &lt;&lt;</w:t>
+          </w:r>
+          <w:proofErr w:type="spellStart"/>
+          <w:r>
+            <w:rPr>
+              <w:rFonts w:ascii="Arial" w:hAnsi="Arial" w:cs="Arial"/>
+              <w:b/>
+              <w:bCs/>
+              <w:sz w:val="18"/>
+              <w:szCs w:val="18"/>
+            </w:rPr>
+            <w:t>Aircraft_MSN_Number</w:t>
+          </w:r>
+          <w:proofErr w:type="spellEnd"/>
+          <w:r>
+            <w:rPr>
+              <w:rFonts w:ascii="Arial" w:hAnsi="Arial" w:cs="Arial"/>
+              <w:b/>
+              <w:bCs/>
+              <w:sz w:val="18"/>
+              <w:szCs w:val="18"/>
+            </w:rPr>
+            <w:t>&gt;&gt;</w:t>
           </w:r>
         </w:p>
       </w:tc>
@@ -21848,7 +23459,7 @@
 </w:hdr>
 </file>
 
-<file path=word/header4.xml><?xml version="1.0" encoding="utf-8"?>
+<file path=word/header6.xml><?xml version="1.0" encoding="utf-8"?>
 <w:hdr xmlns:wpc="http://schemas.microsoft.com/office/word/2010/wordprocessingCanvas" xmlns:cx="http://schemas.microsoft.com/office/drawing/2014/chartex" xmlns:cx1="http://schemas.microsoft.com/office/drawing/2015/9/8/chartex" xmlns:cx2="http://schemas.microsoft.com/office/drawing/2015/10/21/chartex" xmlns:cx3="http://schemas.microsoft.com/office/drawing/2016/5/9/chartex" xmlns:cx4="http://schemas.microsoft.com/office/drawing/2016/5/10/chartex" xmlns:cx5="http://schemas.microsoft.com/office/drawing/2016/5/11/chartex" xmlns:cx6="http://schemas.microsoft.com/office/drawing/2016/5/12/chartex" xmlns:cx7="http://schemas.microsoft.com/office/drawing/2016/5/13/chartex" xmlns:cx8="http://schemas.microsoft.com/office/drawing/2016/5/14/chartex" xmlns:mc="http://schemas.openxmlformats.org/markup-compatibility/2006" xmlns:aink="http://schemas.microsoft.com/office/drawing/2016/ink" xmlns:am3d="http://schemas.microsoft.com/office/drawing/2017/model3d" xmlns:o="urn:schemas-microsoft-com:office:office" xmlns:oel="http://schemas.microsoft.com/office/2019/extlst" xmlns:r="http://schemas.openxmlformats.org/officeDocument/2006/relationships" xmlns:m="http://schemas.openxmlformats.org/officeDocument/2006/math" xmlns:v="urn:schemas-microsoft-com:vml" xmlns:wp14="http://schemas.microsoft.com/office/word/2010/wordprocessingDrawing" xmlns:wp="http://schemas.openxmlformats.org/drawingml/2006/wordprocessingDrawing" xmlns:w10="urn:schemas-microsoft-com:office:word" xmlns:w="http://schemas.openxmlformats.org/wordprocessingml/2006/main" xmlns:w14="http://schemas.microsoft.com/office/word/2010/wordml" xmlns:w15="http://schemas.microsoft.com/office/word/2012/wordml" xmlns:w16cex="http://schemas.microsoft.com/office/word/2018/wordml/cex" xmlns:w16cid="http://schemas.microsoft.com/office/word/2016/wordml/cid" xmlns:w16="http://schemas.microsoft.com/office/word/2018/wordml" xmlns:w16du="http://schemas.microsoft.com/office/word/2023/wordml/word16du" xmlns:w16sdtdh="http://schemas.microsoft.com/office/word/2020/wordml/sdtdatahash" xmlns:w16sdtfl="http://schemas.microsoft.com/office/word/2024/wordml/sdtformatlock" xmlns:w16se="http://schemas.microsoft.com/office/word/2015/wordml/symex" xmlns:wpg="http://schemas.microsoft.com/office/word/2010/wordprocessingGroup" xmlns:wpi="http://schemas.microsoft.com/office/word/2010/wordprocessingInk" xmlns:wne="http://schemas.microsoft.com/office/word/2006/wordml" xmlns:wps="http://schemas.microsoft.com/office/word/2010/wordprocessingShape" mc:Ignorable="w14 w15 w16se w16cid w16 w16cex w16sdtdh w16sdtfl w16du wp14">
   <w:tbl>
     <w:tblPr>
@@ -21869,7 +23480,6 @@
         <w:tcPr>
           <w:tcW w:w="5580" w:type="dxa"/>
           <w:vMerge w:val="restart"/>
-          <w:shd w:val="clear" w:color="auto" w:fill="auto"/>
         </w:tcPr>
         <w:p>
           <w:pPr>
@@ -21887,7 +23497,6 @@
       <w:tc>
         <w:tcPr>
           <w:tcW w:w="5400" w:type="dxa"/>
-          <w:shd w:val="clear" w:color="auto" w:fill="auto"/>
           <w:vAlign w:val="center"/>
         </w:tcPr>
         <w:p>
@@ -21965,7 +23574,29 @@
               <w:sz w:val="18"/>
               <w:szCs w:val="18"/>
             </w:rPr>
-            <w:t>MSN &lt;&lt;Aircraft_MSN_Number&gt;&gt;</w:t>
+            <w:t>MSN &lt;&lt;</w:t>
+          </w:r>
+          <w:proofErr w:type="spellStart"/>
+          <w:r>
+            <w:rPr>
+              <w:rFonts w:ascii="Arial" w:hAnsi="Arial" w:cs="Arial"/>
+              <w:b/>
+              <w:bCs/>
+              <w:sz w:val="18"/>
+              <w:szCs w:val="18"/>
+            </w:rPr>
+            <w:t>Aircraft_MSN_Number</w:t>
+          </w:r>
+          <w:proofErr w:type="spellEnd"/>
+          <w:r>
+            <w:rPr>
+              <w:rFonts w:ascii="Arial" w:hAnsi="Arial" w:cs="Arial"/>
+              <w:b/>
+              <w:bCs/>
+              <w:sz w:val="18"/>
+              <w:szCs w:val="18"/>
+            </w:rPr>
+            <w:t>&gt;&gt;</w:t>
           </w:r>
         </w:p>
       </w:tc>
@@ -21979,7 +23610,7 @@
 </w:hdr>
 </file>
 
-<file path=word/header5.xml><?xml version="1.0" encoding="utf-8"?>
+<file path=word/header7.xml><?xml version="1.0" encoding="utf-8"?>
 <w:hdr xmlns:wpc="http://schemas.microsoft.com/office/word/2010/wordprocessingCanvas" xmlns:cx="http://schemas.microsoft.com/office/drawing/2014/chartex" xmlns:cx1="http://schemas.microsoft.com/office/drawing/2015/9/8/chartex" xmlns:cx2="http://schemas.microsoft.com/office/drawing/2015/10/21/chartex" xmlns:cx3="http://schemas.microsoft.com/office/drawing/2016/5/9/chartex" xmlns:cx4="http://schemas.microsoft.com/office/drawing/2016/5/10/chartex" xmlns:cx5="http://schemas.microsoft.com/office/drawing/2016/5/11/chartex" xmlns:cx6="http://schemas.microsoft.com/office/drawing/2016/5/12/chartex" xmlns:cx7="http://schemas.microsoft.com/office/drawing/2016/5/13/chartex" xmlns:cx8="http://schemas.microsoft.com/office/drawing/2016/5/14/chartex" xmlns:mc="http://schemas.openxmlformats.org/markup-compatibility/2006" xmlns:aink="http://schemas.microsoft.com/office/drawing/2016/ink" xmlns:am3d="http://schemas.microsoft.com/office/drawing/2017/model3d" xmlns:o="urn:schemas-microsoft-com:office:office" xmlns:oel="http://schemas.microsoft.com/office/2019/extlst" xmlns:r="http://schemas.openxmlformats.org/officeDocument/2006/relationships" xmlns:m="http://schemas.openxmlformats.org/officeDocument/2006/math" xmlns:v="urn:schemas-microsoft-com:vml" xmlns:wp14="http://schemas.microsoft.com/office/word/2010/wordprocessingDrawing" xmlns:wp="http://schemas.openxmlformats.org/drawingml/2006/wordprocessingDrawing" xmlns:w10="urn:schemas-microsoft-com:office:word" xmlns:w="http://schemas.openxmlformats.org/wordprocessingml/2006/main" xmlns:w14="http://schemas.microsoft.com/office/word/2010/wordml" xmlns:w15="http://schemas.microsoft.com/office/word/2012/wordml" xmlns:w16cex="http://schemas.microsoft.com/office/word/2018/wordml/cex" xmlns:w16cid="http://schemas.microsoft.com/office/word/2016/wordml/cid" xmlns:w16="http://schemas.microsoft.com/office/word/2018/wordml" xmlns:w16du="http://schemas.microsoft.com/office/word/2023/wordml/word16du" xmlns:w16sdtdh="http://schemas.microsoft.com/office/word/2020/wordml/sdtdatahash" xmlns:w16sdtfl="http://schemas.microsoft.com/office/word/2024/wordml/sdtformatlock" xmlns:w16se="http://schemas.microsoft.com/office/word/2015/wordml/symex" xmlns:wpg="http://schemas.microsoft.com/office/word/2010/wordprocessingGroup" xmlns:wpi="http://schemas.microsoft.com/office/word/2010/wordprocessingInk" xmlns:wne="http://schemas.microsoft.com/office/word/2006/wordml" xmlns:wps="http://schemas.microsoft.com/office/word/2010/wordprocessingShape" mc:Ignorable="w14 w15 w16se w16cid w16 w16cex w16sdtdh w16sdtfl w16du wp14">
   <w:tbl>
     <w:tblPr>
@@ -22000,7 +23631,6 @@
         <w:tcPr>
           <w:tcW w:w="5490" w:type="dxa"/>
           <w:vMerge w:val="restart"/>
-          <w:shd w:val="clear" w:color="auto" w:fill="auto"/>
         </w:tcPr>
         <w:p>
           <w:pPr>
@@ -22018,7 +23648,6 @@
       <w:tc>
         <w:tcPr>
           <w:tcW w:w="9090" w:type="dxa"/>
-          <w:shd w:val="clear" w:color="auto" w:fill="auto"/>
         </w:tcPr>
         <w:p>
           <w:pPr>
@@ -22093,7 +23722,29 @@
               <w:sz w:val="18"/>
               <w:szCs w:val="18"/>
             </w:rPr>
-            <w:t>MSN &lt;&lt;Aircraft_MSN_Number&gt;&gt;</w:t>
+            <w:t>MSN &lt;&lt;</w:t>
+          </w:r>
+          <w:proofErr w:type="spellStart"/>
+          <w:r>
+            <w:rPr>
+              <w:rFonts w:ascii="Arial" w:hAnsi="Arial" w:cs="Arial"/>
+              <w:b/>
+              <w:bCs/>
+              <w:sz w:val="18"/>
+              <w:szCs w:val="18"/>
+            </w:rPr>
+            <w:t>Aircraft_MSN_Number</w:t>
+          </w:r>
+          <w:proofErr w:type="spellEnd"/>
+          <w:r>
+            <w:rPr>
+              <w:rFonts w:ascii="Arial" w:hAnsi="Arial" w:cs="Arial"/>
+              <w:b/>
+              <w:bCs/>
+              <w:sz w:val="18"/>
+              <w:szCs w:val="18"/>
+            </w:rPr>
+            <w:t>&gt;&gt;</w:t>
           </w:r>
         </w:p>
       </w:tc>
@@ -23021,19 +24672,21 @@
     <w:rsid w:val="00001CBD"/>
     <w:rsid w:val="00004DF8"/>
     <w:rsid w:val="000174A6"/>
+    <w:rsid w:val="0002397A"/>
     <w:rsid w:val="00034739"/>
     <w:rsid w:val="000424D6"/>
     <w:rsid w:val="0004560E"/>
     <w:rsid w:val="00062734"/>
+    <w:rsid w:val="000716B1"/>
     <w:rsid w:val="000909F7"/>
     <w:rsid w:val="000A0E47"/>
     <w:rsid w:val="000D5C57"/>
     <w:rsid w:val="001142E8"/>
     <w:rsid w:val="00127F02"/>
+    <w:rsid w:val="00131E3D"/>
     <w:rsid w:val="00133DE2"/>
     <w:rsid w:val="00143E7E"/>
     <w:rsid w:val="00182C7D"/>
-    <w:rsid w:val="0019464C"/>
     <w:rsid w:val="001A02FA"/>
     <w:rsid w:val="001B6F64"/>
     <w:rsid w:val="001C6F28"/>
@@ -23052,6 +24705,7 @@
     <w:rsid w:val="00296118"/>
     <w:rsid w:val="002D139D"/>
     <w:rsid w:val="002E2910"/>
+    <w:rsid w:val="002F0250"/>
     <w:rsid w:val="00304E41"/>
     <w:rsid w:val="00306144"/>
     <w:rsid w:val="003126E3"/>
@@ -23073,22 +24727,25 @@
     <w:rsid w:val="004E6C43"/>
     <w:rsid w:val="005027D8"/>
     <w:rsid w:val="00514346"/>
+    <w:rsid w:val="00525A42"/>
+    <w:rsid w:val="00545A10"/>
     <w:rsid w:val="005601DF"/>
     <w:rsid w:val="005750A8"/>
     <w:rsid w:val="00582A9B"/>
     <w:rsid w:val="005C4ED6"/>
     <w:rsid w:val="005D4786"/>
-    <w:rsid w:val="005F0A44"/>
     <w:rsid w:val="00600449"/>
     <w:rsid w:val="00600BE7"/>
     <w:rsid w:val="00604CFA"/>
     <w:rsid w:val="0062198B"/>
     <w:rsid w:val="00621E22"/>
+    <w:rsid w:val="00623FF5"/>
     <w:rsid w:val="00643BD6"/>
     <w:rsid w:val="00652225"/>
     <w:rsid w:val="00663977"/>
     <w:rsid w:val="00666710"/>
     <w:rsid w:val="00676A2C"/>
+    <w:rsid w:val="006818C5"/>
     <w:rsid w:val="00683377"/>
     <w:rsid w:val="006A6C15"/>
     <w:rsid w:val="006C6F2D"/>
@@ -23098,7 +24755,6 @@
     <w:rsid w:val="006E6F17"/>
     <w:rsid w:val="006F634C"/>
     <w:rsid w:val="00702FC2"/>
-    <w:rsid w:val="00712491"/>
     <w:rsid w:val="007156F6"/>
     <w:rsid w:val="00717A95"/>
     <w:rsid w:val="0072795E"/>
@@ -23116,6 +24772,7 @@
     <w:rsid w:val="00837349"/>
     <w:rsid w:val="00851AF9"/>
     <w:rsid w:val="00854256"/>
+    <w:rsid w:val="00854749"/>
     <w:rsid w:val="0085518E"/>
     <w:rsid w:val="00862C56"/>
     <w:rsid w:val="008677CD"/>
@@ -23123,8 +24780,7 @@
     <w:rsid w:val="00882856"/>
     <w:rsid w:val="0088535A"/>
     <w:rsid w:val="0088588B"/>
-    <w:rsid w:val="008A2CAF"/>
-    <w:rsid w:val="008C1079"/>
+    <w:rsid w:val="008C2541"/>
     <w:rsid w:val="008D46D7"/>
     <w:rsid w:val="008D72FF"/>
     <w:rsid w:val="008D7EDF"/>
@@ -23136,7 +24792,6 @@
     <w:rsid w:val="00957DBC"/>
     <w:rsid w:val="00977467"/>
     <w:rsid w:val="009958BA"/>
-    <w:rsid w:val="009C03D7"/>
     <w:rsid w:val="009C2746"/>
     <w:rsid w:val="009C5EB7"/>
     <w:rsid w:val="009F2691"/>
@@ -23147,15 +24802,17 @@
     <w:rsid w:val="00A356B8"/>
     <w:rsid w:val="00A45C77"/>
     <w:rsid w:val="00A60F80"/>
+    <w:rsid w:val="00A61FEE"/>
     <w:rsid w:val="00A631C2"/>
     <w:rsid w:val="00AA1F45"/>
     <w:rsid w:val="00AA49CB"/>
     <w:rsid w:val="00AB281D"/>
     <w:rsid w:val="00AB3D66"/>
-    <w:rsid w:val="00AC01E4"/>
     <w:rsid w:val="00AC1971"/>
     <w:rsid w:val="00AD2AA2"/>
+    <w:rsid w:val="00AE0B4C"/>
     <w:rsid w:val="00AF3C0F"/>
+    <w:rsid w:val="00B10500"/>
     <w:rsid w:val="00B1440F"/>
     <w:rsid w:val="00B27462"/>
     <w:rsid w:val="00B3671E"/>
@@ -23172,13 +24829,14 @@
     <w:rsid w:val="00C33A38"/>
     <w:rsid w:val="00C6039F"/>
     <w:rsid w:val="00C64BFC"/>
+    <w:rsid w:val="00CA166E"/>
     <w:rsid w:val="00CB523E"/>
     <w:rsid w:val="00CE0496"/>
     <w:rsid w:val="00D140C6"/>
+    <w:rsid w:val="00D146CC"/>
     <w:rsid w:val="00D2261D"/>
     <w:rsid w:val="00D22F54"/>
     <w:rsid w:val="00D26AD2"/>
-    <w:rsid w:val="00D32A8B"/>
     <w:rsid w:val="00D4731D"/>
     <w:rsid w:val="00D5274F"/>
     <w:rsid w:val="00D70B18"/>
@@ -23186,12 +24844,14 @@
     <w:rsid w:val="00D75D28"/>
     <w:rsid w:val="00D90081"/>
     <w:rsid w:val="00DB3FA4"/>
+    <w:rsid w:val="00DD6255"/>
     <w:rsid w:val="00E00998"/>
     <w:rsid w:val="00E03E0B"/>
     <w:rsid w:val="00E168CC"/>
     <w:rsid w:val="00E44E57"/>
     <w:rsid w:val="00E51495"/>
     <w:rsid w:val="00E526CE"/>
+    <w:rsid w:val="00E622EC"/>
     <w:rsid w:val="00E666D4"/>
     <w:rsid w:val="00E67117"/>
     <w:rsid w:val="00E90D9C"/>
@@ -23201,6 +24861,7 @@
     <w:rsid w:val="00ED7C95"/>
     <w:rsid w:val="00EE1562"/>
     <w:rsid w:val="00EE3B34"/>
+    <w:rsid w:val="00EF7898"/>
     <w:rsid w:val="00F5011C"/>
     <w:rsid w:val="00F51690"/>
     <w:rsid w:val="00F55AEA"/>
@@ -23936,6 +25597,19 @@
 </file>
 
 <file path=customXml/item1.xml><?xml version="1.0" encoding="utf-8"?>
+<b:Sources xmlns:b="http://schemas.openxmlformats.org/officeDocument/2006/bibliography" xmlns="http://schemas.openxmlformats.org/officeDocument/2006/bibliography" SelectedStyle="\APASixthEditionOfficeOnline.xsl" StyleName="APA" Version="6"/>
+</file>
+
+<file path=customXml/item2.xml><?xml version="1.0" encoding="utf-8"?>
+<?mso-contentType ?>
+<FormTemplates xmlns="http://schemas.microsoft.com/sharepoint/v3/contenttype/forms">
+  <Display>DocumentLibraryForm</Display>
+  <Edit>DocumentLibraryForm</Edit>
+  <New>DocumentLibraryForm</New>
+</FormTemplates>
+</file>
+
+<file path=customXml/item3.xml><?xml version="1.0" encoding="utf-8"?>
 <p:properties xmlns:p="http://schemas.microsoft.com/office/2006/metadata/properties" xmlns:xsi="http://www.w3.org/2001/XMLSchema-instance" xmlns:pc="http://schemas.microsoft.com/office/infopath/2007/PartnerControls">
   <documentManagement>
     <Asset_x0020_Owner xmlns="8d6b6a05-22c3-46fa-9395-d602b56d93dc" xsi:nil="true"/>
@@ -23946,7 +25620,7 @@
 </p:properties>
 </file>
 
-<file path=customXml/item2.xml><?xml version="1.0" encoding="utf-8"?>
+<file path=customXml/item4.xml><?xml version="1.0" encoding="utf-8"?>
 <ct:contentTypeSchema xmlns:ct="http://schemas.microsoft.com/office/2006/metadata/contentType" xmlns:ma="http://schemas.microsoft.com/office/2006/metadata/properties/metaAttributes" ct:_="" ma:_="" ma:contentTypeName="Document" ma:contentTypeID="0x0101004F33ED7F087405459D680B67856DC013" ma:contentTypeVersion="20" ma:contentTypeDescription="Create a new document." ma:contentTypeScope="" ma:versionID="cfd7e7a3be2b56ab3d1ee4dc76ce673d">
   <xsd:schema xmlns:xsd="http://www.w3.org/2001/XMLSchema" xmlns:xs="http://www.w3.org/2001/XMLSchema" xmlns:p="http://schemas.microsoft.com/office/2006/metadata/properties" xmlns:ns2="0f19ae2d-773e-4580-a8ce-e51fc1f03341" xmlns:ns3="8d6b6a05-22c3-46fa-9395-d602b56d93dc" xmlns:ns4="http://schemas.microsoft.com/sharepoint/v4" targetNamespace="http://schemas.microsoft.com/office/2006/metadata/properties" ma:root="true" ma:fieldsID="c9438c10322363b63103576061ddb2af" ns2:_="" ns3:_="" ns4:_="">
     <xsd:import namespace="0f19ae2d-773e-4580-a8ce-e51fc1f03341"/>
@@ -24198,20 +25872,23 @@
 </ct:contentTypeSchema>
 </file>
 
-<file path=customXml/item3.xml><?xml version="1.0" encoding="utf-8"?>
-<b:Sources xmlns:b="http://schemas.openxmlformats.org/officeDocument/2006/bibliography" xmlns="http://schemas.openxmlformats.org/officeDocument/2006/bibliography" SelectedStyle="\APASixthEditionOfficeOnline.xsl" StyleName="APA" Version="6"/>
+<file path=customXml/itemProps1.xml><?xml version="1.0" encoding="utf-8"?>
+<ds:datastoreItem xmlns:ds="http://schemas.openxmlformats.org/officeDocument/2006/customXml" ds:itemID="{9F230F9F-B142-4653-8F78-3A415D5C6699}">
+  <ds:schemaRefs>
+    <ds:schemaRef ds:uri="http://schemas.openxmlformats.org/officeDocument/2006/bibliography"/>
+  </ds:schemaRefs>
+</ds:datastoreItem>
 </file>
 
-<file path=customXml/item4.xml><?xml version="1.0" encoding="utf-8"?>
-<?mso-contentType ?>
-<FormTemplates xmlns="http://schemas.microsoft.com/sharepoint/v3/contenttype/forms">
-  <Display>DocumentLibraryForm</Display>
-  <Edit>DocumentLibraryForm</Edit>
-  <New>DocumentLibraryForm</New>
-</FormTemplates>
+<file path=customXml/itemProps2.xml><?xml version="1.0" encoding="utf-8"?>
+<ds:datastoreItem xmlns:ds="http://schemas.openxmlformats.org/officeDocument/2006/customXml" ds:itemID="{2981FDDF-8EBB-4C36-ABA1-711B38F512E7}">
+  <ds:schemaRefs>
+    <ds:schemaRef ds:uri="http://schemas.microsoft.com/sharepoint/v3/contenttype/forms"/>
+  </ds:schemaRefs>
+</ds:datastoreItem>
 </file>
 
-<file path=customXml/itemProps1.xml><?xml version="1.0" encoding="utf-8"?>
+<file path=customXml/itemProps3.xml><?xml version="1.0" encoding="utf-8"?>
 <ds:datastoreItem xmlns:ds="http://schemas.openxmlformats.org/officeDocument/2006/customXml" ds:itemID="{090DB3E2-2551-4187-8E81-4E0BE56E7732}">
   <ds:schemaRefs>
     <ds:schemaRef ds:uri="http://schemas.microsoft.com/office/2006/metadata/properties"/>
@@ -24222,7 +25899,7 @@
 </ds:datastoreItem>
 </file>
 
-<file path=customXml/itemProps2.xml><?xml version="1.0" encoding="utf-8"?>
+<file path=customXml/itemProps4.xml><?xml version="1.0" encoding="utf-8"?>
 <ds:datastoreItem xmlns:ds="http://schemas.openxmlformats.org/officeDocument/2006/customXml" ds:itemID="{652DAED6-663B-4B08-A8DB-788DE0173843}">
   <ds:schemaRefs>
     <ds:schemaRef ds:uri="http://schemas.microsoft.com/office/2006/metadata/contentType"/>
@@ -24240,20 +25917,4 @@
     <ds:schemaRef ds:uri="http://schemas.microsoft.com/internal/obd"/>
   </ds:schemaRefs>
 </ds:datastoreItem>
-</file>
-
-<file path=customXml/itemProps3.xml><?xml version="1.0" encoding="utf-8"?>
-<ds:datastoreItem xmlns:ds="http://schemas.openxmlformats.org/officeDocument/2006/customXml" ds:itemID="{9F230F9F-B142-4653-8F78-3A415D5C6699}">
-  <ds:schemaRefs>
-    <ds:schemaRef ds:uri="http://schemas.openxmlformats.org/officeDocument/2006/bibliography"/>
-  </ds:schemaRefs>
-</ds:datastoreItem>
-</file>
-
-<file path=customXml/itemProps4.xml><?xml version="1.0" encoding="utf-8"?>
-<ds:datastoreItem xmlns:ds="http://schemas.openxmlformats.org/officeDocument/2006/customXml" ds:itemID="{2981FDDF-8EBB-4C36-ABA1-711B38F512E7}">
-  <ds:schemaRefs>
-    <ds:schemaRef ds:uri="http://schemas.microsoft.com/sharepoint/v3/contenttype/forms"/>
-  </ds:schemaRefs>
-</ds:datastoreItem>
 </file>